--- a/PP-salygos/templates/SSD_LTEN_BPS.docx
+++ b/PP-salygos/templates/SSD_LTEN_BPS.docx
@@ -52,7 +52,7 @@
                 <w:u w:val="none"/>
                 <w:lang w:val="lt-LT"/>
               </w:rPr>
-              <w:t>/ĮMONĖS PAVADINIMAS/</w:t>
+              <w:t>ĮMONĖS PAVADINIMAS</w:t>
             </w:r>
           </w:p>
         </w:tc>
@@ -3183,7 +3183,6 @@
               </w:rPr>
               <w:t xml:space="preserve">stage of the Procurement procedure during which the </w:t>
             </w:r>
-            <w:proofErr w:type="gramStart"/>
             <w:r>
               <w:rPr>
                 <w:rFonts w:ascii="Arial" w:hAnsi="Arial" w:cs="Arial"/>
@@ -3200,9 +3199,8 @@
                 <w:szCs w:val="20"/>
                 <w:lang w:val="en-GB"/>
               </w:rPr>
-              <w:t xml:space="preserve"> with</w:t>
-            </w:r>
-            <w:proofErr w:type="gramEnd"/>
+              <w:t>with</w:t>
+            </w:r>
             <w:r>
               <w:rPr>
                 <w:rFonts w:ascii="Arial" w:hAnsi="Arial" w:cs="Arial"/>
@@ -3720,7 +3718,7 @@
                 <w:sz w:val="20"/>
                 <w:szCs w:val="20"/>
               </w:rPr>
-              <w:t>/ĮMONĖS PAVADINIMAS/</w:t>
+              <w:t>ĮMONĖS PAVADINIMAS</w:t>
             </w:r>
             <w:r>
               <w:rPr>
@@ -3795,7 +3793,7 @@
                 <w:szCs w:val="20"/>
                 <w:lang w:val="en-GB"/>
               </w:rPr>
-              <w:t>/ĮMONĖS PAVADINIMAS/</w:t>
+              <w:t>ĮMONĖS PAVADINIMAS</w:t>
             </w:r>
             <w:r>
               <w:rPr>
@@ -3926,7 +3924,16 @@
                 <w:sz w:val="20"/>
                 <w:szCs w:val="20"/>
               </w:rPr>
-              <w:t>2) kartu su susijusiais asmenimis valdo daugiau kaip 50 procentų akcijų, pajų, dalių, įnašų ar (ir) balsų juridinio asmens dalyvių susirinkime ir kurio valdoma dalis yra ne mažesnė kaip 10 procentų akcijų, pajų, dalių, įnašų ar (ir) balsų juridinio asmens dalyvių susirinkime. Susijusiu asmeniu laikomi:</w:t>
+              <w:t xml:space="preserve">2) kartu su susijusiais asmenimis valdo daugiau kaip 50 procentų akcijų, pajų, dalių, įnašų ar (ir) balsų juridinio asmens dalyvių susirinkime ir kurio valdoma dalis yra ne mažesnė kaip 10 procentų akcijų, pajų, dalių, įnašų ar (ir) balsų juridinio asmens </w:t>
+            </w:r>
+            <w:r>
+              <w:rPr>
+                <w:rFonts w:ascii="Arial" w:hAnsi="Arial" w:cs="Arial"/>
+                <w:sz w:val="20"/>
+                <w:szCs w:val="20"/>
+              </w:rPr>
+              <w:lastRenderedPageBreak/>
+              <w:t>dalyvių susirinkime. Susijusiu asmeniu laikomi:</w:t>
             </w:r>
           </w:p>
           <w:p>
@@ -3948,10 +3955,9 @@
                 <w:sz w:val="20"/>
                 <w:szCs w:val="20"/>
               </w:rPr>
-              <w:lastRenderedPageBreak/>
               <w:t>a) juridinių asmenų atveju – asmenys, kurių metinė finansinė atskaitomybė turi būti konsoliduota pagal Lietuvos Respublikos įmonių grupių konsoliduotosios finansinės atskaitomybės įstatymą, arba asmenys, kurių metinė finansinė atskaitomybė turi būti konsoliduota pagal kitų valstybių teisės aktus, įgyvendinančius Direktyvoje </w:t>
             </w:r>
-            <w:hyperlink r:id="rId8" w:tgtFrame="_blank" w:history="1">
+            <w:hyperlink r:id="rId7" w:tgtFrame="_blank" w:history="1">
               <w:r>
                 <w:rPr>
                   <w:rFonts w:ascii="Arial" w:hAnsi="Arial" w:cs="Arial"/>
@@ -4133,27 +4139,7 @@
                 <w:szCs w:val="20"/>
                 <w:lang w:val="en-GB"/>
               </w:rPr>
-              <w:t xml:space="preserve">. A related person </w:t>
-            </w:r>
-            <w:proofErr w:type="gramStart"/>
-            <w:r>
-              <w:rPr>
-                <w:rFonts w:ascii="Arial" w:hAnsi="Arial" w:cs="Arial"/>
-                <w:sz w:val="20"/>
-                <w:szCs w:val="20"/>
-                <w:lang w:val="en-GB"/>
-              </w:rPr>
-              <w:t>is considered to be</w:t>
-            </w:r>
-            <w:proofErr w:type="gramEnd"/>
-            <w:r>
-              <w:rPr>
-                <w:rFonts w:ascii="Arial" w:hAnsi="Arial" w:cs="Arial"/>
-                <w:sz w:val="20"/>
-                <w:szCs w:val="20"/>
-                <w:lang w:val="en-GB"/>
-              </w:rPr>
-              <w:t>:</w:t>
+              <w:t>. A related person is considered to be:</w:t>
             </w:r>
           </w:p>
           <w:p>
@@ -4173,7 +4159,7 @@
                 <w:szCs w:val="20"/>
                 <w:lang w:val="en-GB"/>
               </w:rPr>
-              <w:t xml:space="preserve">a) in the case of legal entities - persons whose annual financial statements must be consolidated in accordance with the Law on Consolidated Financial Statements of Enterprise Groups of the Republic of </w:t>
+              <w:t xml:space="preserve">a) in the case of legal entities - persons whose annual financial statements must be consolidated in </w:t>
             </w:r>
             <w:r>
               <w:rPr>
@@ -4183,7 +4169,7 @@
                 <w:lang w:val="en-GB"/>
               </w:rPr>
               <w:lastRenderedPageBreak/>
-              <w:t>Lithuania, or persons whose annual financial statements must be consolidated in accordance with the legislation of other states implementing the requirements set out in Directive 2013/34/EU ;</w:t>
+              <w:t>accordance with the Law on Consolidated Financial Statements of Enterprise Groups of the Republic of Lithuania, or persons whose annual financial statements must be consolidated in accordance with the legislation of other states implementing the requirements set out in Directive 2013/34/EU ;</w:t>
             </w:r>
           </w:p>
           <w:p>
@@ -4423,7 +4409,6 @@
                 <w:szCs w:val="20"/>
               </w:rPr>
             </w:pPr>
-            <w:proofErr w:type="spellStart"/>
             <w:r>
               <w:rPr>
                 <w:rFonts w:ascii="Arial" w:hAnsi="Arial" w:cs="Arial"/>
@@ -4434,7 +4419,6 @@
               </w:rPr>
               <w:t>Kvazisubtiekėjas</w:t>
             </w:r>
-            <w:proofErr w:type="spellEnd"/>
             <w:r>
               <w:rPr>
                 <w:rFonts w:ascii="Arial" w:hAnsi="Arial" w:cs="Arial"/>
@@ -4538,27 +4522,7 @@
                 <w:szCs w:val="20"/>
                 <w:lang w:val="en-GB"/>
               </w:rPr>
-              <w:t xml:space="preserve"> </w:t>
-            </w:r>
-            <w:proofErr w:type="gramStart"/>
-            <w:r>
-              <w:rPr>
-                <w:rFonts w:ascii="Arial" w:hAnsi="Arial" w:cs="Arial"/>
-                <w:sz w:val="20"/>
-                <w:szCs w:val="20"/>
-                <w:lang w:val="en-GB"/>
-              </w:rPr>
-              <w:t>at the moment</w:t>
-            </w:r>
-            <w:proofErr w:type="gramEnd"/>
-            <w:r>
-              <w:rPr>
-                <w:rFonts w:ascii="Arial" w:hAnsi="Arial" w:cs="Arial"/>
-                <w:sz w:val="20"/>
-                <w:szCs w:val="20"/>
-                <w:lang w:val="en-GB"/>
-              </w:rPr>
-              <w:t xml:space="preserve"> of submission of Initial Tenders</w:t>
+              <w:t xml:space="preserve"> at the moment of submission of Initial Tenders</w:t>
             </w:r>
             <w:r>
               <w:rPr>
@@ -5267,7 +5231,17 @@
                 <w:sz w:val="20"/>
                 <w:szCs w:val="20"/>
               </w:rPr>
-              <w:t xml:space="preserve">dokumentų ir duomenų visuma, kuria siūloma tiekti prekes, teikti paslaugas ar atlikti darbus. </w:t>
+              <w:t xml:space="preserve">dokumentų ir duomenų visuma, kuria siūloma tiekti prekes, teikti paslaugas </w:t>
+            </w:r>
+            <w:r>
+              <w:rPr>
+                <w:rFonts w:ascii="Arial" w:hAnsi="Arial" w:cs="Arial"/>
+                <w:color w:val="000000"/>
+                <w:sz w:val="20"/>
+                <w:szCs w:val="20"/>
+              </w:rPr>
+              <w:lastRenderedPageBreak/>
+              <w:t xml:space="preserve">ar atlikti darbus. </w:t>
             </w:r>
             <w:bookmarkEnd w:id="11"/>
             <w:r>
@@ -5301,6 +5275,7 @@
                 <w:szCs w:val="20"/>
                 <w:lang w:val="en-GB"/>
               </w:rPr>
+              <w:lastRenderedPageBreak/>
               <w:t>Tender</w:t>
             </w:r>
           </w:p>
@@ -5346,7 +5321,18 @@
                 <w:szCs w:val="20"/>
                 <w:lang w:val="en-GB"/>
               </w:rPr>
-              <w:t>offering to supply goods, services or works. The Tender means both the Initial Tender and the Final Tender submitted by the Supplier.</w:t>
+              <w:t xml:space="preserve">offering to supply goods, services or works. The Tender </w:t>
+            </w:r>
+            <w:r>
+              <w:rPr>
+                <w:rFonts w:ascii="Arial" w:hAnsi="Arial" w:cs="Arial"/>
+                <w:color w:val="000000"/>
+                <w:sz w:val="20"/>
+                <w:szCs w:val="20"/>
+                <w:lang w:val="en-GB"/>
+              </w:rPr>
+              <w:lastRenderedPageBreak/>
+              <w:t>means both the Initial Tender and the Final Tender submitted by the Supplier.</w:t>
             </w:r>
             <w:bookmarkEnd w:id="12"/>
           </w:p>
@@ -5635,7 +5621,7 @@
                 <w:sz w:val="20"/>
                 <w:szCs w:val="20"/>
               </w:rPr>
-              <w:t>/ĮMONĖS PAVADINIMAS/</w:t>
+              <w:t>ĮMONĖS PAVADINIMAS</w:t>
             </w:r>
             <w:r>
               <w:rPr>
@@ -5711,7 +5697,7 @@
                 <w:szCs w:val="20"/>
                 <w:lang w:val="en-GB"/>
               </w:rPr>
-              <w:t>/ĮMONĖS PAVADINIMAS/</w:t>
+              <w:t>ĮMONĖS PAVADINIMAS</w:t>
             </w:r>
             <w:r>
               <w:rPr>
@@ -5993,7 +5979,7 @@
                 <w:sz w:val="20"/>
                 <w:szCs w:val="20"/>
               </w:rPr>
-              <w:t>/ĮMONĖS PAVADINIMAS/</w:t>
+              <w:t>ĮMONĖS PAVADINIMAS</w:t>
             </w:r>
             <w:r>
               <w:rPr>
@@ -6126,7 +6112,7 @@
                 <w:szCs w:val="20"/>
                 <w:lang w:val="en-GB"/>
               </w:rPr>
-              <w:t>/ĮMONĖS PAVADINIMAS/</w:t>
+              <w:t>ĮMONĖS PAVADINIMAS</w:t>
             </w:r>
             <w:r>
               <w:rPr>
@@ -7079,6 +7065,7 @@
                 <w:sz w:val="20"/>
                 <w:szCs w:val="20"/>
               </w:rPr>
+              <w:lastRenderedPageBreak/>
               <w:t>1.</w:t>
             </w:r>
             <w:r>
@@ -7290,7 +7277,6 @@
                 <w:sz w:val="20"/>
                 <w:szCs w:val="20"/>
               </w:rPr>
-              <w:lastRenderedPageBreak/>
               <w:t>1.</w:t>
             </w:r>
             <w:r>
@@ -8258,37 +8244,7 @@
                 <w:szCs w:val="20"/>
                 <w:lang w:val="en-GB"/>
               </w:rPr>
-              <w:t xml:space="preserve">(if a Preliminary Contract is concluded – the main contract is concluded </w:t>
-            </w:r>
-            <w:proofErr w:type="gramStart"/>
-            <w:r>
-              <w:rPr>
-                <w:rFonts w:ascii="Arial" w:hAnsi="Arial" w:cs="Arial"/>
-                <w:sz w:val="20"/>
-                <w:szCs w:val="20"/>
-                <w:lang w:val="en-GB"/>
-              </w:rPr>
-              <w:t>on the basis of</w:t>
-            </w:r>
-            <w:proofErr w:type="gramEnd"/>
-            <w:r>
-              <w:rPr>
-                <w:rFonts w:ascii="Arial" w:hAnsi="Arial" w:cs="Arial"/>
-                <w:sz w:val="20"/>
-                <w:szCs w:val="20"/>
-                <w:lang w:val="en-GB"/>
-              </w:rPr>
-              <w:t xml:space="preserve"> the Preliminary Contract</w:t>
-            </w:r>
-            <w:proofErr w:type="gramStart"/>
-            <w:r>
-              <w:rPr>
-                <w:rFonts w:ascii="Arial" w:hAnsi="Arial" w:cs="Arial"/>
-                <w:sz w:val="20"/>
-                <w:szCs w:val="20"/>
-                <w:lang w:val="en-GB"/>
-              </w:rPr>
-              <w:t xml:space="preserve">), </w:t>
+              <w:t xml:space="preserve">(if a Preliminary Contract is concluded – the main contract is concluded on the basis of the Preliminary Contract), </w:t>
             </w:r>
             <w:r>
               <w:rPr>
@@ -8298,18 +8254,7 @@
                 <w:szCs w:val="20"/>
                 <w:lang w:val="en-GB"/>
               </w:rPr>
-              <w:t xml:space="preserve"> as</w:t>
-            </w:r>
-            <w:proofErr w:type="gramEnd"/>
-            <w:r>
-              <w:rPr>
-                <w:rFonts w:ascii="Arial" w:hAnsi="Arial" w:cs="Arial"/>
-                <w:color w:val="000000"/>
-                <w:sz w:val="20"/>
-                <w:szCs w:val="20"/>
-                <w:lang w:val="en-GB"/>
-              </w:rPr>
-              <w:t xml:space="preserve"> well as the Preliminary Contract</w:t>
+              <w:t xml:space="preserve"> as well as the Preliminary Contract</w:t>
             </w:r>
             <w:r>
               <w:rPr>
@@ -8600,7 +8545,16 @@
                 <w:sz w:val="20"/>
                 <w:szCs w:val="20"/>
               </w:rPr>
-              <w:t>ūkio subjektas – fizinis asmuo, privatusis ar viešasis juridinis asmuo, kita organizacija ir jų padalinys arba tokių asmenų grupė, įskaitant laikinas ūkio subjektų asociacijas, kurie rinkoje siūlo atlikti darbus, tiekti prekes ar teikti paslaugas.</w:t>
+              <w:t xml:space="preserve">ūkio subjektas – fizinis asmuo, privatusis ar viešasis juridinis asmuo, kita organizacija ir jų padalinys arba tokių asmenų grupė, įskaitant laikinas ūkio subjektų asociacijas, </w:t>
+            </w:r>
+            <w:r>
+              <w:rPr>
+                <w:rFonts w:ascii="Arial" w:hAnsi="Arial" w:cs="Arial"/>
+                <w:sz w:val="20"/>
+                <w:szCs w:val="20"/>
+              </w:rPr>
+              <w:lastRenderedPageBreak/>
+              <w:t>kurie rinkoje siūlo atlikti darbus, tiekti prekes ar teikti paslaugas.</w:t>
             </w:r>
           </w:p>
         </w:tc>
@@ -8625,6 +8579,7 @@
                 <w:szCs w:val="20"/>
                 <w:lang w:val="en-GB"/>
               </w:rPr>
+              <w:lastRenderedPageBreak/>
               <w:t>Supplier</w:t>
             </w:r>
             <w:r>
@@ -8670,7 +8625,17 @@
                 <w:szCs w:val="20"/>
                 <w:lang w:val="en-GB"/>
               </w:rPr>
-              <w:t>economic entity – a natural person, private or public legal entity, another organisation or division thereof, or a group of such persons, including temporary associations of economic entities, which offer the performance of works, supply of goods or provision of services on the market.</w:t>
+              <w:t xml:space="preserve">economic entity – a natural person, private or public legal entity, another organisation or division thereof, or a group of such persons, including temporary associations of economic entities, which offer the </w:t>
+            </w:r>
+            <w:r>
+              <w:rPr>
+                <w:rFonts w:ascii="Arial" w:hAnsi="Arial" w:cs="Arial"/>
+                <w:sz w:val="20"/>
+                <w:szCs w:val="20"/>
+                <w:lang w:val="en-GB"/>
+              </w:rPr>
+              <w:lastRenderedPageBreak/>
+              <w:t>performance of works, supply of goods or provision of services on the market.</w:t>
             </w:r>
           </w:p>
         </w:tc>
@@ -8698,6 +8663,7 @@
                 <w:sz w:val="20"/>
                 <w:szCs w:val="20"/>
               </w:rPr>
+              <w:lastRenderedPageBreak/>
               <w:t>1.</w:t>
             </w:r>
             <w:r>
@@ -8785,16 +8751,7 @@
                 <w:sz w:val="20"/>
                 <w:szCs w:val="20"/>
               </w:rPr>
-              <w:t xml:space="preserve">utarties vykdymui pasitelkiamas trečiasis asmuo, kurio </w:t>
-            </w:r>
-            <w:r>
-              <w:rPr>
-                <w:rFonts w:ascii="Arial" w:hAnsi="Arial" w:cs="Arial"/>
-                <w:sz w:val="20"/>
-                <w:szCs w:val="20"/>
-              </w:rPr>
-              <w:lastRenderedPageBreak/>
-              <w:t>kvalifikacija Tiekėjas remiasi, kad atitiktų Kvalifikacijos reikalavimus.</w:t>
+              <w:t>utarties vykdymui pasitelkiamas trečiasis asmuo, kurio kvalifikacija Tiekėjas remiasi, kad atitiktų Kvalifikacijos reikalavimus.</w:t>
             </w:r>
           </w:p>
         </w:tc>
@@ -8819,7 +8776,6 @@
                 <w:szCs w:val="20"/>
                 <w:lang w:val="en-GB"/>
               </w:rPr>
-              <w:lastRenderedPageBreak/>
               <w:t>Economic entities whose capacity is relied on</w:t>
             </w:r>
           </w:p>
@@ -10247,6 +10203,7 @@
                 <w:sz w:val="20"/>
                 <w:szCs w:val="20"/>
               </w:rPr>
+              <w:lastRenderedPageBreak/>
               <w:t>3.</w:t>
             </w:r>
             <w:r>
@@ -10288,17 +10245,7 @@
                 <w:sz w:val="20"/>
                 <w:szCs w:val="20"/>
               </w:rPr>
-              <w:t xml:space="preserve">Perkantysis subjektas neatlygins Tiekėjams jokių išlaidų, susijusių su Pirkimo dokumentų įsigijimu ir Pasiūlymų parengimu bei pateikimu, įskaitant, bet neapsiribojant, išlaidas, susijusias su dokumentų kopijavimu, spausdinimu, pašto ar kurjerių paslaugomis, brėžiniais, nuotraukomis, dalykinėmis kelionėmis ir susitikimais, transportavimu, apgyvendinimu, atlyginimais, advokatų, inžinierių, architektų bei kitų asmenų honorarais, </w:t>
-            </w:r>
-            <w:r>
-              <w:rPr>
-                <w:rFonts w:ascii="Arial" w:hAnsi="Arial" w:cs="Arial"/>
-                <w:bCs/>
-                <w:sz w:val="20"/>
-                <w:szCs w:val="20"/>
-              </w:rPr>
-              <w:lastRenderedPageBreak/>
-              <w:t>dokumentacija bei mokesčiais, ir bet kokių kitų išlaidų, susijusių su dalyvavimu Pirkime.</w:t>
+              <w:t>Perkantysis subjektas neatlygins Tiekėjams jokių išlaidų, susijusių su Pirkimo dokumentų įsigijimu ir Pasiūlymų parengimu bei pateikimu, įskaitant, bet neapsiribojant, išlaidas, susijusias su dokumentų kopijavimu, spausdinimu, pašto ar kurjerių paslaugomis, brėžiniais, nuotraukomis, dalykinėmis kelionėmis ir susitikimais, transportavimu, apgyvendinimu, atlyginimais, advokatų, inžinierių, architektų bei kitų asmenų honorarais, dokumentacija bei mokesčiais, ir bet kokių kitų išlaidų, susijusių su dalyvavimu Pirkime.</w:t>
             </w:r>
           </w:p>
         </w:tc>
@@ -10332,19 +10279,7 @@
                 <w:szCs w:val="20"/>
                 <w:lang w:val="en-GB"/>
               </w:rPr>
-              <w:lastRenderedPageBreak/>
-              <w:t xml:space="preserve">The Contracting Entity will not reimburse the Suppliers for any costs related to the acquisition of the Procurement documents and the preparation and submission of Tenders, including, but not limited to, costs related to copying, printing, postal or courier services, drawings, photographs, business trips and meetings, transportation, accommodation, salaries, fees, documentation and </w:t>
-            </w:r>
-            <w:r>
-              <w:rPr>
-                <w:rFonts w:ascii="Arial" w:hAnsi="Arial" w:cs="Arial"/>
-                <w:bCs/>
-                <w:sz w:val="20"/>
-                <w:szCs w:val="20"/>
-                <w:lang w:val="en-GB"/>
-              </w:rPr>
-              <w:lastRenderedPageBreak/>
-              <w:t>payments for lawyers, engineers, architects and other persons, and any other costs related to participation in the Procurement.</w:t>
+              <w:t>The Contracting Entity will not reimburse the Suppliers for any costs related to the acquisition of the Procurement documents and the preparation and submission of Tenders, including, but not limited to, costs related to copying, printing, postal or courier services, drawings, photographs, business trips and meetings, transportation, accommodation, salaries, fees, documentation and payments for lawyers, engineers, architects and other persons, and any other costs related to participation in the Procurement.</w:t>
             </w:r>
           </w:p>
         </w:tc>
@@ -10372,7 +10307,6 @@
                 <w:sz w:val="20"/>
                 <w:szCs w:val="20"/>
               </w:rPr>
-              <w:lastRenderedPageBreak/>
               <w:t>3.</w:t>
             </w:r>
             <w:r>
@@ -11595,6 +11529,7 @@
                 <w:sz w:val="20"/>
                 <w:szCs w:val="20"/>
               </w:rPr>
+              <w:lastRenderedPageBreak/>
               <w:t>4.4.</w:t>
             </w:r>
           </w:p>
@@ -11777,17 +11712,7 @@
                 <w:sz w:val="20"/>
                 <w:szCs w:val="20"/>
               </w:rPr>
-              <w:t xml:space="preserve"> Pirkimo objektas skaidomas į dalis, Perkantysis subjektas skelbime apie Pirkimą, kvietime patvirtinti susidomėjimą ar kituose Pirkimo </w:t>
-            </w:r>
-            <w:r>
-              <w:rPr>
-                <w:rFonts w:ascii="Arial" w:hAnsi="Arial" w:cs="Arial"/>
-                <w:color w:val="000000"/>
-                <w:sz w:val="20"/>
-                <w:szCs w:val="20"/>
-              </w:rPr>
-              <w:lastRenderedPageBreak/>
-              <w:t xml:space="preserve">dokumentuose, kuriais kviečiama dalyvauti Pirkime, nurodo </w:t>
+              <w:t xml:space="preserve"> Pirkimo objektas skaidomas į dalis, Perkantysis subjektas skelbime apie Pirkimą, kvietime patvirtinti susidomėjimą ar kituose Pirkimo dokumentuose, kuriais kviečiama dalyvauti Pirkime, nurodo </w:t>
             </w:r>
             <w:r>
               <w:rPr>
@@ -11830,18 +11755,7 @@
                 <w:szCs w:val="20"/>
                 <w:lang w:val="en-GB"/>
               </w:rPr>
-              <w:lastRenderedPageBreak/>
-              <w:t xml:space="preserve">If the Object of Procurement is divided into parts, the Contracting Entity shall indicate the conditions set forth in Article 40 (2) of the LP in the Contract Notice, </w:t>
-            </w:r>
-            <w:r>
-              <w:rPr>
-                <w:rFonts w:ascii="Arial" w:hAnsi="Arial" w:cs="Arial"/>
-                <w:sz w:val="20"/>
-                <w:szCs w:val="20"/>
-                <w:lang w:val="en-GB"/>
-              </w:rPr>
-              <w:lastRenderedPageBreak/>
-              <w:t>in the invitation to confirm interest or in other Procurement documents inviting to participate in the Procurement.</w:t>
+              <w:t>If the Object of Procurement is divided into parts, the Contracting Entity shall indicate the conditions set forth in Article 40 (2) of the LP in the Contract Notice, in the invitation to confirm interest or in other Procurement documents inviting to participate in the Procurement.</w:t>
             </w:r>
           </w:p>
         </w:tc>
@@ -11869,7 +11783,6 @@
                 <w:sz w:val="20"/>
                 <w:szCs w:val="20"/>
               </w:rPr>
-              <w:lastRenderedPageBreak/>
               <w:t>5.</w:t>
             </w:r>
           </w:p>
@@ -12592,7 +12505,18 @@
                 <w:sz w:val="20"/>
                 <w:szCs w:val="20"/>
               </w:rPr>
-              <w:t xml:space="preserve"> REIKALAVIMAI, SUBTIEKIMAS, RĖMIMASIS KITŲ ŪKIO SUBJEKTŲ PAJĖGUMAIS, KVAZISUBTIEKĖJAI IR JUNGTINĖ VEIKLA</w:t>
+              <w:t xml:space="preserve"> REIKALAVIMAI, SUBTIEKIMAS, RĖMIMASIS KITŲ ŪKIO </w:t>
+            </w:r>
+            <w:r>
+              <w:rPr>
+                <w:rFonts w:ascii="Arial" w:hAnsi="Arial" w:cs="Arial"/>
+                <w:b/>
+                <w:bCs/>
+                <w:sz w:val="20"/>
+                <w:szCs w:val="20"/>
+              </w:rPr>
+              <w:lastRenderedPageBreak/>
+              <w:t>SUBJEKTŲ PAJĖGUMAIS, KVAZISUBTIEKĖJAI IR JUNGTINĖ VEIKLA</w:t>
             </w:r>
             <w:bookmarkEnd w:id="36"/>
           </w:p>
@@ -12627,6 +12551,7 @@
                 <w:sz w:val="20"/>
                 <w:szCs w:val="20"/>
               </w:rPr>
+              <w:lastRenderedPageBreak/>
               <w:t>GROUNDS</w:t>
             </w:r>
             <w:r>
@@ -12677,7 +12602,18 @@
                 <w:sz w:val="20"/>
                 <w:szCs w:val="20"/>
               </w:rPr>
-              <w:t xml:space="preserve"> REQUIREMENTS FOR THE SUB-SUPPLIERS, RELIANCE ON THE CAPACITIES OF OTHER ECONOMIC ENTITIES, QUAZI SUB-SIPPLIERS AND JOINT ACTIVITIES</w:t>
+              <w:t xml:space="preserve"> REQUIREMENTS FOR THE SUB-</w:t>
+            </w:r>
+            <w:r>
+              <w:rPr>
+                <w:rFonts w:ascii="Arial" w:hAnsi="Arial" w:cs="Arial"/>
+                <w:b/>
+                <w:bCs/>
+                <w:sz w:val="20"/>
+                <w:szCs w:val="20"/>
+              </w:rPr>
+              <w:lastRenderedPageBreak/>
+              <w:t>SUPPLIERS, RELIANCE ON THE CAPACITIES OF OTHER ECONOMIC ENTITIES, QUAZI SUB-SIPPLIERS AND JOINT ACTIVITIES</w:t>
             </w:r>
           </w:p>
         </w:tc>
@@ -12705,6 +12641,7 @@
                 <w:sz w:val="20"/>
                 <w:szCs w:val="20"/>
               </w:rPr>
+              <w:lastRenderedPageBreak/>
               <w:t>6.1.</w:t>
             </w:r>
           </w:p>
@@ -12755,7 +12692,6 @@
                 <w:lang w:val="en-GB"/>
               </w:rPr>
             </w:pPr>
-            <w:proofErr w:type="gramStart"/>
             <w:r>
               <w:rPr>
                 <w:rFonts w:ascii="Arial" w:hAnsi="Arial" w:cs="Arial"/>
@@ -12763,17 +12699,7 @@
                 <w:szCs w:val="20"/>
                 <w:lang w:val="en-US"/>
               </w:rPr>
-              <w:t>In order to</w:t>
-            </w:r>
-            <w:proofErr w:type="gramEnd"/>
-            <w:r>
-              <w:rPr>
-                <w:rFonts w:ascii="Arial" w:hAnsi="Arial" w:cs="Arial"/>
-                <w:sz w:val="20"/>
-                <w:szCs w:val="20"/>
-                <w:lang w:val="en-US"/>
-              </w:rPr>
-              <w:t xml:space="preserve"> prove the absence of the </w:t>
+              <w:t xml:space="preserve">In order to prove the absence of the </w:t>
             </w:r>
             <w:r>
               <w:rPr>
@@ -12922,7 +12848,6 @@
                 <w:sz w:val="20"/>
                 <w:szCs w:val="20"/>
               </w:rPr>
-              <w:lastRenderedPageBreak/>
               <w:t>6.3.</w:t>
             </w:r>
           </w:p>
@@ -13164,27 +13089,7 @@
                 <w:szCs w:val="20"/>
                 <w:lang w:val="en-US"/>
               </w:rPr>
-              <w:t xml:space="preserve">equirements shall be determined </w:t>
-            </w:r>
-            <w:proofErr w:type="gramStart"/>
-            <w:r>
-              <w:rPr>
-                <w:rFonts w:ascii="Arial" w:hAnsi="Arial" w:cs="Arial"/>
-                <w:sz w:val="20"/>
-                <w:szCs w:val="20"/>
-                <w:lang w:val="en-US"/>
-              </w:rPr>
-              <w:t>on the basis of</w:t>
-            </w:r>
-            <w:proofErr w:type="gramEnd"/>
-            <w:r>
-              <w:rPr>
-                <w:rFonts w:ascii="Arial" w:hAnsi="Arial" w:cs="Arial"/>
-                <w:sz w:val="20"/>
-                <w:szCs w:val="20"/>
-                <w:lang w:val="en-US"/>
-              </w:rPr>
-              <w:t xml:space="preserve"> the Methodology. The </w:t>
+              <w:t xml:space="preserve">equirements shall be determined on the basis of the Methodology. The </w:t>
             </w:r>
             <w:r>
               <w:rPr>
@@ -13355,9 +13260,8 @@
                 <w:szCs w:val="20"/>
                 <w:lang w:val="en-US"/>
               </w:rPr>
-              <w:t xml:space="preserve">The Supplier can rely on the capacities of other economic entities according to the provisions of Article 62 of the LP and the Methodology. The Supplier may rely only on such capacities of other economic entities as it will </w:t>
-            </w:r>
-            <w:proofErr w:type="gramStart"/>
+              <w:t>The Supplier can rely on the capacities of other economic entities according to the provisions of Article 62 of the LP and the Methodology. The Supplier may rely only on such capacities of other economic entities as it will actually be able to access</w:t>
+            </w:r>
             <w:r>
               <w:rPr>
                 <w:rFonts w:ascii="Arial" w:hAnsi="Arial" w:cs="Arial"/>
@@ -13365,9 +13269,8 @@
                 <w:szCs w:val="20"/>
                 <w:lang w:val="en-US"/>
               </w:rPr>
-              <w:t>actually be</w:t>
-            </w:r>
-            <w:proofErr w:type="gramEnd"/>
+              <w:t xml:space="preserve"> them</w:t>
+            </w:r>
             <w:r>
               <w:rPr>
                 <w:rFonts w:ascii="Arial" w:hAnsi="Arial" w:cs="Arial"/>
@@ -13375,7 +13278,7 @@
                 <w:szCs w:val="20"/>
                 <w:lang w:val="en-US"/>
               </w:rPr>
-              <w:t xml:space="preserve"> able to access</w:t>
+              <w:t xml:space="preserve"> in the course of the performance of the Contract.  At the time of submitting the </w:t>
             </w:r>
             <w:r>
               <w:rPr>
@@ -13384,7 +13287,7 @@
                 <w:szCs w:val="20"/>
                 <w:lang w:val="en-US"/>
               </w:rPr>
-              <w:t xml:space="preserve"> them</w:t>
+              <w:t>Initial Tender,</w:t>
             </w:r>
             <w:r>
               <w:rPr>
@@ -13393,9 +13296,8 @@
                 <w:szCs w:val="20"/>
                 <w:lang w:val="en-US"/>
               </w:rPr>
-              <w:t xml:space="preserve"> </w:t>
-            </w:r>
-            <w:proofErr w:type="gramStart"/>
+              <w:t xml:space="preserve"> the Supplier must prove to the </w:t>
+            </w:r>
             <w:r>
               <w:rPr>
                 <w:rFonts w:ascii="Arial" w:hAnsi="Arial" w:cs="Arial"/>
@@ -13403,9 +13305,8 @@
                 <w:szCs w:val="20"/>
                 <w:lang w:val="en-US"/>
               </w:rPr>
-              <w:t>in the course of</w:t>
-            </w:r>
-            <w:proofErr w:type="gramEnd"/>
+              <w:t>Contracting E</w:t>
+            </w:r>
             <w:r>
               <w:rPr>
                 <w:rFonts w:ascii="Arial" w:hAnsi="Arial" w:cs="Arial"/>
@@ -13413,83 +13314,7 @@
                 <w:szCs w:val="20"/>
                 <w:lang w:val="en-US"/>
               </w:rPr>
-              <w:t xml:space="preserve"> the performance of the Contract.  At the time of submitting the </w:t>
-            </w:r>
-            <w:r>
-              <w:rPr>
-                <w:rFonts w:ascii="Arial" w:hAnsi="Arial" w:cs="Arial"/>
-                <w:sz w:val="20"/>
-                <w:szCs w:val="20"/>
-                <w:lang w:val="en-US"/>
-              </w:rPr>
-              <w:t>Initial Tender,</w:t>
-            </w:r>
-            <w:r>
-              <w:rPr>
-                <w:rFonts w:ascii="Arial" w:hAnsi="Arial" w:cs="Arial"/>
-                <w:sz w:val="20"/>
-                <w:szCs w:val="20"/>
-                <w:lang w:val="en-US"/>
-              </w:rPr>
-              <w:t xml:space="preserve"> the Supplier must prove to the </w:t>
-            </w:r>
-            <w:r>
-              <w:rPr>
-                <w:rFonts w:ascii="Arial" w:hAnsi="Arial" w:cs="Arial"/>
-                <w:sz w:val="20"/>
-                <w:szCs w:val="20"/>
-                <w:lang w:val="en-US"/>
-              </w:rPr>
-              <w:t>Contracting E</w:t>
-            </w:r>
-            <w:r>
-              <w:rPr>
-                <w:rFonts w:ascii="Arial" w:hAnsi="Arial" w:cs="Arial"/>
-                <w:sz w:val="20"/>
-                <w:szCs w:val="20"/>
-                <w:lang w:val="en-US"/>
-              </w:rPr>
-              <w:t xml:space="preserve">ntity that </w:t>
-            </w:r>
-            <w:proofErr w:type="gramStart"/>
-            <w:r>
-              <w:rPr>
-                <w:rFonts w:ascii="Arial" w:hAnsi="Arial" w:cs="Arial"/>
-                <w:sz w:val="20"/>
-                <w:szCs w:val="20"/>
-                <w:lang w:val="en-US"/>
-              </w:rPr>
-              <w:t>in the course of</w:t>
-            </w:r>
-            <w:proofErr w:type="gramEnd"/>
-            <w:r>
-              <w:rPr>
-                <w:rFonts w:ascii="Arial" w:hAnsi="Arial" w:cs="Arial"/>
-                <w:sz w:val="20"/>
-                <w:szCs w:val="20"/>
-                <w:lang w:val="en-US"/>
-              </w:rPr>
-              <w:t xml:space="preserve"> implementing the Contract the Supplier will be able to avail itself </w:t>
-            </w:r>
-            <w:proofErr w:type="gramStart"/>
-            <w:r>
-              <w:rPr>
-                <w:rFonts w:ascii="Arial" w:hAnsi="Arial" w:cs="Arial"/>
-                <w:sz w:val="20"/>
-                <w:szCs w:val="20"/>
-                <w:lang w:val="en-US"/>
-              </w:rPr>
-              <w:t>to</w:t>
-            </w:r>
-            <w:proofErr w:type="gramEnd"/>
-            <w:r>
-              <w:rPr>
-                <w:rFonts w:ascii="Arial" w:hAnsi="Arial" w:cs="Arial"/>
-                <w:sz w:val="20"/>
-                <w:szCs w:val="20"/>
-                <w:lang w:val="en-US"/>
-              </w:rPr>
-              <w:t xml:space="preserve"> the capacities of the other economic operators. </w:t>
+              <w:t xml:space="preserve">ntity that in the course of implementing the Contract the Supplier will be able to avail itself to the capacities of the other economic operators. </w:t>
             </w:r>
             <w:r>
               <w:rPr>
@@ -13575,25 +13400,7 @@
                 <w:sz w:val="20"/>
                 <w:szCs w:val="20"/>
               </w:rPr>
-              <w:t xml:space="preserve"> privalo nurodyti Ūkio subjektus, kurių pajėgumais remiamasi, siekiant atitikti Pirkimo sąlygose nustatytus Kvalifikacijos reikalavimus, ir </w:t>
-            </w:r>
-            <w:proofErr w:type="spellStart"/>
-            <w:r>
-              <w:rPr>
-                <w:rFonts w:ascii="Arial" w:hAnsi="Arial" w:cs="Arial"/>
-                <w:sz w:val="20"/>
-                <w:szCs w:val="20"/>
-              </w:rPr>
-              <w:t>Kvazisubtiekėjus</w:t>
-            </w:r>
-            <w:proofErr w:type="spellEnd"/>
-            <w:r>
-              <w:rPr>
-                <w:rFonts w:ascii="Arial" w:hAnsi="Arial" w:cs="Arial"/>
-                <w:sz w:val="20"/>
-                <w:szCs w:val="20"/>
-              </w:rPr>
-              <w:t xml:space="preserve">. Jeigu Tiekėjas </w:t>
+              <w:t xml:space="preserve"> privalo nurodyti Ūkio subjektus, kurių pajėgumais remiamasi, siekiant atitikti Pirkimo sąlygose nustatytus Kvalifikacijos reikalavimus, ir Kvazisubtiekėjus. Jeigu Tiekėjas </w:t>
             </w:r>
             <w:r>
               <w:rPr>
@@ -13617,25 +13424,16 @@
                 <w:sz w:val="20"/>
                 <w:szCs w:val="20"/>
               </w:rPr>
-              <w:t xml:space="preserve"> nenurodo Ūkio subjektų, kurių pajėgumais remiamasi, siekiant atitikti Pirkimo sąlygose nustatytus Kvalifikacijos reikalavimus, ir/ar </w:t>
-            </w:r>
-            <w:proofErr w:type="spellStart"/>
-            <w:r>
-              <w:rPr>
-                <w:rFonts w:ascii="Arial" w:hAnsi="Arial" w:cs="Arial"/>
-                <w:sz w:val="20"/>
-                <w:szCs w:val="20"/>
-              </w:rPr>
-              <w:t>Kvazisubtiekėjų</w:t>
-            </w:r>
-            <w:proofErr w:type="spellEnd"/>
-            <w:r>
-              <w:rPr>
-                <w:rFonts w:ascii="Arial" w:hAnsi="Arial" w:cs="Arial"/>
-                <w:sz w:val="20"/>
-                <w:szCs w:val="20"/>
-              </w:rPr>
-              <w:t>, laikoma, kad Pirkimo sąlygose nurodytus Kvalifikacijos reikalavimus atitinka pats Tiekėjas.</w:t>
+              <w:t xml:space="preserve"> nenurodo Ūkio subjektų, kurių pajėgumais remiamasi, siekiant atitikti Pirkimo sąlygose nustatytus </w:t>
+            </w:r>
+            <w:r>
+              <w:rPr>
+                <w:rFonts w:ascii="Arial" w:hAnsi="Arial" w:cs="Arial"/>
+                <w:sz w:val="20"/>
+                <w:szCs w:val="20"/>
+              </w:rPr>
+              <w:lastRenderedPageBreak/>
+              <w:t>Kvalifikacijos reikalavimus, ir/ar Kvazisubtiekėjų, laikoma, kad Pirkimo sąlygose nurodytus Kvalifikacijos reikalavimus atitinka pats Tiekėjas.</w:t>
             </w:r>
           </w:p>
         </w:tc>
@@ -13668,6 +13466,7 @@
                 <w:szCs w:val="20"/>
                 <w:lang w:val="en-US"/>
               </w:rPr>
+              <w:lastRenderedPageBreak/>
               <w:t xml:space="preserve">According to Article 62 of the LP in </w:t>
             </w:r>
             <w:r>
@@ -13848,7 +13647,17 @@
                 <w:szCs w:val="20"/>
                 <w:lang w:val="en-US"/>
               </w:rPr>
-              <w:t>Quasi-Sub-supplier</w:t>
+              <w:t>Quasi-Sub-</w:t>
+            </w:r>
+            <w:r>
+              <w:rPr>
+                <w:rFonts w:ascii="Arial" w:hAnsi="Arial" w:cs="Arial"/>
+                <w:sz w:val="20"/>
+                <w:szCs w:val="20"/>
+                <w:lang w:val="en-US"/>
+              </w:rPr>
+              <w:lastRenderedPageBreak/>
+              <w:t>supplier</w:t>
             </w:r>
             <w:r>
               <w:rPr>
@@ -13903,6 +13712,7 @@
                 <w:sz w:val="20"/>
                 <w:szCs w:val="20"/>
               </w:rPr>
+              <w:lastRenderedPageBreak/>
               <w:t>6.7.</w:t>
             </w:r>
           </w:p>
@@ -13975,16 +13785,7 @@
                 <w:sz w:val="20"/>
                 <w:szCs w:val="20"/>
               </w:rPr>
-              <w:t xml:space="preserve">, jeigu jie yra žinomi. Tais atvejais, kai Tiekėjas naudojasi (naudosis) trečiųjų asmenų, kurie tiesiogiai aktyviai, savo veiksmais neprisidės prie Perkančiojo subjekto poreikio įsigyti Pirkimo objektą tenkinimo (tiesiogiai neteiks dalies paslaugų, nevykdys dalies darbų, tiesiogiai neprisidės prie prekių tiekimo, neprisiims </w:t>
-            </w:r>
-            <w:r>
-              <w:rPr>
-                <w:rFonts w:ascii="Arial" w:hAnsi="Arial" w:cs="Arial"/>
-                <w:sz w:val="20"/>
-                <w:szCs w:val="20"/>
-              </w:rPr>
-              <w:lastRenderedPageBreak/>
-              <w:t xml:space="preserve">solidarios atsakomybės už Sutarties vykdymą ar kitaip tiesiogiai nedalyvaus vykdant Sutartį), priemonėmis (pavyzdžiui, tik išnuomos patalpas, išnuomos įrangą ar pan.), Tiekėjas neprivalo teikti jų EBVPD ir pašalinimo pagrindų nebuvimą įrodančių dokumentų, tačiau, teikdamas </w:t>
+              <w:t xml:space="preserve">, jeigu jie yra žinomi. Tais atvejais, kai Tiekėjas naudojasi (naudosis) trečiųjų asmenų, kurie tiesiogiai aktyviai, savo veiksmais neprisidės prie Perkančiojo subjekto poreikio įsigyti Pirkimo objektą tenkinimo (tiesiogiai neteiks dalies paslaugų, nevykdys dalies darbų, tiesiogiai neprisidės prie prekių tiekimo, neprisiims solidarios atsakomybės už Sutarties vykdymą ar kitaip tiesiogiai nedalyvaus vykdant Sutartį), priemonėmis (pavyzdžiui, tik išnuomos patalpas, išnuomos įrangą ar pan.), Tiekėjas neprivalo teikti jų EBVPD ir pašalinimo pagrindų nebuvimą įrodančių dokumentų, tačiau, teikdamas </w:t>
             </w:r>
             <w:r>
               <w:rPr>
@@ -14049,7 +13850,6 @@
                 <w:szCs w:val="20"/>
                 <w:lang w:val="en-US"/>
               </w:rPr>
-              <w:lastRenderedPageBreak/>
               <w:t xml:space="preserve">If the Supplier hires </w:t>
             </w:r>
             <w:r>
@@ -14068,9 +13868,8 @@
                 <w:szCs w:val="20"/>
                 <w:lang w:val="en-US"/>
               </w:rPr>
-              <w:t xml:space="preserve"> (including natural </w:t>
-            </w:r>
-            <w:proofErr w:type="gramStart"/>
+              <w:t xml:space="preserve"> (including natural persons) for the performance of individual works/provision of services/supply of goods, the Supplier must indicate for which part of the Contract it intends to use the </w:t>
+            </w:r>
             <w:r>
               <w:rPr>
                 <w:rFonts w:ascii="Arial" w:hAnsi="Arial" w:cs="Arial"/>
@@ -14078,9 +13877,8 @@
                 <w:szCs w:val="20"/>
                 <w:lang w:val="en-US"/>
               </w:rPr>
-              <w:t>persons</w:t>
-            </w:r>
-            <w:proofErr w:type="gramEnd"/>
+              <w:t>sub-suppliers</w:t>
+            </w:r>
             <w:r>
               <w:rPr>
                 <w:rFonts w:ascii="Arial" w:hAnsi="Arial" w:cs="Arial"/>
@@ -14088,9 +13886,8 @@
                 <w:szCs w:val="20"/>
                 <w:lang w:val="en-US"/>
               </w:rPr>
-              <w:t xml:space="preserve">) for the performance of individual works/provision of </w:t>
-            </w:r>
-            <w:proofErr w:type="gramStart"/>
+              <w:t xml:space="preserve">. The Supplier shall indicate those entities in the </w:t>
+            </w:r>
             <w:r>
               <w:rPr>
                 <w:rFonts w:ascii="Arial" w:hAnsi="Arial" w:cs="Arial"/>
@@ -14098,9 +13895,8 @@
                 <w:szCs w:val="20"/>
                 <w:lang w:val="en-US"/>
               </w:rPr>
-              <w:t>services</w:t>
-            </w:r>
-            <w:proofErr w:type="gramEnd"/>
+              <w:t>Initial Tender,</w:t>
+            </w:r>
             <w:r>
               <w:rPr>
                 <w:rFonts w:ascii="Arial" w:hAnsi="Arial" w:cs="Arial"/>
@@ -14108,9 +13904,8 @@
                 <w:szCs w:val="20"/>
                 <w:lang w:val="en-US"/>
               </w:rPr>
-              <w:t xml:space="preserve">/supply of goods, the Supplier must </w:t>
-            </w:r>
-            <w:proofErr w:type="gramStart"/>
+              <w:t xml:space="preserve"> </w:t>
+            </w:r>
             <w:r>
               <w:rPr>
                 <w:rFonts w:ascii="Arial" w:hAnsi="Arial" w:cs="Arial"/>
@@ -14118,9 +13913,8 @@
                 <w:szCs w:val="20"/>
                 <w:lang w:val="en-US"/>
               </w:rPr>
-              <w:t>indicate for</w:t>
-            </w:r>
-            <w:proofErr w:type="gramEnd"/>
+              <w:t xml:space="preserve"> i</w:t>
+            </w:r>
             <w:r>
               <w:rPr>
                 <w:rFonts w:ascii="Arial" w:hAnsi="Arial" w:cs="Arial"/>
@@ -14128,7 +13922,7 @@
                 <w:szCs w:val="20"/>
                 <w:lang w:val="en-US"/>
               </w:rPr>
-              <w:t xml:space="preserve"> which part of the Contract it intends to use the </w:t>
+              <w:t>f</w:t>
             </w:r>
             <w:r>
               <w:rPr>
@@ -14137,7 +13931,7 @@
                 <w:szCs w:val="20"/>
                 <w:lang w:val="en-US"/>
               </w:rPr>
-              <w:t>sub-suppliers</w:t>
+              <w:t xml:space="preserve"> such entities are known. In cases when the Supplier uses (will use) the means of third parties that directly by their actions will not contribute to the fulfilment of the need</w:t>
             </w:r>
             <w:r>
               <w:rPr>
@@ -14146,7 +13940,7 @@
                 <w:szCs w:val="20"/>
                 <w:lang w:val="en-US"/>
               </w:rPr>
-              <w:t xml:space="preserve">. The Supplier shall indicate those entities in the </w:t>
+              <w:t>s</w:t>
             </w:r>
             <w:r>
               <w:rPr>
@@ -14155,9 +13949,8 @@
                 <w:szCs w:val="20"/>
                 <w:lang w:val="en-US"/>
               </w:rPr>
-              <w:t xml:space="preserve">Initial </w:t>
-            </w:r>
-            <w:proofErr w:type="gramStart"/>
+              <w:t xml:space="preserve"> of the </w:t>
+            </w:r>
             <w:r>
               <w:rPr>
                 <w:rFonts w:ascii="Arial" w:hAnsi="Arial" w:cs="Arial"/>
@@ -14165,7 +13958,7 @@
                 <w:szCs w:val="20"/>
                 <w:lang w:val="en-US"/>
               </w:rPr>
-              <w:t>Tender,</w:t>
+              <w:t>P</w:t>
             </w:r>
             <w:r>
               <w:rPr>
@@ -14174,7 +13967,7 @@
                 <w:szCs w:val="20"/>
                 <w:lang w:val="en-US"/>
               </w:rPr>
-              <w:t xml:space="preserve"> </w:t>
+              <w:t xml:space="preserve">rocurement </w:t>
             </w:r>
             <w:r>
               <w:rPr>
@@ -14183,7 +13976,7 @@
                 <w:szCs w:val="20"/>
                 <w:lang w:val="en-US"/>
               </w:rPr>
-              <w:t xml:space="preserve"> i</w:t>
+              <w:t>E</w:t>
             </w:r>
             <w:r>
               <w:rPr>
@@ -14192,9 +13985,8 @@
                 <w:szCs w:val="20"/>
                 <w:lang w:val="en-US"/>
               </w:rPr>
-              <w:t>f</w:t>
-            </w:r>
-            <w:proofErr w:type="gramEnd"/>
+              <w:t xml:space="preserve">ntity to acquire the </w:t>
+            </w:r>
             <w:r>
               <w:rPr>
                 <w:rFonts w:ascii="Arial" w:hAnsi="Arial" w:cs="Arial"/>
@@ -14202,7 +13994,7 @@
                 <w:szCs w:val="20"/>
                 <w:lang w:val="en-US"/>
               </w:rPr>
-              <w:t xml:space="preserve"> such entities are known. In cases when the Supplier uses (will use) the means of third parties that directly by their actions will not contribute to the fulfilment of the need</w:t>
+              <w:t>P</w:t>
             </w:r>
             <w:r>
               <w:rPr>
@@ -14211,7 +14003,7 @@
                 <w:szCs w:val="20"/>
                 <w:lang w:val="en-US"/>
               </w:rPr>
-              <w:t>s</w:t>
+              <w:t xml:space="preserve">rocurement </w:t>
             </w:r>
             <w:r>
               <w:rPr>
@@ -14220,7 +14012,7 @@
                 <w:szCs w:val="20"/>
                 <w:lang w:val="en-US"/>
               </w:rPr>
-              <w:t xml:space="preserve"> of the </w:t>
+              <w:t>O</w:t>
             </w:r>
             <w:r>
               <w:rPr>
@@ -14229,80 +14021,7 @@
                 <w:szCs w:val="20"/>
                 <w:lang w:val="en-US"/>
               </w:rPr>
-              <w:t>P</w:t>
-            </w:r>
-            <w:r>
-              <w:rPr>
-                <w:rFonts w:ascii="Arial" w:hAnsi="Arial" w:cs="Arial"/>
-                <w:sz w:val="20"/>
-                <w:szCs w:val="20"/>
-                <w:lang w:val="en-US"/>
-              </w:rPr>
-              <w:t xml:space="preserve">rocurement </w:t>
-            </w:r>
-            <w:r>
-              <w:rPr>
-                <w:rFonts w:ascii="Arial" w:hAnsi="Arial" w:cs="Arial"/>
-                <w:sz w:val="20"/>
-                <w:szCs w:val="20"/>
-                <w:lang w:val="en-US"/>
-              </w:rPr>
-              <w:t>E</w:t>
-            </w:r>
-            <w:r>
-              <w:rPr>
-                <w:rFonts w:ascii="Arial" w:hAnsi="Arial" w:cs="Arial"/>
-                <w:sz w:val="20"/>
-                <w:szCs w:val="20"/>
-                <w:lang w:val="en-US"/>
-              </w:rPr>
-              <w:t xml:space="preserve">ntity to acquire the </w:t>
-            </w:r>
-            <w:r>
-              <w:rPr>
-                <w:rFonts w:ascii="Arial" w:hAnsi="Arial" w:cs="Arial"/>
-                <w:sz w:val="20"/>
-                <w:szCs w:val="20"/>
-                <w:lang w:val="en-US"/>
-              </w:rPr>
-              <w:t>P</w:t>
-            </w:r>
-            <w:r>
-              <w:rPr>
-                <w:rFonts w:ascii="Arial" w:hAnsi="Arial" w:cs="Arial"/>
-                <w:sz w:val="20"/>
-                <w:szCs w:val="20"/>
-                <w:lang w:val="en-US"/>
-              </w:rPr>
-              <w:t xml:space="preserve">rocurement </w:t>
-            </w:r>
-            <w:r>
-              <w:rPr>
-                <w:rFonts w:ascii="Arial" w:hAnsi="Arial" w:cs="Arial"/>
-                <w:sz w:val="20"/>
-                <w:szCs w:val="20"/>
-                <w:lang w:val="en-US"/>
-              </w:rPr>
-              <w:t>O</w:t>
-            </w:r>
-            <w:r>
-              <w:rPr>
-                <w:rFonts w:ascii="Arial" w:hAnsi="Arial" w:cs="Arial"/>
-                <w:sz w:val="20"/>
-                <w:szCs w:val="20"/>
-                <w:lang w:val="en-US"/>
-              </w:rPr>
-              <w:t xml:space="preserve">bject (will not directly provide part of the services, will not perform part of the works, will not </w:t>
-            </w:r>
-            <w:r>
-              <w:rPr>
-                <w:rFonts w:ascii="Arial" w:hAnsi="Arial" w:cs="Arial"/>
-                <w:sz w:val="20"/>
-                <w:szCs w:val="20"/>
-                <w:lang w:val="en-US"/>
-              </w:rPr>
-              <w:lastRenderedPageBreak/>
-              <w:t xml:space="preserve">directly contribute to the supply of goods, will not assume joint and several liability for the performance of the Contract or otherwise will not directly participate in the performance of the Contract), (for example, will be only renting the premises,  renting the equipment, etc.), the Supplier is not required to provide the ESPD or the documents </w:t>
+              <w:t xml:space="preserve">bject (will not directly provide part of the services, will not perform part of the works, will not directly contribute to the supply of goods, will not assume joint and several liability for the performance of the Contract or otherwise will not directly participate in the performance of the Contract), (for example, will be only renting the premises,  renting the equipment, etc.), the Supplier is not required to provide the ESPD or the documents </w:t>
             </w:r>
             <w:r>
               <w:rPr>
@@ -14402,7 +14121,6 @@
                 <w:sz w:val="20"/>
                 <w:szCs w:val="20"/>
               </w:rPr>
-              <w:lastRenderedPageBreak/>
               <w:t>6.8.</w:t>
             </w:r>
           </w:p>
@@ -14593,7 +14311,6 @@
                 <w:lang w:val="en-US"/>
               </w:rPr>
             </w:pPr>
-            <w:proofErr w:type="gramStart"/>
             <w:r>
               <w:rPr>
                 <w:rFonts w:ascii="Arial" w:hAnsi="Arial" w:cs="Arial"/>
@@ -14601,17 +14318,7 @@
                 <w:szCs w:val="20"/>
                 <w:lang w:val="en-US"/>
               </w:rPr>
-              <w:t>however</w:t>
-            </w:r>
-            <w:proofErr w:type="gramEnd"/>
-            <w:r>
-              <w:rPr>
-                <w:rFonts w:ascii="Arial" w:hAnsi="Arial" w:cs="Arial"/>
-                <w:sz w:val="20"/>
-                <w:szCs w:val="20"/>
-                <w:lang w:val="en-US"/>
-              </w:rPr>
-              <w:t xml:space="preserve">, </w:t>
+              <w:t xml:space="preserve">however, </w:t>
             </w:r>
             <w:r>
               <w:rPr>
@@ -14739,7 +14446,6 @@
               </w:rPr>
               <w:t xml:space="preserve"> </w:t>
             </w:r>
-            <w:proofErr w:type="spellStart"/>
             <w:r>
               <w:rPr>
                 <w:rFonts w:ascii="Arial" w:hAnsi="Arial" w:cs="Arial"/>
@@ -14750,7 +14456,6 @@
               </w:rPr>
               <w:t>Kvazisubtiekėjas</w:t>
             </w:r>
-            <w:proofErr w:type="spellEnd"/>
             <w:r>
               <w:rPr>
                 <w:rFonts w:ascii="Arial" w:hAnsi="Arial" w:cs="Arial"/>
@@ -15111,7 +14816,18 @@
                 <w:szCs w:val="20"/>
                 <w:shd w:val="clear" w:color="auto" w:fill="FFFFFF"/>
               </w:rPr>
-              <w:t xml:space="preserve"> kuriems reikia jų turimų pajėgumų</w:t>
+              <w:t xml:space="preserve"> kuriems </w:t>
+            </w:r>
+            <w:r>
+              <w:rPr>
+                <w:rFonts w:ascii="Arial" w:hAnsi="Arial" w:cs="Arial"/>
+                <w:color w:val="000000"/>
+                <w:sz w:val="20"/>
+                <w:szCs w:val="20"/>
+                <w:shd w:val="clear" w:color="auto" w:fill="FFFFFF"/>
+              </w:rPr>
+              <w:lastRenderedPageBreak/>
+              <w:t>reikia jų turimų pajėgumų</w:t>
             </w:r>
             <w:r>
               <w:rPr>
@@ -15304,6 +15020,7 @@
                 <w:szCs w:val="20"/>
                 <w:lang w:val="en-US"/>
               </w:rPr>
+              <w:lastRenderedPageBreak/>
               <w:t xml:space="preserve">The Supplier may rely on the capacities of the other economic entities in order to meet the requirement to hold a special permission or be a member of a specific organization or comply with the specific financial and economic capacity requirements or the requirements regarding technical and professional capacities as prescribed in the </w:t>
             </w:r>
             <w:r>
@@ -15456,7 +15173,17 @@
                 <w:szCs w:val="20"/>
                 <w:lang w:val="en-US"/>
               </w:rPr>
-              <w:t>upplier may rely on the capacities of the other economic entities only in the case that the economic entities shall provide the services themselves, perform the works</w:t>
+              <w:t xml:space="preserve">upplier may rely on the capacities of the other economic </w:t>
+            </w:r>
+            <w:r>
+              <w:rPr>
+                <w:rFonts w:ascii="Arial" w:hAnsi="Arial" w:cs="Arial"/>
+                <w:sz w:val="20"/>
+                <w:szCs w:val="20"/>
+                <w:lang w:val="en-US"/>
+              </w:rPr>
+              <w:lastRenderedPageBreak/>
+              <w:t>entities only in the case that the economic entities shall provide the services themselves, perform the works</w:t>
             </w:r>
             <w:r>
               <w:rPr>
@@ -15682,6 +15409,7 @@
                 <w:sz w:val="20"/>
                 <w:szCs w:val="20"/>
               </w:rPr>
+              <w:lastRenderedPageBreak/>
               <w:t>6.10.</w:t>
             </w:r>
           </w:p>
@@ -15743,9 +15471,8 @@
                 <w:sz w:val="20"/>
                 <w:szCs w:val="20"/>
               </w:rPr>
-              <w:t xml:space="preserve"> ir/ar </w:t>
-            </w:r>
-            <w:proofErr w:type="spellStart"/>
+              <w:t xml:space="preserve"> ir/ar Kvazisubtiekėjai tenkina jiems keliamus Kvalifikacijos </w:t>
+            </w:r>
             <w:r>
               <w:rPr>
                 <w:rFonts w:ascii="Arial" w:hAnsi="Arial" w:cs="Arial"/>
@@ -15753,9 +15480,8 @@
                 <w:sz w:val="20"/>
                 <w:szCs w:val="20"/>
               </w:rPr>
-              <w:t>Kvazisubtiekėjai</w:t>
-            </w:r>
-            <w:proofErr w:type="spellEnd"/>
+              <w:t xml:space="preserve">ir kitus </w:t>
+            </w:r>
             <w:r>
               <w:rPr>
                 <w:rFonts w:ascii="Arial" w:hAnsi="Arial" w:cs="Arial"/>
@@ -15763,35 +15489,7 @@
                 <w:sz w:val="20"/>
                 <w:szCs w:val="20"/>
               </w:rPr>
-              <w:t xml:space="preserve"> tenkina jiems keliamus Kvalifikacijos </w:t>
-            </w:r>
-            <w:r>
-              <w:rPr>
-                <w:rFonts w:ascii="Arial" w:hAnsi="Arial" w:cs="Arial"/>
-                <w:color w:val="000000"/>
-                <w:sz w:val="20"/>
-                <w:szCs w:val="20"/>
-              </w:rPr>
-              <w:t xml:space="preserve">ir kitus </w:t>
-            </w:r>
-            <w:r>
-              <w:rPr>
-                <w:rFonts w:ascii="Arial" w:hAnsi="Arial" w:cs="Arial"/>
-                <w:color w:val="000000"/>
-                <w:sz w:val="20"/>
-                <w:szCs w:val="20"/>
-              </w:rPr>
-              <w:t xml:space="preserve">reikalavimus ir ar nėra Ūkio subjektų, kurių pajėgumais remiamasi, pašalinimo pagrindų. Jeigu ūkio subjektas netenkina jam </w:t>
-            </w:r>
-            <w:r>
-              <w:rPr>
-                <w:rFonts w:ascii="Arial" w:hAnsi="Arial" w:cs="Arial"/>
-                <w:color w:val="000000"/>
-                <w:sz w:val="20"/>
-                <w:szCs w:val="20"/>
-              </w:rPr>
-              <w:lastRenderedPageBreak/>
-              <w:t xml:space="preserve">keliamų Kvalifikacijos </w:t>
+              <w:t xml:space="preserve">reikalavimus ir ar nėra Ūkio subjektų, kurių pajėgumais remiamasi, pašalinimo pagrindų. Jeigu ūkio subjektas netenkina jam keliamų Kvalifikacijos </w:t>
             </w:r>
             <w:r>
               <w:rPr>
@@ -15936,7 +15634,6 @@
                 <w:szCs w:val="20"/>
                 <w:lang w:val="en-US"/>
               </w:rPr>
-              <w:lastRenderedPageBreak/>
               <w:t>The</w:t>
             </w:r>
             <w:r>
@@ -15982,9 +15679,8 @@
                 <w:szCs w:val="20"/>
                 <w:lang w:val="en-US"/>
               </w:rPr>
-              <w:t xml:space="preserve">ntity shall check </w:t>
-            </w:r>
-            <w:proofErr w:type="gramStart"/>
+              <w:t xml:space="preserve">ntity shall check whether or not the economic entities whose capacities are relied on, </w:t>
+            </w:r>
             <w:r>
               <w:rPr>
                 <w:rFonts w:ascii="Arial" w:hAnsi="Arial" w:cs="Arial"/>
@@ -15992,9 +15688,8 @@
                 <w:szCs w:val="20"/>
                 <w:lang w:val="en-US"/>
               </w:rPr>
-              <w:t>whether or not</w:t>
-            </w:r>
-            <w:proofErr w:type="gramEnd"/>
+              <w:t xml:space="preserve">sub-suppliers </w:t>
+            </w:r>
             <w:r>
               <w:rPr>
                 <w:rFonts w:ascii="Arial" w:hAnsi="Arial" w:cs="Arial"/>
@@ -16002,7 +15697,7 @@
                 <w:szCs w:val="20"/>
                 <w:lang w:val="en-US"/>
               </w:rPr>
-              <w:t xml:space="preserve"> the economic entities whose capacities are relied on, </w:t>
+              <w:t xml:space="preserve">and/or the </w:t>
             </w:r>
             <w:r>
               <w:rPr>
@@ -16011,7 +15706,7 @@
                 <w:szCs w:val="20"/>
                 <w:lang w:val="en-US"/>
               </w:rPr>
-              <w:t xml:space="preserve">sub-suppliers </w:t>
+              <w:t>Quasi-Sub-supplier</w:t>
             </w:r>
             <w:r>
               <w:rPr>
@@ -16020,7 +15715,7 @@
                 <w:szCs w:val="20"/>
                 <w:lang w:val="en-US"/>
               </w:rPr>
-              <w:t xml:space="preserve">and/or the </w:t>
+              <w:t xml:space="preserve">s meet the relevant </w:t>
             </w:r>
             <w:r>
               <w:rPr>
@@ -16029,7 +15724,7 @@
                 <w:szCs w:val="20"/>
                 <w:lang w:val="en-US"/>
               </w:rPr>
-              <w:t>Quasi-Sub-supplier</w:t>
+              <w:t>Q</w:t>
             </w:r>
             <w:r>
               <w:rPr>
@@ -16038,7 +15733,7 @@
                 <w:szCs w:val="20"/>
                 <w:lang w:val="en-US"/>
               </w:rPr>
-              <w:t xml:space="preserve">s meet the relevant </w:t>
+              <w:t>ualification</w:t>
             </w:r>
             <w:r>
               <w:rPr>
@@ -16047,6 +15742,78 @@
                 <w:szCs w:val="20"/>
                 <w:lang w:val="en-US"/>
               </w:rPr>
+              <w:t xml:space="preserve"> and other</w:t>
+            </w:r>
+            <w:r>
+              <w:rPr>
+                <w:rFonts w:ascii="Arial" w:hAnsi="Arial" w:cs="Arial"/>
+                <w:sz w:val="20"/>
+                <w:szCs w:val="20"/>
+                <w:lang w:val="en-US"/>
+              </w:rPr>
+              <w:t xml:space="preserve"> </w:t>
+            </w:r>
+            <w:r>
+              <w:rPr>
+                <w:rFonts w:ascii="Arial" w:hAnsi="Arial" w:cs="Arial"/>
+                <w:sz w:val="20"/>
+                <w:szCs w:val="20"/>
+                <w:lang w:val="en-US"/>
+              </w:rPr>
+              <w:t>R</w:t>
+            </w:r>
+            <w:r>
+              <w:rPr>
+                <w:rFonts w:ascii="Arial" w:hAnsi="Arial" w:cs="Arial"/>
+                <w:sz w:val="20"/>
+                <w:szCs w:val="20"/>
+                <w:lang w:val="en-US"/>
+              </w:rPr>
+              <w:t xml:space="preserve">equirements, and whether there are any </w:t>
+            </w:r>
+            <w:r>
+              <w:rPr>
+                <w:rFonts w:ascii="Arial" w:hAnsi="Arial" w:cs="Arial"/>
+                <w:sz w:val="20"/>
+                <w:szCs w:val="20"/>
+                <w:lang w:val="en-US"/>
+              </w:rPr>
+              <w:t>grounds</w:t>
+            </w:r>
+            <w:r>
+              <w:rPr>
+                <w:rFonts w:ascii="Arial" w:hAnsi="Arial" w:cs="Arial"/>
+                <w:sz w:val="20"/>
+                <w:szCs w:val="20"/>
+                <w:lang w:val="en-US"/>
+              </w:rPr>
+              <w:t xml:space="preserve"> for exclusion of economic entities whose capacities are being relied on. In case </w:t>
+            </w:r>
+            <w:r>
+              <w:rPr>
+                <w:rFonts w:ascii="Arial" w:hAnsi="Arial" w:cs="Arial"/>
+                <w:sz w:val="20"/>
+                <w:szCs w:val="20"/>
+                <w:lang w:val="en-US"/>
+              </w:rPr>
+              <w:t xml:space="preserve">when </w:t>
+            </w:r>
+            <w:r>
+              <w:rPr>
+                <w:rFonts w:ascii="Arial" w:hAnsi="Arial" w:cs="Arial"/>
+                <w:sz w:val="20"/>
+                <w:szCs w:val="20"/>
+                <w:lang w:val="en-US"/>
+              </w:rPr>
+              <w:t xml:space="preserve">an economic entity does not meet the relevant </w:t>
+            </w:r>
+            <w:r>
+              <w:rPr>
+                <w:rFonts w:ascii="Arial" w:hAnsi="Arial" w:cs="Arial"/>
+                <w:sz w:val="20"/>
+                <w:szCs w:val="20"/>
+                <w:lang w:val="en-US"/>
+              </w:rPr>
               <w:t>Q</w:t>
             </w:r>
             <w:r>
@@ -16056,7 +15823,7 @@
                 <w:szCs w:val="20"/>
                 <w:lang w:val="en-US"/>
               </w:rPr>
-              <w:t>ualification</w:t>
+              <w:t xml:space="preserve">ualification </w:t>
             </w:r>
             <w:r>
               <w:rPr>
@@ -16065,7 +15832,7 @@
                 <w:szCs w:val="20"/>
                 <w:lang w:val="en-US"/>
               </w:rPr>
-              <w:t xml:space="preserve"> and other</w:t>
+              <w:t xml:space="preserve">or other </w:t>
             </w:r>
             <w:r>
               <w:rPr>
@@ -16074,7 +15841,7 @@
                 <w:szCs w:val="20"/>
                 <w:lang w:val="en-US"/>
               </w:rPr>
-              <w:t xml:space="preserve"> </w:t>
+              <w:t>R</w:t>
             </w:r>
             <w:r>
               <w:rPr>
@@ -16083,7 +15850,7 @@
                 <w:szCs w:val="20"/>
                 <w:lang w:val="en-US"/>
               </w:rPr>
-              <w:t>R</w:t>
+              <w:t xml:space="preserve">equirements, or its position does meet at least one of the </w:t>
             </w:r>
             <w:r>
               <w:rPr>
@@ -16092,7 +15859,7 @@
                 <w:szCs w:val="20"/>
                 <w:lang w:val="en-US"/>
               </w:rPr>
-              <w:t xml:space="preserve">equirements, and whether there are any </w:t>
+              <w:t>grounds</w:t>
             </w:r>
             <w:r>
               <w:rPr>
@@ -16101,8 +15868,7 @@
                 <w:szCs w:val="20"/>
                 <w:lang w:val="en-US"/>
               </w:rPr>
-              <w:lastRenderedPageBreak/>
-              <w:t>grounds</w:t>
+              <w:t xml:space="preserve"> for the exclusion, the </w:t>
             </w:r>
             <w:r>
               <w:rPr>
@@ -16111,7 +15877,7 @@
                 <w:szCs w:val="20"/>
                 <w:lang w:val="en-US"/>
               </w:rPr>
-              <w:t xml:space="preserve"> for exclusion of economic entities whose capacities are being relied on. In case </w:t>
+              <w:t>Contracting E</w:t>
             </w:r>
             <w:r>
               <w:rPr>
@@ -16120,7 +15886,7 @@
                 <w:szCs w:val="20"/>
                 <w:lang w:val="en-US"/>
               </w:rPr>
-              <w:t xml:space="preserve">when </w:t>
+              <w:t>ntity shall require that the economic entity</w:t>
             </w:r>
             <w:r>
               <w:rPr>
@@ -16129,7 +15895,7 @@
                 <w:szCs w:val="20"/>
                 <w:lang w:val="en-US"/>
               </w:rPr>
-              <w:t xml:space="preserve">an economic entity does not meet the relevant </w:t>
+              <w:t>,</w:t>
             </w:r>
             <w:r>
               <w:rPr>
@@ -16138,7 +15904,7 @@
                 <w:szCs w:val="20"/>
                 <w:lang w:val="en-US"/>
               </w:rPr>
-              <w:t>Q</w:t>
+              <w:t xml:space="preserve"> within the term set forth thereby, </w:t>
             </w:r>
             <w:r>
               <w:rPr>
@@ -16147,7 +15913,7 @@
                 <w:szCs w:val="20"/>
                 <w:lang w:val="en-US"/>
               </w:rPr>
-              <w:t xml:space="preserve">ualification </w:t>
+              <w:t xml:space="preserve">would </w:t>
             </w:r>
             <w:r>
               <w:rPr>
@@ -16156,108 +15922,7 @@
                 <w:szCs w:val="20"/>
                 <w:lang w:val="en-US"/>
               </w:rPr>
-              <w:t xml:space="preserve">or other </w:t>
-            </w:r>
-            <w:r>
-              <w:rPr>
-                <w:rFonts w:ascii="Arial" w:hAnsi="Arial" w:cs="Arial"/>
-                <w:sz w:val="20"/>
-                <w:szCs w:val="20"/>
-                <w:lang w:val="en-US"/>
-              </w:rPr>
-              <w:t>R</w:t>
-            </w:r>
-            <w:r>
-              <w:rPr>
-                <w:rFonts w:ascii="Arial" w:hAnsi="Arial" w:cs="Arial"/>
-                <w:sz w:val="20"/>
-                <w:szCs w:val="20"/>
-                <w:lang w:val="en-US"/>
-              </w:rPr>
-              <w:t xml:space="preserve">equirements, or its position does meet at least one of the </w:t>
-            </w:r>
-            <w:r>
-              <w:rPr>
-                <w:rFonts w:ascii="Arial" w:hAnsi="Arial" w:cs="Arial"/>
-                <w:sz w:val="20"/>
-                <w:szCs w:val="20"/>
-                <w:lang w:val="en-US"/>
-              </w:rPr>
-              <w:t>grounds</w:t>
-            </w:r>
-            <w:r>
-              <w:rPr>
-                <w:rFonts w:ascii="Arial" w:hAnsi="Arial" w:cs="Arial"/>
-                <w:sz w:val="20"/>
-                <w:szCs w:val="20"/>
-                <w:lang w:val="en-US"/>
-              </w:rPr>
-              <w:t xml:space="preserve"> for the exclusion, the </w:t>
-            </w:r>
-            <w:r>
-              <w:rPr>
-                <w:rFonts w:ascii="Arial" w:hAnsi="Arial" w:cs="Arial"/>
-                <w:sz w:val="20"/>
-                <w:szCs w:val="20"/>
-                <w:lang w:val="en-US"/>
-              </w:rPr>
-              <w:t>Contracting E</w:t>
-            </w:r>
-            <w:r>
-              <w:rPr>
-                <w:rFonts w:ascii="Arial" w:hAnsi="Arial" w:cs="Arial"/>
-                <w:sz w:val="20"/>
-                <w:szCs w:val="20"/>
-                <w:lang w:val="en-US"/>
-              </w:rPr>
-              <w:t>ntity shall require that the economic entity</w:t>
-            </w:r>
-            <w:r>
-              <w:rPr>
-                <w:rFonts w:ascii="Arial" w:hAnsi="Arial" w:cs="Arial"/>
-                <w:sz w:val="20"/>
-                <w:szCs w:val="20"/>
-                <w:lang w:val="en-US"/>
-              </w:rPr>
-              <w:t>,</w:t>
-            </w:r>
-            <w:r>
-              <w:rPr>
-                <w:rFonts w:ascii="Arial" w:hAnsi="Arial" w:cs="Arial"/>
-                <w:sz w:val="20"/>
-                <w:szCs w:val="20"/>
-                <w:lang w:val="en-US"/>
-              </w:rPr>
-              <w:t xml:space="preserve"> within the term set forth thereby, </w:t>
-            </w:r>
-            <w:r>
-              <w:rPr>
-                <w:rFonts w:ascii="Arial" w:hAnsi="Arial" w:cs="Arial"/>
-                <w:sz w:val="20"/>
-                <w:szCs w:val="20"/>
-                <w:lang w:val="en-US"/>
-              </w:rPr>
-              <w:t xml:space="preserve">would </w:t>
-            </w:r>
-            <w:proofErr w:type="spellStart"/>
-            <w:r>
-              <w:rPr>
-                <w:rFonts w:ascii="Arial" w:hAnsi="Arial" w:cs="Arial"/>
-                <w:sz w:val="20"/>
-                <w:szCs w:val="20"/>
-                <w:lang w:val="en-US"/>
-              </w:rPr>
-              <w:t>replaced</w:t>
-            </w:r>
-            <w:proofErr w:type="spellEnd"/>
-            <w:r>
-              <w:rPr>
-                <w:rFonts w:ascii="Arial" w:hAnsi="Arial" w:cs="Arial"/>
-                <w:sz w:val="20"/>
-                <w:szCs w:val="20"/>
-                <w:lang w:val="en-US"/>
-              </w:rPr>
-              <w:t xml:space="preserve"> by a compliant economic entity, or that the documents referred to in Clause</w:t>
+              <w:t>replaced by a compliant economic entity, or that the documents referred to in Clause</w:t>
             </w:r>
             <w:r>
               <w:rPr>
@@ -16384,7 +16049,6 @@
                 <w:sz w:val="20"/>
                 <w:szCs w:val="20"/>
               </w:rPr>
-              <w:lastRenderedPageBreak/>
               <w:t>6.11.</w:t>
             </w:r>
           </w:p>
@@ -16564,7 +16228,16 @@
                 <w:sz w:val="20"/>
                 <w:szCs w:val="20"/>
               </w:rPr>
-              <w:t xml:space="preserve"> turi pateikti jungtinės veiklos sutartį. Jungtinės veiklos sutartyje turi būti nurodyti kiekvienos šios sutarties šalies įsipareigojimai ir šių įsipareigojimų procentinė dalis vykdant numatomą sudaryti Sutartį. Jungtinės veiklos sutartis turi numatyti solidarią visų šios sutarties šalių atsakomybę už prievolių Perkančiajam subjektui pagal Sutartį nevykdymą. Taip pat jungtinės veiklos sutartyje turi būti nurodyti jos dalyvių įgaliojimai atstovauti Tiekėjų grupę bendraujant su Perkančiuoju subjektu Pirkimo procedūrų metu kylančiais klausimais (Pasiūlymų pateikimu, jų nagrinėjimu ar vertinimu, kitos su Pirkimo vykdymo klausimais susijusios informacijos teikimu). Jungtinės veiklos sutartyje turi būti nurodomas partneris, kuris automatiškai tampa pagrindiniu partneriu, kai pagrindinis jungtinės veiklos sutartyje nurodytas partneris susiduria su finansinėmis problemomis ir tampa nepajėgus vykdyti Sutartį. Iškilus aukščiau nurodytoms aplinkybėms, tas partneris, kuris automatiškai tapo pagrindiniu, privalės įvykdyti pagrindinio partnerio įsipareigojimus ir už juos gaus mokėjimus iš Perkančiojo subjekto.</w:t>
+              <w:t xml:space="preserve"> turi pateikti jungtinės veiklos sutartį. Jungtinės veiklos sutartyje turi būti nurodyti kiekvienos šios sutarties šalies įsipareigojimai ir šių įsipareigojimų procentinė dalis vykdant numatomą sudaryti Sutartį. Jungtinės veiklos sutartis turi numatyti solidarią visų šios sutarties šalių atsakomybę už prievolių Perkančiajam subjektui pagal Sutartį nevykdymą. Taip pat jungtinės veiklos sutartyje turi būti nurodyti jos dalyvių įgaliojimai atstovauti Tiekėjų grupę bendraujant su Perkančiuoju subjektu Pirkimo procedūrų metu kylančiais klausimais (Pasiūlymų pateikimu, jų nagrinėjimu ar vertinimu, kitos su Pirkimo vykdymo klausimais susijusios informacijos teikimu). Jungtinės veiklos sutartyje turi būti nurodomas partneris, kuris automatiškai tampa pagrindiniu partneriu, kai pagrindinis jungtinės veiklos sutartyje nurodytas partneris susiduria su finansinėmis problemomis ir tampa nepajėgus vykdyti Sutartį. Iškilus aukščiau nurodytoms aplinkybėms, tas partneris, kuris automatiškai tapo pagrindiniu, privalės įvykdyti </w:t>
+            </w:r>
+            <w:r>
+              <w:rPr>
+                <w:rFonts w:ascii="Arial" w:hAnsi="Arial" w:cs="Arial"/>
+                <w:sz w:val="20"/>
+                <w:szCs w:val="20"/>
+              </w:rPr>
+              <w:lastRenderedPageBreak/>
+              <w:t>pagrindinio partnerio įsipareigojimus ir už juos gaus mokėjimus iš Perkančiojo subjekto.</w:t>
             </w:r>
           </w:p>
         </w:tc>
@@ -16597,9 +16270,9 @@
                 <w:szCs w:val="20"/>
                 <w:lang w:val="en-US"/>
               </w:rPr>
-              <w:t xml:space="preserve">If a group of Suppliers united </w:t>
-            </w:r>
-            <w:proofErr w:type="gramStart"/>
+              <w:lastRenderedPageBreak/>
+              <w:t xml:space="preserve">If a group of Suppliers united on the basis of a joint activity participates in the Procurement Procedures, they must submit a joint activity agreement together with the </w:t>
+            </w:r>
             <w:r>
               <w:rPr>
                 <w:rFonts w:ascii="Arial" w:hAnsi="Arial" w:cs="Arial"/>
@@ -16607,9 +16280,8 @@
                 <w:szCs w:val="20"/>
                 <w:lang w:val="en-US"/>
               </w:rPr>
-              <w:t>on the basis of</w:t>
-            </w:r>
-            <w:proofErr w:type="gramEnd"/>
+              <w:t>Initial Tender</w:t>
+            </w:r>
             <w:r>
               <w:rPr>
                 <w:rFonts w:ascii="Arial" w:hAnsi="Arial" w:cs="Arial"/>
@@ -16617,7 +16289,7 @@
                 <w:szCs w:val="20"/>
                 <w:lang w:val="en-US"/>
               </w:rPr>
-              <w:t xml:space="preserve"> a joint activity participates in the Procurement Procedures, they must submit a joint activity agreement together with the </w:t>
+              <w:t>. The joint activity agreement must specify the obligations of each party to th</w:t>
             </w:r>
             <w:r>
               <w:rPr>
@@ -16626,7 +16298,7 @@
                 <w:szCs w:val="20"/>
                 <w:lang w:val="en-US"/>
               </w:rPr>
-              <w:t>Initial Tender</w:t>
+              <w:t>at</w:t>
             </w:r>
             <w:r>
               <w:rPr>
@@ -16635,7 +16307,7 @@
                 <w:szCs w:val="20"/>
                 <w:lang w:val="en-US"/>
               </w:rPr>
-              <w:t>. The joint activity agreement must specify the obligations of each party to th</w:t>
+              <w:t xml:space="preserve"> agreement and the percentage of these obligations in the performance of the </w:t>
             </w:r>
             <w:r>
               <w:rPr>
@@ -16644,7 +16316,7 @@
                 <w:szCs w:val="20"/>
                 <w:lang w:val="en-US"/>
               </w:rPr>
-              <w:t>at</w:t>
+              <w:t>planned to conclude Contract</w:t>
             </w:r>
             <w:r>
               <w:rPr>
@@ -16653,7 +16325,7 @@
                 <w:szCs w:val="20"/>
                 <w:lang w:val="en-US"/>
               </w:rPr>
-              <w:t xml:space="preserve"> agreement and the percentage of these obligations in the performance of the </w:t>
+              <w:t xml:space="preserve">. The joint activity agreement shall clearly specify the joint liability of all the parties to the agreement with respect to the </w:t>
             </w:r>
             <w:r>
               <w:rPr>
@@ -16662,7 +16334,7 @@
                 <w:szCs w:val="20"/>
                 <w:lang w:val="en-US"/>
               </w:rPr>
-              <w:t>planned to conclude Contract</w:t>
+              <w:t>Contracting E</w:t>
             </w:r>
             <w:r>
               <w:rPr>
@@ -16671,7 +16343,7 @@
                 <w:szCs w:val="20"/>
                 <w:lang w:val="en-US"/>
               </w:rPr>
-              <w:t xml:space="preserve">. The joint activity agreement shall clearly specify the joint liability of all the parties to the agreement with respect to the </w:t>
+              <w:t xml:space="preserve">ntity for the failure to fulfil the contractual obligations. The joint activity agreement must also specify the authority of its participants to represent the Supplier </w:t>
             </w:r>
             <w:r>
               <w:rPr>
@@ -16680,6 +16352,24 @@
                 <w:szCs w:val="20"/>
                 <w:lang w:val="en-US"/>
               </w:rPr>
+              <w:t>g</w:t>
+            </w:r>
+            <w:r>
+              <w:rPr>
+                <w:rFonts w:ascii="Arial" w:hAnsi="Arial" w:cs="Arial"/>
+                <w:sz w:val="20"/>
+                <w:szCs w:val="20"/>
+                <w:lang w:val="en-US"/>
+              </w:rPr>
+              <w:t xml:space="preserve">roup in communication with the </w:t>
+            </w:r>
+            <w:r>
+              <w:rPr>
+                <w:rFonts w:ascii="Arial" w:hAnsi="Arial" w:cs="Arial"/>
+                <w:sz w:val="20"/>
+                <w:szCs w:val="20"/>
+                <w:lang w:val="en-US"/>
+              </w:rPr>
               <w:t>Contracting E</w:t>
             </w:r>
             <w:r>
@@ -16689,7 +16379,7 @@
                 <w:szCs w:val="20"/>
                 <w:lang w:val="en-US"/>
               </w:rPr>
-              <w:t xml:space="preserve">ntity for the failure to fulfil the contractual obligations. The joint activity agreement must also specify the authority of its participants to represent the Supplier </w:t>
+              <w:t xml:space="preserve">ntity on issues arising during the </w:t>
             </w:r>
             <w:r>
               <w:rPr>
@@ -16698,7 +16388,7 @@
                 <w:szCs w:val="20"/>
                 <w:lang w:val="en-US"/>
               </w:rPr>
-              <w:t>g</w:t>
+              <w:t>P</w:t>
             </w:r>
             <w:r>
               <w:rPr>
@@ -16707,7 +16397,7 @@
                 <w:szCs w:val="20"/>
                 <w:lang w:val="en-US"/>
               </w:rPr>
-              <w:t xml:space="preserve">roup in communication with the </w:t>
+              <w:t xml:space="preserve">rocurement procedures (submission of </w:t>
             </w:r>
             <w:r>
               <w:rPr>
@@ -16716,7 +16406,7 @@
                 <w:szCs w:val="20"/>
                 <w:lang w:val="en-US"/>
               </w:rPr>
-              <w:t>Contracting E</w:t>
+              <w:t>T</w:t>
             </w:r>
             <w:r>
               <w:rPr>
@@ -16725,7 +16415,7 @@
                 <w:szCs w:val="20"/>
                 <w:lang w:val="en-US"/>
               </w:rPr>
-              <w:t xml:space="preserve">ntity on issues arising during the </w:t>
+              <w:t xml:space="preserve">enders, their examination or evaluation, provision of other information related to the </w:t>
             </w:r>
             <w:r>
               <w:rPr>
@@ -16743,7 +16433,7 @@
                 <w:szCs w:val="20"/>
                 <w:lang w:val="en-US"/>
               </w:rPr>
-              <w:t xml:space="preserve">rocurement procedures (submission of </w:t>
+              <w:t xml:space="preserve">rocurement execution issues). The joint activity agreement must specify the partner who automatically becomes the lead partner when the lead partner specified in the joint activity agreement encounters financial problems and becomes unable to perform the agreement. In the face of the circumstances as described above the partner that automatically becomes the lead partner shall </w:t>
             </w:r>
             <w:r>
               <w:rPr>
@@ -16752,34 +16442,8 @@
                 <w:szCs w:val="20"/>
                 <w:lang w:val="en-US"/>
               </w:rPr>
-              <w:t>T</w:t>
-            </w:r>
-            <w:r>
-              <w:rPr>
-                <w:rFonts w:ascii="Arial" w:hAnsi="Arial" w:cs="Arial"/>
-                <w:sz w:val="20"/>
-                <w:szCs w:val="20"/>
-                <w:lang w:val="en-US"/>
-              </w:rPr>
-              <w:t xml:space="preserve">enders, their examination or evaluation, provision of other information related to the </w:t>
-            </w:r>
-            <w:r>
-              <w:rPr>
-                <w:rFonts w:ascii="Arial" w:hAnsi="Arial" w:cs="Arial"/>
-                <w:sz w:val="20"/>
-                <w:szCs w:val="20"/>
-                <w:lang w:val="en-US"/>
-              </w:rPr>
-              <w:t>P</w:t>
-            </w:r>
-            <w:r>
-              <w:rPr>
-                <w:rFonts w:ascii="Arial" w:hAnsi="Arial" w:cs="Arial"/>
-                <w:sz w:val="20"/>
-                <w:szCs w:val="20"/>
-                <w:lang w:val="en-US"/>
-              </w:rPr>
-              <w:t xml:space="preserve">rocurement execution issues). The joint activity agreement must specify the partner who automatically becomes the lead partner when the lead partner specified in the joint activity agreement encounters financial problems and becomes unable to perform the agreement. In the face of the circumstances as described above the partner that automatically becomes the lead partner shall carry out the obligations of the lead partner and will receive the </w:t>
+              <w:lastRenderedPageBreak/>
+              <w:t xml:space="preserve">carry out the obligations of the lead partner and will receive the </w:t>
             </w:r>
             <w:r>
               <w:rPr>
@@ -16843,6 +16507,7 @@
                 <w:sz w:val="20"/>
                 <w:szCs w:val="20"/>
               </w:rPr>
+              <w:lastRenderedPageBreak/>
               <w:t>6.13.</w:t>
             </w:r>
           </w:p>
@@ -16923,9 +16588,8 @@
                 <w:szCs w:val="20"/>
                 <w:lang w:val="en-US"/>
               </w:rPr>
-              <w:t xml:space="preserve">ntity does not </w:t>
-            </w:r>
-            <w:proofErr w:type="gramStart"/>
+              <w:t xml:space="preserve">ntity does not require </w:t>
+            </w:r>
             <w:r>
               <w:rPr>
                 <w:rFonts w:ascii="Arial" w:hAnsi="Arial" w:cs="Arial"/>
@@ -16933,26 +16597,7 @@
                 <w:szCs w:val="20"/>
                 <w:lang w:val="en-US"/>
               </w:rPr>
-              <w:t xml:space="preserve">require </w:t>
-            </w:r>
-            <w:r>
-              <w:rPr>
-                <w:rFonts w:ascii="Arial" w:hAnsi="Arial" w:cs="Arial"/>
-                <w:sz w:val="20"/>
-                <w:szCs w:val="20"/>
-                <w:lang w:val="en-US"/>
-              </w:rPr>
-              <w:t>of</w:t>
-            </w:r>
-            <w:proofErr w:type="gramEnd"/>
-            <w:r>
-              <w:rPr>
-                <w:rFonts w:ascii="Arial" w:hAnsi="Arial" w:cs="Arial"/>
-                <w:sz w:val="20"/>
-                <w:szCs w:val="20"/>
-                <w:lang w:val="en-US"/>
-              </w:rPr>
-              <w:t xml:space="preserve"> </w:t>
+              <w:t xml:space="preserve">of </w:t>
             </w:r>
             <w:r>
               <w:rPr>
@@ -17121,70 +16766,7 @@
                 <w:sz w:val="20"/>
                 <w:szCs w:val="20"/>
               </w:rPr>
-              <w:t xml:space="preserve">Jeigu Tiekėjas ir/ar Ūkio subjektai, kurių pajėgumais remiamasi, ir/ar </w:t>
-            </w:r>
-            <w:proofErr w:type="spellStart"/>
-            <w:r>
-              <w:rPr>
-                <w:rFonts w:ascii="Arial" w:hAnsi="Arial" w:cs="Arial"/>
-                <w:sz w:val="20"/>
-                <w:szCs w:val="20"/>
-              </w:rPr>
-              <w:t>Kvazisubtiekėjas</w:t>
-            </w:r>
-            <w:proofErr w:type="spellEnd"/>
-            <w:r>
-              <w:rPr>
-                <w:rFonts w:ascii="Arial" w:hAnsi="Arial" w:cs="Arial"/>
-                <w:sz w:val="20"/>
-                <w:szCs w:val="20"/>
-              </w:rPr>
-              <w:t xml:space="preserve"> negali pateikti pašalinimo pagrindų nebuvimo ir (ar) kvalifikacijos atitiktį patvirtinančių dokumentų, nes atitinkamoje šalyje tokie dokumentai neišduodami arba toje šalyje išduodami dokumentai neapima visų keliamų klausimų, jie gali būti pakeisti priesaikos deklaracija arba šalyse, kuriose ji netaikoma, oficialia Tiekėjo (Ūkio subjektų, kurių pajėgumais remiamasi, ir/ar </w:t>
-            </w:r>
-            <w:proofErr w:type="spellStart"/>
-            <w:r>
-              <w:rPr>
-                <w:rFonts w:ascii="Arial" w:hAnsi="Arial" w:cs="Arial"/>
-                <w:sz w:val="20"/>
-                <w:szCs w:val="20"/>
-              </w:rPr>
-              <w:t>Kvazisubtiekėjo</w:t>
-            </w:r>
-            <w:proofErr w:type="spellEnd"/>
-            <w:r>
-              <w:rPr>
-                <w:rFonts w:ascii="Arial" w:hAnsi="Arial" w:cs="Arial"/>
-                <w:sz w:val="20"/>
-                <w:szCs w:val="20"/>
-              </w:rPr>
-              <w:t xml:space="preserve">) deklaracija, kuri turi būti </w:t>
-            </w:r>
-            <w:r>
-              <w:rPr>
-                <w:rFonts w:ascii="Arial" w:hAnsi="Arial" w:cs="Arial"/>
-                <w:sz w:val="20"/>
-                <w:szCs w:val="20"/>
-              </w:rPr>
-              <w:lastRenderedPageBreak/>
-              <w:t xml:space="preserve">patvirtinta valstybės narės ar Tiekėjo (Ūkio subjektų, kurių pajėgumais remiamasi, ir/ar </w:t>
-            </w:r>
-            <w:proofErr w:type="spellStart"/>
-            <w:r>
-              <w:rPr>
-                <w:rFonts w:ascii="Arial" w:hAnsi="Arial" w:cs="Arial"/>
-                <w:sz w:val="20"/>
-                <w:szCs w:val="20"/>
-              </w:rPr>
-              <w:t>Kvazisubtiekėjo</w:t>
-            </w:r>
-            <w:proofErr w:type="spellEnd"/>
-            <w:r>
-              <w:rPr>
-                <w:rFonts w:ascii="Arial" w:hAnsi="Arial" w:cs="Arial"/>
-                <w:sz w:val="20"/>
-                <w:szCs w:val="20"/>
-              </w:rPr>
-              <w:t>) kilmės šalies arba šalies, kurioje jis registruotas, kompetentingos teisinės ar administracinės institucijos, notaro arba kompetentingos profesinės ar prekybos organizacijos.</w:t>
+              <w:t>Jeigu Tiekėjas ir/ar Ūkio subjektai, kurių pajėgumais remiamasi, ir/ar Kvazisubtiekėjas negali pateikti pašalinimo pagrindų nebuvimo ir (ar) kvalifikacijos atitiktį patvirtinančių dokumentų, nes atitinkamoje šalyje tokie dokumentai neišduodami arba toje šalyje išduodami dokumentai neapima visų keliamų klausimų, jie gali būti pakeisti priesaikos deklaracija arba šalyse, kuriose ji netaikoma, oficialia Tiekėjo (Ūkio subjektų, kurių pajėgumais remiamasi, ir/ar Kvazisubtiekėjo) deklaracija, kuri turi būti patvirtinta valstybės narės ar Tiekėjo (Ūkio subjektų, kurių pajėgumais remiamasi, ir/ar Kvazisubtiekėjo) kilmės šalies arba šalies, kurioje jis registruotas, kompetentingos teisinės ar administracinės institucijos, notaro arba kompetentingos profesinės ar prekybos organizacijos.</w:t>
             </w:r>
           </w:p>
         </w:tc>
@@ -17217,7 +16799,6 @@
                 <w:szCs w:val="20"/>
                 <w:lang w:val="en-US"/>
               </w:rPr>
-              <w:lastRenderedPageBreak/>
               <w:t xml:space="preserve">If the Supplier and/or the economic entity whose capacities are relied on and or the </w:t>
             </w:r>
             <w:r>
@@ -17353,17 +16934,7 @@
                 <w:szCs w:val="20"/>
                 <w:lang w:val="en-US"/>
               </w:rPr>
-              <w:t>Quasi-</w:t>
-            </w:r>
-            <w:r>
-              <w:rPr>
-                <w:rFonts w:ascii="Arial" w:hAnsi="Arial" w:cs="Arial"/>
-                <w:sz w:val="20"/>
-                <w:szCs w:val="20"/>
-                <w:lang w:val="en-US"/>
-              </w:rPr>
-              <w:lastRenderedPageBreak/>
-              <w:t>Sub-supplier</w:t>
+              <w:t>Quasi-Sub-supplier</w:t>
             </w:r>
             <w:r>
               <w:rPr>
@@ -17436,7 +17007,6 @@
                 <w:sz w:val="20"/>
                 <w:szCs w:val="20"/>
               </w:rPr>
-              <w:lastRenderedPageBreak/>
               <w:t>6.15.</w:t>
             </w:r>
           </w:p>
@@ -17719,18 +17289,8 @@
                 <w:sz w:val="20"/>
                 <w:szCs w:val="20"/>
               </w:rPr>
-              <w:t xml:space="preserve">Pirkimo dokumentuose nurodytą reikalaujamą kvalifikaciją Tiekėjai, Ūkio subjektai, kurių pajėgumais remiamasi, </w:t>
-            </w:r>
-            <w:proofErr w:type="spellStart"/>
-            <w:r>
-              <w:rPr>
-                <w:rFonts w:ascii="Arial" w:hAnsi="Arial" w:cs="Arial"/>
-                <w:sz w:val="20"/>
-                <w:szCs w:val="20"/>
-              </w:rPr>
-              <w:t>Kvazisubtiekėjai</w:t>
-            </w:r>
-            <w:proofErr w:type="spellEnd"/>
+              <w:t>Pirkimo dokumentuose nurodytą reikalaujamą kvalifikaciją Tiekėjai, Ūkio subjektai, kurių pajėgumais remiamasi, Kvazisubtiekėjai</w:t>
+            </w:r>
             <w:r>
               <w:rPr>
                 <w:rFonts w:ascii="Arial" w:hAnsi="Arial" w:cs="Arial"/>
@@ -17761,79 +17321,16 @@
                 <w:sz w:val="20"/>
                 <w:szCs w:val="20"/>
               </w:rPr>
-              <w:t xml:space="preserve"> pateikimo termino pabaigos. Iš Tiekėjų, Ūkio subjektų, kurių pajėgumais remiamasi, </w:t>
-            </w:r>
-            <w:proofErr w:type="spellStart"/>
-            <w:r>
-              <w:rPr>
-                <w:rFonts w:ascii="Arial" w:hAnsi="Arial" w:cs="Arial"/>
-                <w:sz w:val="20"/>
-                <w:szCs w:val="20"/>
-              </w:rPr>
-              <w:t>Kvazisubtiekėjų</w:t>
-            </w:r>
-            <w:proofErr w:type="spellEnd"/>
-            <w:r>
-              <w:rPr>
-                <w:rFonts w:ascii="Arial" w:hAnsi="Arial" w:cs="Arial"/>
-                <w:sz w:val="20"/>
-                <w:szCs w:val="20"/>
-              </w:rPr>
-              <w:t xml:space="preserve"> registruotų Europos Sąjungos valstybėje narėje, Europos ekonominės erdvės valstybėje narėje, Šveicarijos Konfederacijoje arba trečiojoje šalyje, priimami Tiekėjo, Ūkio subjekto, kurio pajėgumais remiamasi, </w:t>
-            </w:r>
-            <w:proofErr w:type="spellStart"/>
-            <w:r>
-              <w:rPr>
-                <w:rFonts w:ascii="Arial" w:hAnsi="Arial" w:cs="Arial"/>
-                <w:sz w:val="20"/>
-                <w:szCs w:val="20"/>
-              </w:rPr>
-              <w:t>Kvazisubtiekėjo</w:t>
-            </w:r>
-            <w:proofErr w:type="spellEnd"/>
-            <w:r>
-              <w:rPr>
-                <w:rFonts w:ascii="Arial" w:hAnsi="Arial" w:cs="Arial"/>
-                <w:sz w:val="20"/>
-                <w:szCs w:val="20"/>
-              </w:rPr>
-              <w:t xml:space="preserve"> kilmės šalies kompetentingų institucijų išduoti dokumentai, tačiau toks užsienio šalies Tiekėjas, Ūkio subjektas, kurio pajėgumais remiamasi, </w:t>
-            </w:r>
-            <w:proofErr w:type="spellStart"/>
-            <w:r>
-              <w:rPr>
-                <w:rFonts w:ascii="Arial" w:hAnsi="Arial" w:cs="Arial"/>
-                <w:sz w:val="20"/>
-                <w:szCs w:val="20"/>
-              </w:rPr>
-              <w:t>Kvazisubtiekėjas</w:t>
-            </w:r>
-            <w:proofErr w:type="spellEnd"/>
-            <w:r>
-              <w:rPr>
-                <w:rFonts w:ascii="Arial" w:hAnsi="Arial" w:cs="Arial"/>
-                <w:sz w:val="20"/>
-                <w:szCs w:val="20"/>
-              </w:rPr>
-              <w:t xml:space="preserve"> turi pareigą, per protingą laiką, kreiptis į atitinkamą Lietuvos Respublikos instituciją dėl teisės pripažinimo dokumento išdavimo. Užsienio Tiekėjo, Ūkio subjekto, kurio pajėgumais remiamasi, </w:t>
-            </w:r>
-            <w:proofErr w:type="spellStart"/>
-            <w:r>
-              <w:rPr>
-                <w:rFonts w:ascii="Arial" w:hAnsi="Arial" w:cs="Arial"/>
-                <w:sz w:val="20"/>
-                <w:szCs w:val="20"/>
-              </w:rPr>
-              <w:t>Kvazisubtiekėjo</w:t>
-            </w:r>
-            <w:proofErr w:type="spellEnd"/>
-            <w:r>
-              <w:rPr>
-                <w:rFonts w:ascii="Arial" w:hAnsi="Arial" w:cs="Arial"/>
-                <w:sz w:val="20"/>
-                <w:szCs w:val="20"/>
-              </w:rPr>
-              <w:t xml:space="preserve"> turimos kvalifikacijos patvirtinimo dokumentai Lietuvoje gali būti išduoti ir po galutinės P</w:t>
+              <w:t xml:space="preserve"> pateikimo termino pabaigos. Iš Tiekėjų, Ūkio subjektų, kurių pajėgumais remiamasi, Kvazisubtiekėjų registruotų Europos Sąjungos valstybėje narėje, Europos ekonominės erdvės valstybėje narėje, Šveicarijos Konfederacijoje arba trečiojoje šalyje, priimami Tiekėjo, Ūkio subjekto, kurio pajėgumais remiamasi, Kvazisubtiekėjo kilmės šalies kompetentingų institucijų išduoti dokumentai, tačiau toks užsienio šalies Tiekėjas, Ūkio subjektas, kurio pajėgumais remiamasi, Kvazisubtiekėjas </w:t>
+            </w:r>
+            <w:r>
+              <w:rPr>
+                <w:rFonts w:ascii="Arial" w:hAnsi="Arial" w:cs="Arial"/>
+                <w:sz w:val="20"/>
+                <w:szCs w:val="20"/>
+              </w:rPr>
+              <w:lastRenderedPageBreak/>
+              <w:t>turi pareigą, per protingą laiką, kreiptis į atitinkamą Lietuvos Respublikos instituciją dėl teisės pripažinimo dokumento išdavimo. Užsienio Tiekėjo, Ūkio subjekto, kurio pajėgumais remiamasi, Kvazisubtiekėjo turimos kvalifikacijos patvirtinimo dokumentai Lietuvoje gali būti išduoti ir po galutinės P</w:t>
             </w:r>
             <w:r>
               <w:rPr>
@@ -17916,9 +17413,9 @@
                 <w:szCs w:val="20"/>
                 <w:lang w:val="en-US"/>
               </w:rPr>
-              <w:t xml:space="preserve">The </w:t>
-            </w:r>
-            <w:proofErr w:type="gramStart"/>
+              <w:lastRenderedPageBreak/>
+              <w:t xml:space="preserve">The qualification as required for the Suppliers, the economic entities on whose capacities the Supplier relies on, also for the </w:t>
+            </w:r>
             <w:r>
               <w:rPr>
                 <w:rFonts w:ascii="Arial" w:hAnsi="Arial" w:cs="Arial"/>
@@ -17926,9 +17423,8 @@
                 <w:szCs w:val="20"/>
                 <w:lang w:val="en-US"/>
               </w:rPr>
-              <w:t>qualification as</w:t>
-            </w:r>
-            <w:proofErr w:type="gramEnd"/>
+              <w:t>Quasi-Sub-supplier</w:t>
+            </w:r>
             <w:r>
               <w:rPr>
                 <w:rFonts w:ascii="Arial" w:hAnsi="Arial" w:cs="Arial"/>
@@ -17936,7 +17432,7 @@
                 <w:szCs w:val="20"/>
                 <w:lang w:val="en-US"/>
               </w:rPr>
-              <w:t xml:space="preserve"> required for the Suppliers, the economic entities on whose capacities the Supplier relies on, also for the </w:t>
+              <w:t xml:space="preserve">s shall have been acquired before the end of the </w:t>
             </w:r>
             <w:r>
               <w:rPr>
@@ -17945,9 +17441,8 @@
                 <w:szCs w:val="20"/>
                 <w:lang w:val="en-US"/>
               </w:rPr>
-              <w:t>Quasi-Sub-</w:t>
-            </w:r>
-            <w:proofErr w:type="gramStart"/>
+              <w:t>Initial Tender</w:t>
+            </w:r>
             <w:r>
               <w:rPr>
                 <w:rFonts w:ascii="Arial" w:hAnsi="Arial" w:cs="Arial"/>
@@ -17955,7 +17450,7 @@
                 <w:szCs w:val="20"/>
                 <w:lang w:val="en-US"/>
               </w:rPr>
-              <w:t>supplier</w:t>
+              <w:t xml:space="preserve"> </w:t>
             </w:r>
             <w:r>
               <w:rPr>
@@ -17964,9 +17459,8 @@
                 <w:szCs w:val="20"/>
                 <w:lang w:val="en-US"/>
               </w:rPr>
-              <w:t>s</w:t>
-            </w:r>
-            <w:proofErr w:type="gramEnd"/>
+              <w:t xml:space="preserve">submission term. Documents issued by the competent authorities of </w:t>
+            </w:r>
             <w:r>
               <w:rPr>
                 <w:rFonts w:ascii="Arial" w:hAnsi="Arial" w:cs="Arial"/>
@@ -17974,7 +17468,7 @@
                 <w:szCs w:val="20"/>
                 <w:lang w:val="en-US"/>
               </w:rPr>
-              <w:t xml:space="preserve"> shall have been acquired before the end of the </w:t>
+              <w:t>S</w:t>
             </w:r>
             <w:r>
               <w:rPr>
@@ -17983,7 +17477,7 @@
                 <w:szCs w:val="20"/>
                 <w:lang w:val="en-US"/>
               </w:rPr>
-              <w:t>Initial Tender</w:t>
+              <w:t xml:space="preserve">uppliers, economic entities whose capacities are relied on, and the </w:t>
             </w:r>
             <w:r>
               <w:rPr>
@@ -17992,7 +17486,7 @@
                 <w:szCs w:val="20"/>
                 <w:lang w:val="en-US"/>
               </w:rPr>
-              <w:t xml:space="preserve"> </w:t>
+              <w:t>Q</w:t>
             </w:r>
             <w:r>
               <w:rPr>
@@ -18001,7 +17495,7 @@
                 <w:szCs w:val="20"/>
                 <w:lang w:val="en-US"/>
               </w:rPr>
-              <w:t xml:space="preserve">submission term. Documents issued by the competent authorities of </w:t>
+              <w:t>uasi</w:t>
             </w:r>
             <w:r>
               <w:rPr>
@@ -18010,6 +17504,42 @@
                 <w:szCs w:val="20"/>
                 <w:lang w:val="en-US"/>
               </w:rPr>
+              <w:t>- S</w:t>
+            </w:r>
+            <w:r>
+              <w:rPr>
+                <w:rFonts w:ascii="Arial" w:hAnsi="Arial" w:cs="Arial"/>
+                <w:sz w:val="20"/>
+                <w:szCs w:val="20"/>
+                <w:lang w:val="en-US"/>
+              </w:rPr>
+              <w:t>ub-suppliers registered in a Member State of the European Union, a Member State of the European Economic Area, the Swiss Confederation or a third country shall be accepted, however,</w:t>
+            </w:r>
+            <w:r>
+              <w:rPr>
+                <w:rFonts w:ascii="Arial" w:hAnsi="Arial" w:cs="Arial"/>
+                <w:sz w:val="20"/>
+                <w:szCs w:val="20"/>
+                <w:lang w:val="en-US"/>
+              </w:rPr>
+              <w:t xml:space="preserve"> if</w:t>
+            </w:r>
+            <w:r>
+              <w:rPr>
+                <w:rFonts w:ascii="Arial" w:hAnsi="Arial" w:cs="Arial"/>
+                <w:sz w:val="20"/>
+                <w:szCs w:val="20"/>
+                <w:lang w:val="en-US"/>
+              </w:rPr>
+              <w:t xml:space="preserve"> such foreign </w:t>
+            </w:r>
+            <w:r>
+              <w:rPr>
+                <w:rFonts w:ascii="Arial" w:hAnsi="Arial" w:cs="Arial"/>
+                <w:sz w:val="20"/>
+                <w:szCs w:val="20"/>
+                <w:lang w:val="en-US"/>
+              </w:rPr>
               <w:t>S</w:t>
             </w:r>
             <w:r>
@@ -18019,7 +17549,7 @@
                 <w:szCs w:val="20"/>
                 <w:lang w:val="en-US"/>
               </w:rPr>
-              <w:t xml:space="preserve">uppliers, economic entities whose capacities are relied on, and the </w:t>
+              <w:t xml:space="preserve">upplier, the economic entity whose capacities are relied upon, the </w:t>
             </w:r>
             <w:r>
               <w:rPr>
@@ -18028,7 +17558,7 @@
                 <w:szCs w:val="20"/>
                 <w:lang w:val="en-US"/>
               </w:rPr>
-              <w:t>Q</w:t>
+              <w:t>Quasi-Sub-supplier</w:t>
             </w:r>
             <w:r>
               <w:rPr>
@@ -18037,7 +17567,7 @@
                 <w:szCs w:val="20"/>
                 <w:lang w:val="en-US"/>
               </w:rPr>
-              <w:t>uasi</w:t>
+              <w:t xml:space="preserve"> has the obligation, within a reasonable time, to apply to the </w:t>
             </w:r>
             <w:r>
               <w:rPr>
@@ -18046,70 +17576,8 @@
                 <w:szCs w:val="20"/>
                 <w:lang w:val="en-US"/>
               </w:rPr>
-              <w:t>- S</w:t>
-            </w:r>
-            <w:r>
-              <w:rPr>
-                <w:rFonts w:ascii="Arial" w:hAnsi="Arial" w:cs="Arial"/>
-                <w:sz w:val="20"/>
-                <w:szCs w:val="20"/>
-                <w:lang w:val="en-US"/>
-              </w:rPr>
-              <w:t>ub-suppliers registered in a Member State of the European Union, a Member State of the European Economic Area, the Swiss Confederation or a third country shall be accepted, however,</w:t>
-            </w:r>
-            <w:r>
-              <w:rPr>
-                <w:rFonts w:ascii="Arial" w:hAnsi="Arial" w:cs="Arial"/>
-                <w:sz w:val="20"/>
-                <w:szCs w:val="20"/>
-                <w:lang w:val="en-US"/>
-              </w:rPr>
-              <w:t xml:space="preserve"> if</w:t>
-            </w:r>
-            <w:r>
-              <w:rPr>
-                <w:rFonts w:ascii="Arial" w:hAnsi="Arial" w:cs="Arial"/>
-                <w:sz w:val="20"/>
-                <w:szCs w:val="20"/>
-                <w:lang w:val="en-US"/>
-              </w:rPr>
-              <w:t xml:space="preserve"> such foreign </w:t>
-            </w:r>
-            <w:r>
-              <w:rPr>
-                <w:rFonts w:ascii="Arial" w:hAnsi="Arial" w:cs="Arial"/>
-                <w:sz w:val="20"/>
-                <w:szCs w:val="20"/>
-                <w:lang w:val="en-US"/>
-              </w:rPr>
-              <w:t>S</w:t>
-            </w:r>
-            <w:r>
-              <w:rPr>
-                <w:rFonts w:ascii="Arial" w:hAnsi="Arial" w:cs="Arial"/>
-                <w:sz w:val="20"/>
-                <w:szCs w:val="20"/>
-                <w:lang w:val="en-US"/>
-              </w:rPr>
-              <w:t xml:space="preserve">upplier, the economic entity whose capacities are relied upon, the </w:t>
-            </w:r>
-            <w:r>
-              <w:rPr>
-                <w:rFonts w:ascii="Arial" w:hAnsi="Arial" w:cs="Arial"/>
-                <w:sz w:val="20"/>
-                <w:szCs w:val="20"/>
-                <w:lang w:val="en-US"/>
-              </w:rPr>
-              <w:t>Quasi-Sub-supplier</w:t>
-            </w:r>
-            <w:r>
-              <w:rPr>
-                <w:rFonts w:ascii="Arial" w:hAnsi="Arial" w:cs="Arial"/>
-                <w:sz w:val="20"/>
-                <w:szCs w:val="20"/>
-                <w:lang w:val="en-US"/>
-              </w:rPr>
-              <w:t xml:space="preserve"> has the obligation, within a reasonable time, to apply to the relevant institution of the Republic of Lithuania for the issuance of a document of recognition of the right. The documents certifying the qualification of foreign </w:t>
+              <w:lastRenderedPageBreak/>
+              <w:t xml:space="preserve">relevant institution of the Republic of Lithuania for the issuance of a document of recognition of the right. The documents certifying the qualification of foreign </w:t>
             </w:r>
             <w:r>
               <w:rPr>
@@ -18218,6 +17686,7 @@
                 <w:sz w:val="20"/>
                 <w:szCs w:val="20"/>
               </w:rPr>
+              <w:lastRenderedPageBreak/>
               <w:t>6.17.</w:t>
             </w:r>
           </w:p>
@@ -18597,7 +18066,6 @@
                 <w:sz w:val="20"/>
                 <w:szCs w:val="20"/>
               </w:rPr>
-              <w:lastRenderedPageBreak/>
               <w:t>7</w:t>
             </w:r>
             <w:r>
@@ -18897,27 +18365,7 @@
                 <w:szCs w:val="20"/>
                 <w:lang w:val="en-GB"/>
               </w:rPr>
-              <w:t xml:space="preserve">The Tender must be submitted only by </w:t>
-            </w:r>
-            <w:proofErr w:type="gramStart"/>
-            <w:r>
-              <w:rPr>
-                <w:rFonts w:ascii="Arial" w:hAnsi="Arial" w:cs="Arial"/>
-                <w:sz w:val="20"/>
-                <w:szCs w:val="20"/>
-                <w:lang w:val="en-GB"/>
-              </w:rPr>
-              <w:t>the means by which</w:t>
-            </w:r>
-            <w:proofErr w:type="gramEnd"/>
-            <w:r>
-              <w:rPr>
-                <w:rFonts w:ascii="Arial" w:hAnsi="Arial" w:cs="Arial"/>
-                <w:sz w:val="20"/>
-                <w:szCs w:val="20"/>
-                <w:lang w:val="en-GB"/>
-              </w:rPr>
-              <w:t xml:space="preserve"> the Procurement is carried out. If the Supplier submits a Tender by means other than those specified, </w:t>
+              <w:t xml:space="preserve">The Tender must be submitted only by the means by which the Procurement is carried out. If the Supplier submits a Tender by means other than those specified, </w:t>
             </w:r>
             <w:r>
               <w:rPr>
@@ -19510,6 +18958,7 @@
                 <w:sz w:val="20"/>
                 <w:szCs w:val="20"/>
               </w:rPr>
+              <w:lastRenderedPageBreak/>
               <w:t>7</w:t>
             </w:r>
             <w:r>
@@ -19877,7 +19326,6 @@
                 <w:sz w:val="20"/>
                 <w:szCs w:val="20"/>
               </w:rPr>
-              <w:lastRenderedPageBreak/>
               <w:t>7</w:t>
             </w:r>
             <w:r>
@@ -19964,9 +19412,8 @@
                 <w:szCs w:val="20"/>
                 <w:lang w:val="en-GB" w:eastAsia="lt-LT"/>
               </w:rPr>
-              <w:t xml:space="preserve">Alternative Tenders are not permitted unless otherwise specified in the SPC. A joint tender submitted </w:t>
-            </w:r>
-            <w:proofErr w:type="gramStart"/>
+              <w:t xml:space="preserve">Alternative Tenders are not permitted unless otherwise specified in the SPC. A joint tender submitted on the basis of a joint activity agreement with another economic operator is also considered an </w:t>
+            </w:r>
             <w:r>
               <w:rPr>
                 <w:rFonts w:ascii="Arial" w:hAnsi="Arial" w:cs="Arial"/>
@@ -19974,9 +19421,8 @@
                 <w:szCs w:val="20"/>
                 <w:lang w:val="en-GB" w:eastAsia="lt-LT"/>
               </w:rPr>
-              <w:t>on the basis of</w:t>
-            </w:r>
-            <w:proofErr w:type="gramEnd"/>
+              <w:t>a</w:t>
+            </w:r>
             <w:r>
               <w:rPr>
                 <w:rFonts w:ascii="Arial" w:hAnsi="Arial" w:cs="Arial"/>
@@ -19984,45 +19430,7 @@
                 <w:szCs w:val="20"/>
                 <w:lang w:val="en-GB" w:eastAsia="lt-LT"/>
               </w:rPr>
-              <w:t xml:space="preserve"> a joint activity agreement with another economic operator is also considered an </w:t>
-            </w:r>
-            <w:r>
-              <w:rPr>
-                <w:rFonts w:ascii="Arial" w:hAnsi="Arial" w:cs="Arial"/>
-                <w:sz w:val="20"/>
-                <w:szCs w:val="20"/>
-                <w:lang w:val="en-GB" w:eastAsia="lt-LT"/>
-              </w:rPr>
-              <w:t>a</w:t>
-            </w:r>
-            <w:r>
-              <w:rPr>
-                <w:rFonts w:ascii="Arial" w:hAnsi="Arial" w:cs="Arial"/>
-                <w:sz w:val="20"/>
-                <w:szCs w:val="20"/>
-                <w:lang w:val="en-GB" w:eastAsia="lt-LT"/>
-              </w:rPr>
-              <w:t xml:space="preserve">lternative Tender. The Supplier's participation as an economic operator whose capacity is relied on or </w:t>
-            </w:r>
-            <w:proofErr w:type="gramStart"/>
-            <w:r>
-              <w:rPr>
-                <w:rFonts w:ascii="Arial" w:hAnsi="Arial" w:cs="Arial"/>
-                <w:sz w:val="20"/>
-                <w:szCs w:val="20"/>
-                <w:lang w:val="en-GB" w:eastAsia="lt-LT"/>
-              </w:rPr>
-              <w:t>on the basis of</w:t>
-            </w:r>
-            <w:proofErr w:type="gramEnd"/>
-            <w:r>
-              <w:rPr>
-                <w:rFonts w:ascii="Arial" w:hAnsi="Arial" w:cs="Arial"/>
-                <w:sz w:val="20"/>
-                <w:szCs w:val="20"/>
-                <w:lang w:val="en-GB" w:eastAsia="lt-LT"/>
-              </w:rPr>
-              <w:t xml:space="preserve"> a Sub-supplier in several tenders (unless otherwise specified in the </w:t>
+              <w:t xml:space="preserve">lternative Tender. The Supplier's participation as an economic operator whose capacity is relied on or on the basis of a Sub-supplier in several tenders (unless otherwise specified in the </w:t>
             </w:r>
             <w:r>
               <w:rPr>
@@ -20383,7 +19791,17 @@
                 <w:sz w:val="20"/>
                 <w:szCs w:val="20"/>
               </w:rPr>
-              <w:t xml:space="preserve">Jeigu Perkančiajam subjektui kyla abejonių dėl Tiekėjo Pasiūlyme nurodytos informacijos konfidencialumo, Perkantysis subjektas gali prašyti Tiekėjo pagrįsti/papildomai pagrįsti, kodėl nurodyta informacija yra konfidenciali. Jeigu Tiekėjas per Perkančiojo subjekto nurodytą terminą, kuris negali būti trumpesnis kaip </w:t>
+              <w:t xml:space="preserve">Jeigu Perkančiajam subjektui kyla abejonių dėl Tiekėjo Pasiūlyme nurodytos informacijos konfidencialumo, Perkantysis subjektas gali prašyti Tiekėjo pagrįsti/papildomai pagrįsti, kodėl nurodyta informacija yra konfidenciali. Jeigu Tiekėjas per Perkančiojo subjekto nurodytą terminą, </w:t>
+            </w:r>
+            <w:r>
+              <w:rPr>
+                <w:rFonts w:ascii="Arial" w:hAnsi="Arial" w:cs="Arial"/>
+                <w:color w:val="000000"/>
+                <w:sz w:val="20"/>
+                <w:szCs w:val="20"/>
+              </w:rPr>
+              <w:lastRenderedPageBreak/>
+              <w:t xml:space="preserve">kuris negali būti trumpesnis kaip </w:t>
             </w:r>
             <w:r>
               <w:rPr>
@@ -20443,6 +19861,7 @@
                 <w:szCs w:val="20"/>
                 <w:lang w:val="en-GB"/>
               </w:rPr>
+              <w:lastRenderedPageBreak/>
               <w:t xml:space="preserve">If the Contracting </w:t>
             </w:r>
             <w:r>
@@ -20462,7 +19881,18 @@
                 <w:szCs w:val="20"/>
                 <w:lang w:val="en-GB"/>
               </w:rPr>
-              <w:t xml:space="preserve"> has doubts about the confidentiality of the information specified in the Supplier’s Tender, the Contracting Entity shall ask the Supplier to prove why the specified information is confidential. If the Supplier fails to provide such evidence within the term specified by the Contracting Entity, which may not be less than </w:t>
+              <w:t xml:space="preserve"> has doubts about the confidentiality of the information specified in the Supplier’s Tender, the Contracting Entity shall ask the Supplier to prove why the specified information is confidential. If the Supplier fails to provide such evidence within the term specified by the Contracting Entity, which </w:t>
+            </w:r>
+            <w:r>
+              <w:rPr>
+                <w:rFonts w:ascii="Arial" w:hAnsi="Arial" w:cs="Arial"/>
+                <w:color w:val="000000"/>
+                <w:sz w:val="20"/>
+                <w:szCs w:val="20"/>
+                <w:lang w:val="en-GB"/>
+              </w:rPr>
+              <w:lastRenderedPageBreak/>
+              <w:t xml:space="preserve">may not be less than </w:t>
             </w:r>
             <w:r>
               <w:rPr>
@@ -20520,6 +19950,7 @@
                 <w:sz w:val="20"/>
                 <w:szCs w:val="20"/>
               </w:rPr>
+              <w:lastRenderedPageBreak/>
               <w:t>7</w:t>
             </w:r>
             <w:r>
@@ -20656,27 +20087,7 @@
                 <w:sz w:val="20"/>
                 <w:szCs w:val="20"/>
               </w:rPr>
-              <w:t xml:space="preserve">Visi Tiekėjo Pasiūlyme pateikiami dokumentai turi būti pateikti CVP IS elektronine forma, t. y. tiesiogiai suformuoti elektroninėmis priemonėmis arba pateikiant skaitmenines dokumentų kopijas. Pateikiami dokumentai ar skaitmeninės dokumentų kopijos turi būti prieinami naudojant nediskriminuojančius, visuotinai prieinamus duomenų failų formatus (pvz., </w:t>
-            </w:r>
-            <w:proofErr w:type="spellStart"/>
-            <w:r>
-              <w:rPr>
-                <w:rFonts w:ascii="Arial" w:hAnsi="Arial" w:cs="Arial"/>
-                <w:iCs/>
-                <w:sz w:val="20"/>
-                <w:szCs w:val="20"/>
-              </w:rPr>
-              <w:t>pdf</w:t>
-            </w:r>
-            <w:proofErr w:type="spellEnd"/>
-            <w:r>
-              <w:rPr>
-                <w:rFonts w:ascii="Arial" w:hAnsi="Arial" w:cs="Arial"/>
-                <w:iCs/>
-                <w:sz w:val="20"/>
-                <w:szCs w:val="20"/>
-              </w:rPr>
-              <w:t>, jpg, doc.). Perkantysis subjektas pasilieka sau teisę prašyti dokumentų originalų.</w:t>
+              <w:t>Visi Tiekėjo Pasiūlyme pateikiami dokumentai turi būti pateikti CVP IS elektronine forma, t. y. tiesiogiai suformuoti elektroninėmis priemonėmis arba pateikiant skaitmenines dokumentų kopijas. Pateikiami dokumentai ar skaitmeninės dokumentų kopijos turi būti prieinami naudojant nediskriminuojančius, visuotinai prieinamus duomenų failų formatus (pvz., pdf, jpg, doc.). Perkantysis subjektas pasilieka sau teisę prašyti dokumentų originalų.</w:t>
             </w:r>
           </w:p>
         </w:tc>
@@ -20860,18 +20271,7 @@
                 <w:szCs w:val="20"/>
                 <w:lang w:val="en-GB"/>
               </w:rPr>
-              <w:t xml:space="preserve">Tenders, as well as other correspondence and documents, may be submitted in the languages specified in the SPC. If the relevant documents (certificates, attestations, etc.), technical descriptions or similar documents proving compliance with the requirements set out in the Conditions are issued in languages other than those specified in the SPC, these documents must be accompanied by a translation of the document into at least one of the specified </w:t>
-            </w:r>
-            <w:r>
-              <w:rPr>
-                <w:rFonts w:ascii="Arial" w:hAnsi="Arial" w:cs="Arial"/>
-                <w:iCs/>
-                <w:sz w:val="20"/>
-                <w:szCs w:val="20"/>
-                <w:lang w:val="en-GB"/>
-              </w:rPr>
-              <w:lastRenderedPageBreak/>
-              <w:t xml:space="preserve">languages, signed by the Supplier’s </w:t>
+              <w:t xml:space="preserve">Tenders, as well as other correspondence and documents, may be submitted in the languages specified in the SPC. If the relevant documents (certificates, attestations, etc.), technical descriptions or similar documents proving compliance with the requirements set out in the Conditions are issued in languages other than those specified in the SPC, these documents must be accompanied by a translation of the document into at least one of the specified languages, signed by the Supplier’s </w:t>
             </w:r>
             <w:r>
               <w:rPr>
@@ -20919,7 +20319,6 @@
                 <w:sz w:val="20"/>
                 <w:szCs w:val="20"/>
               </w:rPr>
-              <w:lastRenderedPageBreak/>
               <w:t>8</w:t>
             </w:r>
             <w:r>
@@ -21532,6 +20931,7 @@
                 <w:sz w:val="20"/>
                 <w:szCs w:val="20"/>
               </w:rPr>
+              <w:lastRenderedPageBreak/>
               <w:t>8</w:t>
             </w:r>
             <w:r>
@@ -21748,29 +21148,7 @@
                 <w:szCs w:val="20"/>
                 <w:lang w:val="en-GB"/>
               </w:rPr>
-              <w:t xml:space="preserve">Having received the Tender after the specified date of submission of Tenders, the Contracting Entity shall inform the Supplier </w:t>
-            </w:r>
-            <w:proofErr w:type="gramStart"/>
-            <w:r>
-              <w:rPr>
-                <w:rFonts w:ascii="Arial" w:hAnsi="Arial" w:cs="Arial"/>
-                <w:iCs/>
-                <w:sz w:val="20"/>
-                <w:szCs w:val="20"/>
-                <w:lang w:val="en-GB"/>
-              </w:rPr>
-              <w:t>thereof, and</w:t>
-            </w:r>
-            <w:proofErr w:type="gramEnd"/>
-            <w:r>
-              <w:rPr>
-                <w:rFonts w:ascii="Arial" w:hAnsi="Arial" w:cs="Arial"/>
-                <w:iCs/>
-                <w:sz w:val="20"/>
-                <w:szCs w:val="20"/>
-                <w:lang w:val="en-GB"/>
-              </w:rPr>
-              <w:t xml:space="preserve"> shall not examine or evaluate such Tender. </w:t>
+              <w:t xml:space="preserve">Having received the Tender after the specified date of submission of Tenders, the Contracting Entity shall inform the Supplier thereof, and shall not examine or evaluate such Tender. </w:t>
             </w:r>
             <w:r>
               <w:rPr>
@@ -22392,16 +21770,7 @@
                 <w:sz w:val="20"/>
                 <w:szCs w:val="20"/>
               </w:rPr>
-              <w:t xml:space="preserve">Susipažinti su visa su Pirkimais susijusia informacija gali tik Komisijos nariai, Komisijos posėdžiuose dalyvaujantys stebėtojai ir Perkančiojo subjekto ar jo įgaliotojo subjekto pakviesti ekspertai, Viešųjų pirkimų tarnybos atstovai, Perkančiojo subjekto vadovas, jo įgalioti asmenys, kiti </w:t>
-            </w:r>
-            <w:r>
-              <w:rPr>
-                <w:rFonts w:ascii="Arial" w:hAnsi="Arial" w:cs="Arial"/>
-                <w:sz w:val="20"/>
-                <w:szCs w:val="20"/>
-              </w:rPr>
-              <w:lastRenderedPageBreak/>
-              <w:t>asmenys ir institucijos, turinčios tokią teisę pagal jų veiklą reglamentuojančius Lietuvos Respublikos įstatymus, taip pat Europos Sąjungos ar atskirų valstybių finansinę paramą administruojantys ir (ar) audituojantys viešieji juridiniai asmenys, kuriems šie įgaliojimai suteikti Viešojo administravimo įstatymo nustatyta tvarka. Kiti asmenys gali susipažinti tik su ta su pirkimais susijusia informacija, kurią atskleisti leidžia PĮ.</w:t>
+              <w:t>Susipažinti su visa su Pirkimais susijusia informacija gali tik Komisijos nariai, Komisijos posėdžiuose dalyvaujantys stebėtojai ir Perkančiojo subjekto ar jo įgaliotojo subjekto pakviesti ekspertai, Viešųjų pirkimų tarnybos atstovai, Perkančiojo subjekto vadovas, jo įgalioti asmenys, kiti asmenys ir institucijos, turinčios tokią teisę pagal jų veiklą reglamentuojančius Lietuvos Respublikos įstatymus, taip pat Europos Sąjungos ar atskirų valstybių finansinę paramą administruojantys ir (ar) audituojantys viešieji juridiniai asmenys, kuriems šie įgaliojimai suteikti Viešojo administravimo įstatymo nustatyta tvarka. Kiti asmenys gali susipažinti tik su ta su pirkimais susijusia informacija, kurią atskleisti leidžia PĮ.</w:t>
             </w:r>
           </w:p>
         </w:tc>
@@ -22436,18 +21805,7 @@
                 <w:szCs w:val="20"/>
                 <w:lang w:val="en-GB"/>
               </w:rPr>
-              <w:lastRenderedPageBreak/>
-              <w:t xml:space="preserve">All information related to the Procurement may be accessed only by the members of the Commission, observers participating in the meetings of the Commission and experts invited by the Contracting Entity or its authorized entity, representatives of the Public Procurement Office, CEO of the Contracting </w:t>
-            </w:r>
-            <w:r>
-              <w:rPr>
-                <w:rFonts w:ascii="Arial" w:hAnsi="Arial" w:cs="Arial"/>
-                <w:sz w:val="20"/>
-                <w:szCs w:val="20"/>
-                <w:lang w:val="en-GB"/>
-              </w:rPr>
-              <w:lastRenderedPageBreak/>
-              <w:t>Entity, its authorized persons, other persons and institutions having such a right in accordance with the laws of the Republic of Lithuania regulating their activities, as well as public legal entities administering and/or auditing the financial support of the European Union or individual states, to whom these powers are granted in accordance with the procedure established by the Law on Public Administration. Other persons may access only the information related to the Procurement, disclosure of which is permitted by LP.</w:t>
+              <w:t>All information related to the Procurement may be accessed only by the members of the Commission, observers participating in the meetings of the Commission and experts invited by the Contracting Entity or its authorized entity, representatives of the Public Procurement Office, CEO of the Contracting Entity, its authorized persons, other persons and institutions having such a right in accordance with the laws of the Republic of Lithuania regulating their activities, as well as public legal entities administering and/or auditing the financial support of the European Union or individual states, to whom these powers are granted in accordance with the procedure established by the Law on Public Administration. Other persons may access only the information related to the Procurement, disclosure of which is permitted by LP.</w:t>
             </w:r>
           </w:p>
         </w:tc>
@@ -22476,7 +21834,6 @@
                 <w:sz w:val="20"/>
                 <w:szCs w:val="20"/>
               </w:rPr>
-              <w:lastRenderedPageBreak/>
               <w:t>9</w:t>
             </w:r>
             <w:r>
@@ -22549,27 +21906,7 @@
                 <w:szCs w:val="20"/>
                 <w:lang w:val="en-GB"/>
               </w:rPr>
-              <w:t xml:space="preserve">The Commission may invite representatives of state and municipal institutions or bodies (except civil servants of political (personal) trust and state politicians), who provided authorisation of the represented </w:t>
-            </w:r>
-            <w:proofErr w:type="gramStart"/>
-            <w:r>
-              <w:rPr>
-                <w:rFonts w:ascii="Arial" w:hAnsi="Arial" w:cs="Arial"/>
-                <w:sz w:val="20"/>
-                <w:szCs w:val="20"/>
-                <w:lang w:val="en-GB"/>
-              </w:rPr>
-              <w:t>entity  to</w:t>
-            </w:r>
-            <w:proofErr w:type="gramEnd"/>
-            <w:r>
-              <w:rPr>
-                <w:rFonts w:ascii="Arial" w:hAnsi="Arial" w:cs="Arial"/>
-                <w:sz w:val="20"/>
-                <w:szCs w:val="20"/>
-                <w:lang w:val="en-GB"/>
-              </w:rPr>
-              <w:t xml:space="preserve"> attend the meetings of the Commission as observers. Information on observers participating in the Procurement procedure shall be provided in the SPC.</w:t>
+              <w:t>The Commission may invite representatives of state and municipal institutions or bodies (except civil servants of political (personal) trust and state politicians), who provided authorisation of the represented entity  to attend the meetings of the Commission as observers. Information on observers participating in the Procurement procedure shall be provided in the SPC.</w:t>
             </w:r>
           </w:p>
         </w:tc>
@@ -22668,27 +22005,7 @@
                 <w:szCs w:val="20"/>
                 <w:lang w:val="en-GB"/>
               </w:rPr>
-              <w:t xml:space="preserve">The Initial </w:t>
-            </w:r>
-            <w:proofErr w:type="gramStart"/>
-            <w:r>
-              <w:rPr>
-                <w:rFonts w:ascii="Arial" w:hAnsi="Arial" w:cs="Arial"/>
-                <w:sz w:val="20"/>
-                <w:szCs w:val="20"/>
-                <w:lang w:val="en-GB"/>
-              </w:rPr>
-              <w:t>Tender  submitted</w:t>
-            </w:r>
-            <w:proofErr w:type="gramEnd"/>
-            <w:r>
-              <w:rPr>
-                <w:rFonts w:ascii="Arial" w:hAnsi="Arial" w:cs="Arial"/>
-                <w:sz w:val="20"/>
-                <w:szCs w:val="20"/>
-                <w:lang w:val="en-GB"/>
-              </w:rPr>
-              <w:t xml:space="preserve"> by the Supplier shall be rejected and the Supplier shall be excluded from the Procurement procedure if at least one of the following conditions are met:</w:t>
+              <w:t>The Initial Tender  submitted by the Supplier shall be rejected and the Supplier shall be excluded from the Procurement procedure if at least one of the following conditions are met:</w:t>
             </w:r>
           </w:p>
         </w:tc>
@@ -22818,6 +22135,7 @@
                 <w:sz w:val="20"/>
                 <w:szCs w:val="20"/>
               </w:rPr>
+              <w:lastRenderedPageBreak/>
               <w:t>9.5.</w:t>
             </w:r>
             <w:r>
@@ -23760,34 +23078,7 @@
                 <w:sz w:val="20"/>
                 <w:szCs w:val="20"/>
               </w:rPr>
-              <w:t xml:space="preserve">Jeigu Tiekėjas, Subtiekėjas, Ūkio subjektas, kurio pajėgumais remiamasi, arba Tiekėjų grupės narys nėra registruotas (Tiekėjas, Subtiekėjas, Ūkio subjektas, kurio pajėgumais remiamasi, Tiekėjų grupės narys, </w:t>
-            </w:r>
-            <w:proofErr w:type="spellStart"/>
-            <w:r>
-              <w:rPr>
-                <w:rFonts w:ascii="Arial" w:hAnsi="Arial" w:cs="Arial"/>
-                <w:sz w:val="20"/>
-                <w:szCs w:val="20"/>
-              </w:rPr>
-              <w:t>Kvazisubtiekėjas</w:t>
-            </w:r>
-            <w:proofErr w:type="spellEnd"/>
-            <w:r>
-              <w:rPr>
-                <w:rFonts w:ascii="Arial" w:hAnsi="Arial" w:cs="Arial"/>
-                <w:sz w:val="20"/>
-                <w:szCs w:val="20"/>
-              </w:rPr>
-              <w:t xml:space="preserve">, kuris yra fizinis asmuo – nuolat gyvenantis ar turintis pilietybę) Europos Sąjungos valstybėje narėje, Šiaurės Atlanto sutarties organizacijos valstybėje narėje ar trečiojoje šalyje, pasirašiusioje PĮ 29 </w:t>
-            </w:r>
-            <w:r>
-              <w:rPr>
-                <w:rFonts w:ascii="Arial" w:hAnsi="Arial" w:cs="Arial"/>
-                <w:sz w:val="20"/>
-                <w:szCs w:val="20"/>
-              </w:rPr>
-              <w:lastRenderedPageBreak/>
-              <w:t>straipsnio 4 dalyje nurodytus tarptautinius susitarimus (šis atmetimo pagrindas taikomas tik kai toks reikalavimas keliamas SPS);</w:t>
+              <w:t>Jeigu Tiekėjas, Subtiekėjas, Ūkio subjektas, kurio pajėgumais remiamasi, arba Tiekėjų grupės narys nėra registruotas (Tiekėjas, Subtiekėjas, Ūkio subjektas, kurio pajėgumais remiamasi, Tiekėjų grupės narys, Kvazisubtiekėjas, kuris yra fizinis asmuo – nuolat gyvenantis ar turintis pilietybę) Europos Sąjungos valstybėje narėje, Šiaurės Atlanto sutarties organizacijos valstybėje narėje ar trečiojoje šalyje, pasirašiusioje PĮ 29 straipsnio 4 dalyje nurodytus tarptautinius susitarimus (šis atmetimo pagrindas taikomas tik kai toks reikalavimas keliamas SPS);</w:t>
             </w:r>
             <w:bookmarkEnd w:id="70"/>
           </w:p>
@@ -23823,18 +23114,7 @@
                 <w:szCs w:val="20"/>
                 <w:lang w:val="en-GB"/>
               </w:rPr>
-              <w:lastRenderedPageBreak/>
-              <w:t xml:space="preserve">The Supplier, the Sub-supplier, a member of the Supplier group or the entity whose capacity is relied on is not registered (or the Supplier, the Sub-supplier, a member of the Supplier group, the economic entity on whose capacities the Supplier relies on, the quasi sub-contractor, a natural person is not a permanent resident or has a citizenship) in a member state of the European Union, North Atlantic in a Member State of the contracting organization or in a third country </w:t>
-            </w:r>
-            <w:r>
-              <w:rPr>
-                <w:rFonts w:ascii="Arial" w:hAnsi="Arial" w:cs="Arial"/>
-                <w:sz w:val="20"/>
-                <w:szCs w:val="20"/>
-                <w:lang w:val="en-GB"/>
-              </w:rPr>
-              <w:lastRenderedPageBreak/>
-              <w:t>which is a signatory to the international agreements referred to in Article 29 (4) of the LP (this ground for rejection applies only where such a requirement is imposed on the SPC);</w:t>
+              <w:t>The Supplier, the Sub-supplier, a member of the Supplier group or the entity whose capacity is relied on is not registered (or the Supplier, the Sub-supplier, a member of the Supplier group, the economic entity on whose capacities the Supplier relies on, the quasi sub-contractor, a natural person is not a permanent resident or has a citizenship) in a member state of the European Union, North Atlantic in a Member State of the contracting organization or in a third country which is a signatory to the international agreements referred to in Article 29 (4) of the LP (this ground for rejection applies only where such a requirement is imposed on the SPC);</w:t>
             </w:r>
           </w:p>
         </w:tc>
@@ -23862,7 +23142,6 @@
                 <w:sz w:val="20"/>
                 <w:szCs w:val="20"/>
               </w:rPr>
-              <w:lastRenderedPageBreak/>
               <w:t>9.5.</w:t>
             </w:r>
             <w:r>
@@ -24085,6 +23364,7 @@
                 <w:sz w:val="20"/>
                 <w:szCs w:val="20"/>
               </w:rPr>
+              <w:lastRenderedPageBreak/>
               <w:t>9.6.</w:t>
             </w:r>
           </w:p>
@@ -25041,7 +24321,6 @@
                 <w:sz w:val="20"/>
                 <w:szCs w:val="20"/>
               </w:rPr>
-              <w:lastRenderedPageBreak/>
               <w:t>9.8.</w:t>
             </w:r>
           </w:p>
@@ -25089,9 +24368,8 @@
                 <w:sz w:val="20"/>
                 <w:szCs w:val="20"/>
               </w:rPr>
-              <w:t xml:space="preserve">sistemos ir (arba) aplinkos apsaugos vadybos sistemos standartams, jeigu tai būtina siekiant užtikrinti tinkamą Pirkimo procedūros atlikimą. Iš užsienio Tiekėjų pirmiausia reikalaujama tokios rūšies pažymų ir tokių dokumentinių įrodymų formų, apie kuriuos pateikta informacija Europos Komisijos informacinėje dokumentų saugykloje </w:t>
-            </w:r>
-            <w:proofErr w:type="spellStart"/>
+              <w:t xml:space="preserve">sistemos ir (arba) aplinkos apsaugos vadybos sistemos standartams, jeigu tai būtina siekiant užtikrinti tinkamą Pirkimo procedūros atlikimą. Iš užsienio Tiekėjų pirmiausia reikalaujama tokios rūšies pažymų ir tokių dokumentinių įrodymų formų, apie kuriuos pateikta informacija Europos Komisijos informacinėje dokumentų saugykloje eCertis. Tokių dokumentų nereikalaujama, jei Perkantysis subjektas turi galimybę susipažinti su šiais dokumentais ar informacija tiesiogiai ir neatlygintinai prisijungęs prie nacionalinės duomenų bazės bet kurioje valstybėje narėje arba naudodamasis CVP IS </w:t>
+            </w:r>
             <w:r>
               <w:rPr>
                 <w:rFonts w:ascii="Arial" w:hAnsi="Arial" w:cs="Arial"/>
@@ -25099,17 +24377,8 @@
                 <w:sz w:val="20"/>
                 <w:szCs w:val="20"/>
               </w:rPr>
-              <w:t>eCertis</w:t>
-            </w:r>
-            <w:proofErr w:type="spellEnd"/>
-            <w:r>
-              <w:rPr>
-                <w:rFonts w:ascii="Arial" w:hAnsi="Arial" w:cs="Arial"/>
-                <w:color w:val="000000"/>
-                <w:sz w:val="20"/>
-                <w:szCs w:val="20"/>
-              </w:rPr>
-              <w:t>. Tokių dokumentų nereikalaujama, jei Perkantysis subjektas turi galimybę susipažinti su šiais dokumentais ar informacija tiesiogiai ir neatlygintinai prisijungęs prie nacionalinės duomenų bazės bet kurioje valstybėje narėje arba naudodamasis CVP IS priemonėmis, arba šiuos dokumentus jau turi iš ankstesnių Pirkimo procedūrų.</w:t>
+              <w:lastRenderedPageBreak/>
+              <w:t>priemonėmis, arba šiuos dokumentus jau turi iš ankstesnių Pirkimo procedūrų.</w:t>
             </w:r>
             <w:bookmarkEnd w:id="80"/>
           </w:p>
@@ -25146,9 +24415,18 @@
                 <w:szCs w:val="20"/>
                 <w:lang w:val="en-GB"/>
               </w:rPr>
-              <w:t xml:space="preserve">At any time during the Procurement procedure, the Contracting Entity may request Suppliers to submit all or part of the documents confirming the absence of grounds for exclusion, their compliance with the Qualification and other Requirements and, if applicable, compliance with quality management system and/or environmental management system standards, if that is necessary to ensure proper Procurement procedures. In particular, the type of certificates and forms of documentary evidence for which information is provided in the European Commission's </w:t>
-            </w:r>
-            <w:proofErr w:type="spellStart"/>
+              <w:lastRenderedPageBreak/>
+              <w:t xml:space="preserve">At any time during the Procurement procedure, the Contracting Entity may request Suppliers to submit all or part of the documents confirming the absence of grounds for exclusion, their compliance with the Qualification and other Requirements and, if applicable, compliance with quality management system and/or environmental management system standards, if that is necessary to ensure proper Procurement procedures. In particular, the type of certificates and forms of documentary evidence for which information is provided in the European Commission's eCertis information repository are required from foreign Suppliers. Such documents are not required if the Contracting </w:t>
+            </w:r>
+            <w:r>
+              <w:rPr>
+                <w:rFonts w:ascii="Arial" w:hAnsi="Arial" w:cs="Arial"/>
+                <w:sz w:val="20"/>
+                <w:szCs w:val="20"/>
+                <w:lang w:val="en-GB"/>
+              </w:rPr>
+              <w:t>Entity</w:t>
+            </w:r>
             <w:r>
               <w:rPr>
                 <w:rFonts w:ascii="Arial" w:hAnsi="Arial" w:cs="Arial"/>
@@ -25157,59 +24435,7 @@
                 <w:szCs w:val="20"/>
                 <w:lang w:val="en-GB"/>
               </w:rPr>
-              <w:t>eCertis</w:t>
-            </w:r>
-            <w:proofErr w:type="spellEnd"/>
-            <w:r>
-              <w:rPr>
-                <w:rFonts w:ascii="Arial" w:hAnsi="Arial" w:cs="Arial"/>
-                <w:color w:val="000000"/>
-                <w:sz w:val="20"/>
-                <w:szCs w:val="20"/>
-                <w:lang w:val="en-GB"/>
-              </w:rPr>
-              <w:t xml:space="preserve"> information repository are required from foreign Suppliers. Such documents are not required if the Contracting </w:t>
-            </w:r>
-            <w:r>
-              <w:rPr>
-                <w:rFonts w:ascii="Arial" w:hAnsi="Arial" w:cs="Arial"/>
-                <w:sz w:val="20"/>
-                <w:szCs w:val="20"/>
-                <w:lang w:val="en-GB"/>
-              </w:rPr>
-              <w:t>Entity</w:t>
-            </w:r>
-            <w:r>
-              <w:rPr>
-                <w:rFonts w:ascii="Arial" w:hAnsi="Arial" w:cs="Arial"/>
-                <w:color w:val="000000"/>
-                <w:sz w:val="20"/>
-                <w:szCs w:val="20"/>
-                <w:lang w:val="en-GB"/>
-              </w:rPr>
-              <w:t xml:space="preserve"> has access to these documents or information directly and free of charge by accessing the national database in any member state or via the CPP </w:t>
-            </w:r>
-            <w:proofErr w:type="gramStart"/>
-            <w:r>
-              <w:rPr>
-                <w:rFonts w:ascii="Arial" w:hAnsi="Arial" w:cs="Arial"/>
-                <w:color w:val="000000"/>
-                <w:sz w:val="20"/>
-                <w:szCs w:val="20"/>
-                <w:lang w:val="en-GB"/>
-              </w:rPr>
-              <w:t>IS, or</w:t>
-            </w:r>
-            <w:proofErr w:type="gramEnd"/>
-            <w:r>
-              <w:rPr>
-                <w:rFonts w:ascii="Arial" w:hAnsi="Arial" w:cs="Arial"/>
-                <w:color w:val="000000"/>
-                <w:sz w:val="20"/>
-                <w:szCs w:val="20"/>
-                <w:lang w:val="en-GB"/>
-              </w:rPr>
-              <w:t xml:space="preserve"> already has these documents from previous Procurement procedures.</w:t>
+              <w:t xml:space="preserve"> has access to these documents or information directly and free of charge by accessing the national database in any member state or via the CPP IS, or already has these documents from previous Procurement procedures.</w:t>
             </w:r>
           </w:p>
         </w:tc>
@@ -25321,29 +24547,7 @@
                 <w:szCs w:val="20"/>
                 <w:lang w:val="en-GB"/>
               </w:rPr>
-              <w:t xml:space="preserve">In case of doubts about the accuracy of the information provided by the Supplier, the Contracting Entity has the right to contact the Supplier with a request to provide a justification of the information provided by the Supplier to the Contracting Entity. The Contracting Entity has the right to contact the persons (clients) specified by the Supplier </w:t>
-            </w:r>
-            <w:proofErr w:type="gramStart"/>
-            <w:r>
-              <w:rPr>
-                <w:rFonts w:ascii="Arial" w:hAnsi="Arial" w:cs="Arial"/>
-                <w:color w:val="000000"/>
-                <w:sz w:val="20"/>
-                <w:szCs w:val="20"/>
-                <w:lang w:val="en-GB"/>
-              </w:rPr>
-              <w:t>in order to</w:t>
-            </w:r>
-            <w:proofErr w:type="gramEnd"/>
-            <w:r>
-              <w:rPr>
-                <w:rFonts w:ascii="Arial" w:hAnsi="Arial" w:cs="Arial"/>
-                <w:color w:val="000000"/>
-                <w:sz w:val="20"/>
-                <w:szCs w:val="20"/>
-                <w:lang w:val="en-GB"/>
-              </w:rPr>
-              <w:t xml:space="preserve"> ascertain the accuracy of the specified information, and if these persons do not confirm the correctness of the information specified by the Supplier – to reject the Supplier’s </w:t>
+              <w:t xml:space="preserve">In case of doubts about the accuracy of the information provided by the Supplier, the Contracting Entity has the right to contact the Supplier with a request to provide a justification of the information provided by the Supplier to the Contracting Entity. The Contracting Entity has the right to contact the persons (clients) specified by the Supplier in order to ascertain the accuracy of the specified information, and if these persons do not confirm the correctness of the information specified by the Supplier – to reject the Supplier’s </w:t>
             </w:r>
             <w:r>
               <w:rPr>
@@ -25693,7 +24897,6 @@
                 <w:sz w:val="20"/>
                 <w:szCs w:val="20"/>
               </w:rPr>
-              <w:lastRenderedPageBreak/>
               <w:t>9.12.</w:t>
             </w:r>
           </w:p>
@@ -25880,6 +25083,7 @@
                 <w:sz w:val="20"/>
                 <w:szCs w:val="20"/>
               </w:rPr>
+              <w:lastRenderedPageBreak/>
               <w:t>9</w:t>
             </w:r>
             <w:r>
@@ -26004,33 +25208,7 @@
                 <w:szCs w:val="20"/>
                 <w:lang w:val="en-GB"/>
               </w:rPr>
-              <w:t xml:space="preserve">The Contracting Entity by electronic means of CPP </w:t>
-            </w:r>
-            <w:proofErr w:type="gramStart"/>
-            <w:r>
-              <w:rPr>
-                <w:rFonts w:ascii="Arial" w:hAnsi="Arial" w:cs="Arial"/>
-                <w:bCs/>
-                <w:iCs/>
-                <w:kern w:val="32"/>
-                <w:sz w:val="20"/>
-                <w:szCs w:val="20"/>
-                <w:lang w:val="en-GB"/>
-              </w:rPr>
-              <w:t>IS will invite</w:t>
-            </w:r>
-            <w:proofErr w:type="gramEnd"/>
-            <w:r>
-              <w:rPr>
-                <w:rFonts w:ascii="Arial" w:hAnsi="Arial" w:cs="Arial"/>
-                <w:bCs/>
-                <w:iCs/>
-                <w:kern w:val="32"/>
-                <w:sz w:val="20"/>
-                <w:szCs w:val="20"/>
-                <w:lang w:val="en-GB"/>
-              </w:rPr>
-              <w:t xml:space="preserve"> all the Suppliers who submit Initial Tenders and whose Initial Tenders are not rejected in accordance with Procurement conditions, to participate in the Negotiations.</w:t>
+              <w:t>The Contracting Entity by electronic means of CPP IS will invite all the Suppliers who submit Initial Tenders and whose Initial Tenders are not rejected in accordance with Procurement conditions, to participate in the Negotiations.</w:t>
             </w:r>
             <w:r>
               <w:rPr>
@@ -26292,25 +25470,7 @@
                 <w:sz w:val="20"/>
                 <w:szCs w:val="20"/>
               </w:rPr>
-              <w:t>Perkantysis subjektas prašo Tiekėjo patvirtinti apie savo dalyvavimą Derybose. Jei Tiekėjas nustatytu laiku dėl pagrįstų priežasčių negali atvykti derėtis, jis apie tai privalo informuoti Perkantįjį subjektą, kad būtų galima suderinti kitą Derybų datą. Jei Tiekėjas nepatvirtino savo dalyvavimo Derybose, nesuderino kitos Derybų datos arba nustatytu laiku į Derybas neatvyko, Perkantysis subjektas Tiekėjo Pirminį ir vėlesnius (jei tokių bus) pasiūlymą (-</w:t>
-            </w:r>
-            <w:proofErr w:type="spellStart"/>
-            <w:r>
-              <w:rPr>
-                <w:rFonts w:ascii="Arial" w:hAnsi="Arial" w:cs="Arial"/>
-                <w:sz w:val="20"/>
-                <w:szCs w:val="20"/>
-              </w:rPr>
-              <w:t>us</w:t>
-            </w:r>
-            <w:proofErr w:type="spellEnd"/>
-            <w:r>
-              <w:rPr>
-                <w:rFonts w:ascii="Arial" w:hAnsi="Arial" w:cs="Arial"/>
-                <w:sz w:val="20"/>
-                <w:szCs w:val="20"/>
-              </w:rPr>
-              <w:t xml:space="preserve">) laiko galutiniais. </w:t>
+              <w:t xml:space="preserve">Perkantysis subjektas prašo Tiekėjo patvirtinti apie savo dalyvavimą Derybose. Jei Tiekėjas nustatytu laiku dėl pagrįstų priežasčių negali atvykti derėtis, jis apie tai privalo informuoti Perkantįjį subjektą, kad būtų galima suderinti kitą Derybų datą. Jei Tiekėjas nepatvirtino savo dalyvavimo Derybose, nesuderino kitos Derybų datos arba nustatytu laiku į Derybas neatvyko, Perkantysis subjektas Tiekėjo Pirminį ir vėlesnius (jei tokių bus) pasiūlymą (-us) laiko galutiniais. </w:t>
             </w:r>
             <w:bookmarkEnd w:id="87"/>
             <w:r>
@@ -26906,51 +26066,7 @@
                 <w:szCs w:val="20"/>
                 <w:lang w:val="en-GB"/>
               </w:rPr>
-              <w:t xml:space="preserve">, the criteria and procedure for the evaluation of the Tenders, </w:t>
-            </w:r>
-            <w:proofErr w:type="gramStart"/>
-            <w:r>
-              <w:rPr>
-                <w:rFonts w:ascii="Arial" w:hAnsi="Arial" w:cs="Arial"/>
-                <w:color w:val="000000"/>
-                <w:sz w:val="20"/>
-                <w:szCs w:val="20"/>
-                <w:lang w:val="en-GB"/>
-              </w:rPr>
-              <w:t>the final result</w:t>
-            </w:r>
-            <w:proofErr w:type="gramEnd"/>
-            <w:r>
-              <w:rPr>
-                <w:rFonts w:ascii="Arial" w:hAnsi="Arial" w:cs="Arial"/>
-                <w:color w:val="000000"/>
-                <w:sz w:val="20"/>
-                <w:szCs w:val="20"/>
-                <w:lang w:val="en-GB"/>
-              </w:rPr>
-              <w:t xml:space="preserve"> of the Negotiations recorded in the Negotiation </w:t>
-            </w:r>
-            <w:proofErr w:type="gramStart"/>
-            <w:r>
-              <w:rPr>
-                <w:rFonts w:ascii="Arial" w:hAnsi="Arial" w:cs="Arial"/>
-                <w:color w:val="000000"/>
-                <w:sz w:val="20"/>
-                <w:szCs w:val="20"/>
-                <w:lang w:val="en-GB"/>
-              </w:rPr>
-              <w:t>minutes</w:t>
-            </w:r>
-            <w:proofErr w:type="gramEnd"/>
-            <w:r>
-              <w:rPr>
-                <w:rFonts w:ascii="Arial" w:hAnsi="Arial" w:cs="Arial"/>
-                <w:color w:val="000000"/>
-                <w:sz w:val="20"/>
-                <w:szCs w:val="20"/>
-                <w:lang w:val="en-GB"/>
-              </w:rPr>
-              <w:t xml:space="preserve"> or the Final Tenders submitted after the Negotiations</w:t>
+              <w:t>, the criteria and procedure for the evaluation of the Tenders, the final result of the Negotiations recorded in the Negotiation minutes or the Final Tenders submitted after the Negotiations</w:t>
             </w:r>
             <w:r>
               <w:rPr>
@@ -27324,27 +26440,7 @@
                 <w:szCs w:val="20"/>
                 <w:lang w:val="en-GB"/>
               </w:rPr>
-              <w:t xml:space="preserve"> within a reasonable </w:t>
-            </w:r>
-            <w:proofErr w:type="gramStart"/>
-            <w:r>
-              <w:rPr>
-                <w:rFonts w:ascii="Arial" w:hAnsi="Arial" w:cs="Arial"/>
-                <w:sz w:val="20"/>
-                <w:szCs w:val="20"/>
-                <w:lang w:val="en-GB"/>
-              </w:rPr>
-              <w:t>period of time</w:t>
-            </w:r>
-            <w:proofErr w:type="gramEnd"/>
-            <w:r>
-              <w:rPr>
-                <w:rFonts w:ascii="Arial" w:hAnsi="Arial" w:cs="Arial"/>
-                <w:sz w:val="20"/>
-                <w:szCs w:val="20"/>
-                <w:lang w:val="en-GB"/>
-              </w:rPr>
-              <w:t>.</w:t>
+              <w:t xml:space="preserve"> within a reasonable period of time.</w:t>
             </w:r>
           </w:p>
         </w:tc>
@@ -27372,7 +26468,6 @@
                 <w:sz w:val="20"/>
                 <w:szCs w:val="20"/>
               </w:rPr>
-              <w:lastRenderedPageBreak/>
               <w:t>10</w:t>
             </w:r>
             <w:r>
@@ -27478,25 +26573,14 @@
                 <w:lang w:val="en-GB"/>
               </w:rPr>
             </w:pPr>
-            <w:proofErr w:type="gramStart"/>
-            <w:r>
-              <w:rPr>
-                <w:rFonts w:ascii="Arial" w:hAnsi="Arial" w:cs="Arial"/>
-                <w:sz w:val="20"/>
-                <w:szCs w:val="20"/>
-                <w:lang w:val="en-GB"/>
-              </w:rPr>
-              <w:t>In the event that</w:t>
-            </w:r>
-            <w:proofErr w:type="gramEnd"/>
-            <w:r>
-              <w:rPr>
-                <w:rFonts w:ascii="Arial" w:hAnsi="Arial" w:cs="Arial"/>
-                <w:sz w:val="20"/>
-                <w:szCs w:val="20"/>
-                <w:lang w:val="en-GB"/>
-              </w:rPr>
-              <w:t xml:space="preserve"> the Negotiation minutes are drawn up, they shall be signed by the </w:t>
+            <w:r>
+              <w:rPr>
+                <w:rFonts w:ascii="Arial" w:hAnsi="Arial" w:cs="Arial"/>
+                <w:sz w:val="20"/>
+                <w:szCs w:val="20"/>
+                <w:lang w:val="en-GB"/>
+              </w:rPr>
+              <w:t xml:space="preserve">In the event that the Negotiation minutes are drawn up, they shall be signed by the </w:t>
             </w:r>
             <w:r>
               <w:rPr>
@@ -27660,6 +26744,7 @@
                 <w:sz w:val="20"/>
                 <w:szCs w:val="20"/>
               </w:rPr>
+              <w:lastRenderedPageBreak/>
               <w:t>10.</w:t>
             </w:r>
             <w:r>
@@ -27816,27 +26901,7 @@
                 <w:szCs w:val="20"/>
                 <w:lang w:val="en-GB"/>
               </w:rPr>
-              <w:t xml:space="preserve">The deadline for submission of the Final Tenders will be determined after the Negotiations and each Supplier who has submitted the Initial Tender will be informed about it by </w:t>
-            </w:r>
-            <w:proofErr w:type="gramStart"/>
-            <w:r>
-              <w:rPr>
-                <w:rFonts w:ascii="Arial" w:hAnsi="Arial" w:cs="Arial"/>
-                <w:sz w:val="20"/>
-                <w:szCs w:val="20"/>
-                <w:lang w:val="en-GB"/>
-              </w:rPr>
-              <w:t>the means by which</w:t>
-            </w:r>
-            <w:proofErr w:type="gramEnd"/>
-            <w:r>
-              <w:rPr>
-                <w:rFonts w:ascii="Arial" w:hAnsi="Arial" w:cs="Arial"/>
-                <w:sz w:val="20"/>
-                <w:szCs w:val="20"/>
-                <w:lang w:val="en-GB"/>
-              </w:rPr>
-              <w:t xml:space="preserve"> the Procurement is carried out.</w:t>
+              <w:t>The deadline for submission of the Final Tenders will be determined after the Negotiations and each Supplier who has submitted the Initial Tender will be informed about it by the means by which the Procurement is carried out.</w:t>
             </w:r>
           </w:p>
         </w:tc>
@@ -28753,7 +27818,7 @@
                 <w:sz w:val="20"/>
                 <w:szCs w:val="20"/>
               </w:rPr>
-              <w:t xml:space="preserve">Susipažinti su visa su Pirkimais susijusia informacija gali tik Komisijos nariai, Komisijos posėdžiuose dalyvaujantys stebėtojai ir Perkančiojo subjekto ar jo įgaliotojo subjekto pakviesti ekspertai, Viešųjų pirkimų </w:t>
+              <w:t xml:space="preserve">Susipažinti su visa su Pirkimais susijusia informacija gali tik Komisijos nariai, Komisijos posėdžiuose dalyvaujantys stebėtojai ir Perkančiojo subjekto ar jo įgaliotojo subjekto pakviesti ekspertai, Viešųjų pirkimų tarnybos atstovai, Perkančiojo subjekto vadovas, jo įgalioti asmenys, kiti asmenys ir institucijos, turinčios tokią teisę pagal jų veiklą reglamentuojančius Lietuvos Respublikos įstatymus, taip pat Europos Sąjungos ar atskirų valstybių finansinę paramą administruojantys ir (ar) </w:t>
             </w:r>
             <w:r>
               <w:rPr>
@@ -28762,7 +27827,7 @@
                 <w:szCs w:val="20"/>
               </w:rPr>
               <w:lastRenderedPageBreak/>
-              <w:t>tarnybos atstovai, Perkančiojo subjekto vadovas, jo įgalioti asmenys, kiti asmenys ir institucijos, turinčios tokią teisę pagal jų veiklą reglamentuojančius Lietuvos Respublikos įstatymus, taip pat Europos Sąjungos ar atskirų valstybių finansinę paramą administruojantys ir (ar) audituojantys viešieji juridiniai asmenys, kuriems šie įgaliojimai suteikti Viešojo administravimo įstatymo nustatyta tvarka. Kiti asmenys gali susipažinti tik su ta su pirkimais susijusia informacija, kurią atskleisti leidžia PĮ.</w:t>
+              <w:t>audituojantys viešieji juridiniai asmenys, kuriems šie įgaliojimai suteikti Viešojo administravimo įstatymo nustatyta tvarka. Kiti asmenys gali susipažinti tik su ta su pirkimais susijusia informacija, kurią atskleisti leidžia PĮ.</w:t>
             </w:r>
           </w:p>
         </w:tc>
@@ -28795,7 +27860,7 @@
                 <w:lang w:val="en-GB"/>
               </w:rPr>
               <w:lastRenderedPageBreak/>
-              <w:t xml:space="preserve">All information related to the Procurement may be accessed only by the members of the Commission, observers participating in the meetings of the Commission and experts invited by the Contracting Entity or its authorized </w:t>
+              <w:t xml:space="preserve">All information related to the Procurement may be accessed only by the members of the Commission, observers participating in the meetings of the Commission and experts invited by the Contracting Entity or its authorized entity, representatives of the Public Procurement Office, CEO of the Contracting Entity, its authorized persons, other persons and institutions having such a right in accordance with the laws of the Republic of Lithuania regulating their activities, as well as public legal entities administering and/or auditing the </w:t>
             </w:r>
             <w:r>
               <w:rPr>
@@ -28805,7 +27870,7 @@
                 <w:lang w:val="en-GB"/>
               </w:rPr>
               <w:lastRenderedPageBreak/>
-              <w:t>entity, representatives of the Public Procurement Office, CEO of the Contracting Entity, its authorized persons, other persons and institutions having such a right in accordance with the laws of the Republic of Lithuania regulating their activities, as well as public legal entities administering and/or auditing the financial support of the European Union or individual states, to whom these powers are granted in accordance with the procedure established by the Law on Public Administration. Other persons may access only the information related to the Procurement, disclosure of which is permitted by LP.</w:t>
+              <w:t>financial support of the European Union or individual states, to whom these powers are granted in accordance with the procedure established by the Law on Public Administration. Other persons may access only the information related to the Procurement, disclosure of which is permitted by LP.</w:t>
             </w:r>
           </w:p>
         </w:tc>
@@ -28833,6 +27898,7 @@
                 <w:sz w:val="20"/>
                 <w:szCs w:val="20"/>
               </w:rPr>
+              <w:lastRenderedPageBreak/>
               <w:t>1</w:t>
             </w:r>
             <w:r>
@@ -28973,36 +28039,16 @@
                 <w:szCs w:val="20"/>
                 <w:lang w:val="en-GB"/>
               </w:rPr>
-              <w:t xml:space="preserve">, who provided authorisation of the represented </w:t>
-            </w:r>
-            <w:proofErr w:type="gramStart"/>
-            <w:r>
-              <w:rPr>
-                <w:rFonts w:ascii="Arial" w:hAnsi="Arial" w:cs="Arial"/>
-                <w:sz w:val="20"/>
-                <w:szCs w:val="20"/>
-                <w:lang w:val="en-GB"/>
-              </w:rPr>
-              <w:t xml:space="preserve">entity </w:t>
-            </w:r>
-            <w:r>
-              <w:rPr>
-                <w:rFonts w:ascii="Arial" w:hAnsi="Arial" w:cs="Arial"/>
-                <w:sz w:val="20"/>
-                <w:szCs w:val="20"/>
-                <w:lang w:val="en-GB"/>
-              </w:rPr>
-              <w:t xml:space="preserve"> to</w:t>
-            </w:r>
-            <w:proofErr w:type="gramEnd"/>
-            <w:r>
-              <w:rPr>
-                <w:rFonts w:ascii="Arial" w:hAnsi="Arial" w:cs="Arial"/>
-                <w:sz w:val="20"/>
-                <w:szCs w:val="20"/>
-                <w:lang w:val="en-GB"/>
-              </w:rPr>
-              <w:t xml:space="preserve"> attend the meetings of the Commission as observers. Information on observers participating in the Procurement procedure shall be provided in the SPC. </w:t>
+              <w:t xml:space="preserve">, who provided authorisation of the represented entity </w:t>
+            </w:r>
+            <w:r>
+              <w:rPr>
+                <w:rFonts w:ascii="Arial" w:hAnsi="Arial" w:cs="Arial"/>
+                <w:sz w:val="20"/>
+                <w:szCs w:val="20"/>
+                <w:lang w:val="en-GB"/>
+              </w:rPr>
+              <w:t xml:space="preserve"> to attend the meetings of the Commission as observers. Information on observers participating in the Procurement procedure shall be provided in the SPC. </w:t>
             </w:r>
           </w:p>
         </w:tc>
@@ -29619,9 +28665,8 @@
                 <w:szCs w:val="20"/>
                 <w:lang w:val="en-US"/>
               </w:rPr>
-              <w:t xml:space="preserve">The Supplier, whose Tender may be declared a winner, has not submitted and / or has not specified the documents confirming the compliance with the absence of grounds for </w:t>
-            </w:r>
-            <w:proofErr w:type="gramStart"/>
+              <w:t>The Supplier, whose Tender may be declared a winner, has not submitted and / or has not specified the documents confirming the compliance with the absence of grounds for exclusion</w:t>
+            </w:r>
             <w:r>
               <w:rPr>
                 <w:rStyle w:val="margin-left-101"/>
@@ -29630,7 +28675,7 @@
                 <w:szCs w:val="20"/>
                 <w:lang w:val="en-US"/>
               </w:rPr>
-              <w:t>exclusion</w:t>
+              <w:t xml:space="preserve">, </w:t>
             </w:r>
             <w:r>
               <w:rPr>
@@ -29640,19 +28685,8 @@
                 <w:szCs w:val="20"/>
                 <w:lang w:val="en-US"/>
               </w:rPr>
-              <w:t xml:space="preserve">, </w:t>
-            </w:r>
-            <w:r>
-              <w:rPr>
-                <w:rStyle w:val="margin-left-101"/>
-                <w:rFonts w:ascii="Arial" w:hAnsi="Arial" w:cs="Arial"/>
-                <w:sz w:val="20"/>
-                <w:szCs w:val="20"/>
-                <w:lang w:val="en-US"/>
-              </w:rPr>
               <w:t xml:space="preserve"> Qualification</w:t>
             </w:r>
-            <w:proofErr w:type="gramEnd"/>
             <w:r>
               <w:rPr>
                 <w:rStyle w:val="margin-left-101"/>
@@ -30177,25 +29211,7 @@
                 <w:sz w:val="20"/>
                 <w:szCs w:val="20"/>
               </w:rPr>
-              <w:t xml:space="preserve">Jeigu Tiekėjas, Subtiekėjas, Ūkio subjektas, kurio pajėgumais remiamasi, arba Tiekėjų grupės narys nėra registruotas (Tiekėjas, Subtiekėjas, Ūkio subjektas, kurio pajėgumais remiamasi, Tiekėjų grupės narys, </w:t>
-            </w:r>
-            <w:proofErr w:type="spellStart"/>
-            <w:r>
-              <w:rPr>
-                <w:rFonts w:ascii="Arial" w:hAnsi="Arial" w:cs="Arial"/>
-                <w:sz w:val="20"/>
-                <w:szCs w:val="20"/>
-              </w:rPr>
-              <w:t>Kvazisubtiekėjas</w:t>
-            </w:r>
-            <w:proofErr w:type="spellEnd"/>
-            <w:r>
-              <w:rPr>
-                <w:rFonts w:ascii="Arial" w:hAnsi="Arial" w:cs="Arial"/>
-                <w:sz w:val="20"/>
-                <w:szCs w:val="20"/>
-              </w:rPr>
-              <w:t>, kuris yra fizinis asmuo – nuolat gyvenantis ar turintis pilietybę) Europos Sąjungos valstybėje narėje, Šiaurės Atlanto sutarties organizacijos valstybėje narėje ar trečiojoje šalyje, pasirašiusioje PĮ 29 straipsnio 4 dalyje nurodytus tarptautinius susitarimus (šis atmetimo pagrindas taikomas tik kai toks reikalavimas keliamas SPS);</w:t>
+              <w:t>Jeigu Tiekėjas, Subtiekėjas, Ūkio subjektas, kurio pajėgumais remiamasi, arba Tiekėjų grupės narys nėra registruotas (Tiekėjas, Subtiekėjas, Ūkio subjektas, kurio pajėgumais remiamasi, Tiekėjų grupės narys, Kvazisubtiekėjas, kuris yra fizinis asmuo – nuolat gyvenantis ar turintis pilietybę) Europos Sąjungos valstybėje narėje, Šiaurės Atlanto sutarties organizacijos valstybėje narėje ar trečiojoje šalyje, pasirašiusioje PĮ 29 straipsnio 4 dalyje nurodytus tarptautinius susitarimus (šis atmetimo pagrindas taikomas tik kai toks reikalavimas keliamas SPS);</w:t>
             </w:r>
             <w:bookmarkEnd w:id="98"/>
           </w:p>
@@ -30228,17 +29244,7 @@
                 <w:szCs w:val="20"/>
                 <w:lang w:val="en-GB"/>
               </w:rPr>
-              <w:t xml:space="preserve">The Supplier, the Sub-supplier, a member of the Supplier group or the entity whose capacity is relied on is not registered (or the Supplier, the Sub-supplier, a member of the Supplier group, the economic entity on whose capacities the Supplier relies on, the quasi sub-contractor, a natural person is not a permanent resident or has a citizenship) in a member state of the European Union, North Atlantic in a Member State of the contracting organization or in a third country which is a signatory to the international agreements referred to in Article 29 (4) </w:t>
-            </w:r>
-            <w:r>
-              <w:rPr>
-                <w:rFonts w:ascii="Arial" w:hAnsi="Arial" w:cs="Arial"/>
-                <w:sz w:val="20"/>
-                <w:szCs w:val="20"/>
-                <w:lang w:val="en-GB"/>
-              </w:rPr>
-              <w:lastRenderedPageBreak/>
-              <w:t>of the LP (this ground for rejection applies only where such a requirement is imposed on the SPC);</w:t>
+              <w:t>The Supplier, the Sub-supplier, a member of the Supplier group or the entity whose capacity is relied on is not registered (or the Supplier, the Sub-supplier, a member of the Supplier group, the economic entity on whose capacities the Supplier relies on, the quasi sub-contractor, a natural person is not a permanent resident or has a citizenship) in a member state of the European Union, North Atlantic in a Member State of the contracting organization or in a third country which is a signatory to the international agreements referred to in Article 29 (4) of the LP (this ground for rejection applies only where such a requirement is imposed on the SPC);</w:t>
             </w:r>
           </w:p>
         </w:tc>
@@ -30266,6 +29272,7 @@
                 <w:sz w:val="20"/>
                 <w:szCs w:val="20"/>
               </w:rPr>
+              <w:lastRenderedPageBreak/>
               <w:t>1</w:t>
             </w:r>
             <w:r>
@@ -30368,31 +29375,7 @@
                 <w:szCs w:val="20"/>
                 <w:lang w:val="en-GB"/>
               </w:rPr>
-              <w:t xml:space="preserve">The Final Tender indicates an abnormally low price or </w:t>
-            </w:r>
-            <w:proofErr w:type="gramStart"/>
-            <w:r>
-              <w:rPr>
-                <w:rStyle w:val="margin-left-101"/>
-                <w:rFonts w:ascii="Arial" w:hAnsi="Arial" w:cs="Arial"/>
-                <w:color w:val="000000"/>
-                <w:sz w:val="20"/>
-                <w:szCs w:val="20"/>
-                <w:lang w:val="en-GB"/>
-              </w:rPr>
-              <w:t>cost</w:t>
-            </w:r>
-            <w:proofErr w:type="gramEnd"/>
-            <w:r>
-              <w:rPr>
-                <w:rStyle w:val="margin-left-101"/>
-                <w:rFonts w:ascii="Arial" w:hAnsi="Arial" w:cs="Arial"/>
-                <w:color w:val="000000"/>
-                <w:sz w:val="20"/>
-                <w:szCs w:val="20"/>
-                <w:lang w:val="en-GB"/>
-              </w:rPr>
-              <w:t xml:space="preserve"> and the Supplier does not provide adequate evidence of the reasonableness of the proposed abnormally low price or cost;</w:t>
+              <w:t>The Final Tender indicates an abnormally low price or cost and the Supplier does not provide adequate evidence of the reasonableness of the proposed abnormally low price or cost;</w:t>
             </w:r>
           </w:p>
         </w:tc>
@@ -30641,29 +29624,7 @@
                 <w:szCs w:val="20"/>
                 <w:lang w:val="en-GB"/>
               </w:rPr>
-              <w:t xml:space="preserve">When the Contracting Entity finds that an abnormally low price or cost has been offered </w:t>
-            </w:r>
-            <w:proofErr w:type="gramStart"/>
-            <w:r>
-              <w:rPr>
-                <w:rFonts w:ascii="Arial" w:hAnsi="Arial" w:cs="Arial"/>
-                <w:color w:val="000000"/>
-                <w:sz w:val="20"/>
-                <w:szCs w:val="20"/>
-                <w:lang w:val="en-GB"/>
-              </w:rPr>
-              <w:t>due to the fact that</w:t>
-            </w:r>
-            <w:proofErr w:type="gramEnd"/>
-            <w:r>
-              <w:rPr>
-                <w:rFonts w:ascii="Arial" w:hAnsi="Arial" w:cs="Arial"/>
-                <w:color w:val="000000"/>
-                <w:sz w:val="20"/>
-                <w:szCs w:val="20"/>
-                <w:lang w:val="en-GB"/>
-              </w:rPr>
-              <w:t xml:space="preserve"> the Supplier has received state aid, but the Supplier cannot prove within a sufficient period specified by the Contracting </w:t>
+              <w:t xml:space="preserve">When the Contracting Entity finds that an abnormally low price or cost has been offered due to the fact that the Supplier has received state aid, but the Supplier cannot prove within a sufficient period specified by the Contracting </w:t>
             </w:r>
             <w:r>
               <w:rPr>
@@ -31707,7 +30668,6 @@
                 <w:sz w:val="20"/>
                 <w:szCs w:val="20"/>
               </w:rPr>
-              <w:lastRenderedPageBreak/>
               <w:t>1</w:t>
             </w:r>
             <w:r>
@@ -31834,51 +30794,7 @@
                 <w:szCs w:val="20"/>
                 <w:lang w:val="en-GB"/>
               </w:rPr>
-              <w:t xml:space="preserve">when </w:t>
-            </w:r>
-            <w:proofErr w:type="gramStart"/>
-            <w:r>
-              <w:rPr>
-                <w:rFonts w:ascii="Arial" w:hAnsi="Arial" w:cs="Arial"/>
-                <w:iCs/>
-                <w:sz w:val="20"/>
-                <w:szCs w:val="20"/>
-                <w:lang w:val="en-GB"/>
-              </w:rPr>
-              <w:t>on the basis of</w:t>
-            </w:r>
-            <w:proofErr w:type="gramEnd"/>
-            <w:r>
-              <w:rPr>
-                <w:rFonts w:ascii="Arial" w:hAnsi="Arial" w:cs="Arial"/>
-                <w:iCs/>
-                <w:sz w:val="20"/>
-                <w:szCs w:val="20"/>
-                <w:lang w:val="en-GB"/>
-              </w:rPr>
-              <w:t xml:space="preserve"> the contract agreement, the circumstances defined in Article </w:t>
-            </w:r>
-            <w:proofErr w:type="gramStart"/>
-            <w:r>
-              <w:rPr>
-                <w:rFonts w:ascii="Arial" w:hAnsi="Arial" w:cs="Arial"/>
-                <w:iCs/>
-                <w:sz w:val="20"/>
-                <w:szCs w:val="20"/>
-                <w:lang w:val="en-GB"/>
-              </w:rPr>
-              <w:t>of  13</w:t>
-            </w:r>
-            <w:proofErr w:type="gramEnd"/>
-            <w:r>
-              <w:rPr>
-                <w:rFonts w:ascii="Arial" w:hAnsi="Arial" w:cs="Arial"/>
-                <w:iCs/>
-                <w:sz w:val="20"/>
-                <w:szCs w:val="20"/>
-                <w:lang w:val="en-GB"/>
-              </w:rPr>
-              <w:t xml:space="preserve"> Part 4 (1) the Law on the Protection of Objects of Importance for Ensuring National Security of the Republic of Lithuania deem to arise</w:t>
+              <w:t>when on the basis of the contract agreement, the circumstances defined in Article of  13 Part 4 (1) the Law on the Protection of Objects of Importance for Ensuring National Security of the Republic of Lithuania deem to arise</w:t>
             </w:r>
             <w:r>
               <w:rPr>
@@ -33278,7 +32194,6 @@
                 <w:sz w:val="20"/>
                 <w:szCs w:val="20"/>
               </w:rPr>
-              <w:lastRenderedPageBreak/>
               <w:t>1</w:t>
             </w:r>
             <w:r>
@@ -33819,29 +32734,7 @@
                 <w:szCs w:val="20"/>
                 <w:lang w:val="en-GB"/>
               </w:rPr>
-              <w:t xml:space="preserve">the </w:t>
-            </w:r>
-            <w:proofErr w:type="gramStart"/>
-            <w:r>
-              <w:rPr>
-                <w:rFonts w:ascii="Arial" w:hAnsi="Arial" w:cs="Arial"/>
-                <w:iCs/>
-                <w:sz w:val="20"/>
-                <w:szCs w:val="20"/>
-                <w:lang w:val="en-GB"/>
-              </w:rPr>
-              <w:t>goods  originate</w:t>
-            </w:r>
-            <w:proofErr w:type="gramEnd"/>
-            <w:r>
-              <w:rPr>
-                <w:rFonts w:ascii="Arial" w:hAnsi="Arial" w:cs="Arial"/>
-                <w:iCs/>
-                <w:sz w:val="20"/>
-                <w:szCs w:val="20"/>
-                <w:lang w:val="en-GB"/>
-              </w:rPr>
-              <w:t xml:space="preserve"> or the services are provided from countries or territories included in the list provided for in Article 92 (15) of the LPP;</w:t>
+              <w:t>the goods  originate or the services are provided from countries or territories included in the list provided for in Article 92 (15) of the LPP;</w:t>
             </w:r>
           </w:p>
         </w:tc>
@@ -34730,17 +33623,7 @@
                 <w:szCs w:val="20"/>
                 <w:lang w:eastAsia="lt-LT"/>
               </w:rPr>
-              <w:t xml:space="preserve">, turi būti </w:t>
-            </w:r>
-            <w:r>
-              <w:rPr>
-                <w:rFonts w:ascii="Arial" w:hAnsi="Arial" w:cs="Arial"/>
-                <w:sz w:val="20"/>
-                <w:szCs w:val="20"/>
-                <w:lang w:eastAsia="lt-LT"/>
-              </w:rPr>
-              <w:lastRenderedPageBreak/>
-              <w:t xml:space="preserve">atmetamas. Taikant šią nuostatą, </w:t>
+              <w:t xml:space="preserve">, turi būti atmetamas. Taikant šią nuostatą, </w:t>
             </w:r>
             <w:r>
               <w:rPr>
@@ -34897,7 +33780,6 @@
                 <w:szCs w:val="20"/>
                 <w:lang w:val="en-GB" w:eastAsia="lt-LT"/>
               </w:rPr>
-              <w:lastRenderedPageBreak/>
               <w:t xml:space="preserve">In accordance with the Article </w:t>
             </w:r>
             <w:r>
@@ -34934,17 +33816,7 @@
                 <w:szCs w:val="20"/>
                 <w:lang w:val="en-GB" w:eastAsia="lt-LT"/>
               </w:rPr>
-              <w:t xml:space="preserve">) of LP, the Contracting Entity may choose to not evaluate the Supplier’s Final Tender in its entirety, if after examining its part the Contracting Entity determines that the Final Tender must be rejected in </w:t>
-            </w:r>
-            <w:r>
-              <w:rPr>
-                <w:rFonts w:ascii="Arial" w:hAnsi="Arial" w:cs="Arial"/>
-                <w:sz w:val="20"/>
-                <w:szCs w:val="20"/>
-                <w:lang w:val="en-GB" w:eastAsia="lt-LT"/>
-              </w:rPr>
-              <w:lastRenderedPageBreak/>
-              <w:t>accordance with the Procurement documents.</w:t>
+              <w:t>) of LP, the Contracting Entity may choose to not evaluate the Supplier’s Final Tender in its entirety, if after examining its part the Contracting Entity determines that the Final Tender must be rejected in accordance with the Procurement documents.</w:t>
             </w:r>
             <w:r>
               <w:rPr>
@@ -35206,7 +34078,6 @@
                 <w:sz w:val="20"/>
                 <w:szCs w:val="20"/>
               </w:rPr>
-              <w:lastRenderedPageBreak/>
               <w:t>1</w:t>
             </w:r>
             <w:r>
@@ -36847,29 +35718,8 @@
                 <w:sz w:val="20"/>
                 <w:szCs w:val="20"/>
               </w:rPr>
-              <w:t xml:space="preserve">irmiausia </w:t>
-            </w:r>
-            <w:r>
-              <w:rPr>
-                <w:rFonts w:ascii="Arial" w:eastAsiaTheme="minorHAnsi" w:hAnsi="Arial" w:cs="Arial"/>
-                <w:color w:val="000000"/>
-                <w:sz w:val="20"/>
-                <w:szCs w:val="20"/>
-              </w:rPr>
-              <w:lastRenderedPageBreak/>
-              <w:t xml:space="preserve">reikalaujama tokios rūšies pažymų ir tokių dokumentinių įrodymų formų, apie kuriuos pateikta informacija Europos Komisijos informacinėje dokumentų saugykloje </w:t>
-            </w:r>
-            <w:proofErr w:type="spellStart"/>
-            <w:r>
-              <w:rPr>
-                <w:rFonts w:ascii="Arial" w:eastAsiaTheme="minorHAnsi" w:hAnsi="Arial" w:cs="Arial"/>
-                <w:color w:val="000000"/>
-                <w:sz w:val="20"/>
-                <w:szCs w:val="20"/>
-              </w:rPr>
-              <w:t>eCertis</w:t>
-            </w:r>
-            <w:proofErr w:type="spellEnd"/>
+              <w:t>irmiausia reikalaujama tokios rūšies pažymų ir tokių dokumentinių įrodymų formų, apie kuriuos pateikta informacija Europos Komisijos informacinėje dokumentų saugykloje eCertis</w:t>
+            </w:r>
             <w:r>
               <w:rPr>
                 <w:rStyle w:val="FootnoteReference"/>
@@ -36921,7 +35771,6 @@
                 <w:szCs w:val="20"/>
                 <w:lang w:val="en-GB"/>
               </w:rPr>
-              <w:lastRenderedPageBreak/>
               <w:t>At any time during the Procurement procedure, the Contracting Entity may request the suppliers to submit all or part of the documents confirming the absence of grounds for exclusion, their compliance with the Qualification</w:t>
             </w:r>
             <w:r>
@@ -36942,20 +35791,19 @@
                 <w:szCs w:val="20"/>
                 <w:lang w:val="en-GB"/>
               </w:rPr>
-              <w:t xml:space="preserve"> Requirements and, if applicable, compliance with quality management system and/or environmental management system standards, if that is necessary to ensure proper performance of the Procurement procedures. In </w:t>
-            </w:r>
-            <w:r>
-              <w:rPr>
+              <w:t xml:space="preserve"> Requirements and, if applicable, compliance with quality management system and/or environmental management system standards, if that is necessary to ensure proper performance of the Procurement procedures. In particular, the type of certificates and forms of documentary evidence for which information is provided in the European Commission's eCertis</w:t>
+            </w:r>
+            <w:r>
+              <w:rPr>
+                <w:rStyle w:val="FootnoteReference"/>
                 <w:rFonts w:ascii="Arial" w:hAnsi="Arial" w:cs="Arial"/>
                 <w:color w:val="000000"/>
                 <w:sz w:val="20"/>
                 <w:szCs w:val="20"/>
                 <w:lang w:val="en-GB"/>
               </w:rPr>
-              <w:lastRenderedPageBreak/>
-              <w:t xml:space="preserve">particular, the type of certificates and forms of documentary evidence for which information is provided in the European Commission's </w:t>
-            </w:r>
-            <w:proofErr w:type="spellStart"/>
+              <w:footnoteReference w:id="7"/>
+            </w:r>
             <w:r>
               <w:rPr>
                 <w:rFonts w:ascii="Arial" w:hAnsi="Arial" w:cs="Arial"/>
@@ -36964,19 +35812,17 @@
                 <w:szCs w:val="20"/>
                 <w:lang w:val="en-GB"/>
               </w:rPr>
-              <w:t>eCertis</w:t>
-            </w:r>
-            <w:proofErr w:type="spellEnd"/>
-            <w:r>
-              <w:rPr>
-                <w:rStyle w:val="FootnoteReference"/>
+              <w:t xml:space="preserve"> information repository are required</w:t>
+            </w:r>
+            <w:r>
+              <w:rPr>
                 <w:rFonts w:ascii="Arial" w:hAnsi="Arial" w:cs="Arial"/>
                 <w:color w:val="000000"/>
                 <w:sz w:val="20"/>
                 <w:szCs w:val="20"/>
                 <w:lang w:val="en-GB"/>
               </w:rPr>
-              <w:footnoteReference w:id="7"/>
+              <w:t xml:space="preserve"> from foreign Suppliers</w:t>
             </w:r>
             <w:r>
               <w:rPr>
@@ -36986,9 +35832,17 @@
                 <w:szCs w:val="20"/>
                 <w:lang w:val="en-GB"/>
               </w:rPr>
-              <w:t xml:space="preserve"> information repository </w:t>
-            </w:r>
-            <w:proofErr w:type="gramStart"/>
+              <w:t xml:space="preserve">. Such documents are not required if the Contracting </w:t>
+            </w:r>
+            <w:r>
+              <w:rPr>
+                <w:rFonts w:ascii="Arial" w:hAnsi="Arial" w:cs="Arial"/>
+                <w:sz w:val="20"/>
+                <w:szCs w:val="20"/>
+                <w:lang w:val="en-GB"/>
+              </w:rPr>
+              <w:t>Entity</w:t>
+            </w:r>
             <w:r>
               <w:rPr>
                 <w:rFonts w:ascii="Arial" w:hAnsi="Arial" w:cs="Arial"/>
@@ -36997,79 +35851,7 @@
                 <w:szCs w:val="20"/>
                 <w:lang w:val="en-GB"/>
               </w:rPr>
-              <w:t>are</w:t>
-            </w:r>
-            <w:proofErr w:type="gramEnd"/>
-            <w:r>
-              <w:rPr>
-                <w:rFonts w:ascii="Arial" w:hAnsi="Arial" w:cs="Arial"/>
-                <w:color w:val="000000"/>
-                <w:sz w:val="20"/>
-                <w:szCs w:val="20"/>
-                <w:lang w:val="en-GB"/>
-              </w:rPr>
-              <w:t xml:space="preserve"> required</w:t>
-            </w:r>
-            <w:r>
-              <w:rPr>
-                <w:rFonts w:ascii="Arial" w:hAnsi="Arial" w:cs="Arial"/>
-                <w:color w:val="000000"/>
-                <w:sz w:val="20"/>
-                <w:szCs w:val="20"/>
-                <w:lang w:val="en-GB"/>
-              </w:rPr>
-              <w:t xml:space="preserve"> from foreign Suppliers</w:t>
-            </w:r>
-            <w:r>
-              <w:rPr>
-                <w:rFonts w:ascii="Arial" w:hAnsi="Arial" w:cs="Arial"/>
-                <w:color w:val="000000"/>
-                <w:sz w:val="20"/>
-                <w:szCs w:val="20"/>
-                <w:lang w:val="en-GB"/>
-              </w:rPr>
-              <w:t xml:space="preserve">. Such documents are not required if the Contracting </w:t>
-            </w:r>
-            <w:r>
-              <w:rPr>
-                <w:rFonts w:ascii="Arial" w:hAnsi="Arial" w:cs="Arial"/>
-                <w:sz w:val="20"/>
-                <w:szCs w:val="20"/>
-                <w:lang w:val="en-GB"/>
-              </w:rPr>
-              <w:t>Entity</w:t>
-            </w:r>
-            <w:r>
-              <w:rPr>
-                <w:rFonts w:ascii="Arial" w:hAnsi="Arial" w:cs="Arial"/>
-                <w:color w:val="000000"/>
-                <w:sz w:val="20"/>
-                <w:szCs w:val="20"/>
-                <w:lang w:val="en-GB"/>
-              </w:rPr>
-              <w:t xml:space="preserve"> has access to these documents or information directly and free of charge by accessing the national database in any member state or via the CVP </w:t>
-            </w:r>
-            <w:proofErr w:type="gramStart"/>
-            <w:r>
-              <w:rPr>
-                <w:rFonts w:ascii="Arial" w:hAnsi="Arial" w:cs="Arial"/>
-                <w:color w:val="000000"/>
-                <w:sz w:val="20"/>
-                <w:szCs w:val="20"/>
-                <w:lang w:val="en-GB"/>
-              </w:rPr>
-              <w:t>IS, or</w:t>
-            </w:r>
-            <w:proofErr w:type="gramEnd"/>
-            <w:r>
-              <w:rPr>
-                <w:rFonts w:ascii="Arial" w:hAnsi="Arial" w:cs="Arial"/>
-                <w:color w:val="000000"/>
-                <w:sz w:val="20"/>
-                <w:szCs w:val="20"/>
-                <w:lang w:val="en-GB"/>
-              </w:rPr>
-              <w:t xml:space="preserve"> already has these documents from previous Procurement procedures.</w:t>
+              <w:t xml:space="preserve"> has access to these documents or information directly and free of charge by accessing the national database in any member state or via the CVP IS, or already has these documents from previous Procurement procedures.</w:t>
             </w:r>
           </w:p>
           <w:p>
@@ -37115,7 +35897,6 @@
                 <w:sz w:val="20"/>
                 <w:szCs w:val="20"/>
               </w:rPr>
-              <w:lastRenderedPageBreak/>
               <w:t>1</w:t>
             </w:r>
             <w:r>
@@ -37454,7 +36235,6 @@
                 <w:lang w:val="en-GB"/>
               </w:rPr>
             </w:pPr>
-            <w:proofErr w:type="gramStart"/>
             <w:r>
               <w:rPr>
                 <w:rFonts w:ascii="Arial" w:hAnsi="Arial" w:cs="Arial"/>
@@ -37463,18 +36243,7 @@
                 <w:szCs w:val="20"/>
                 <w:lang w:val="en-GB"/>
               </w:rPr>
-              <w:t>In order to</w:t>
-            </w:r>
-            <w:proofErr w:type="gramEnd"/>
-            <w:r>
-              <w:rPr>
-                <w:rFonts w:ascii="Arial" w:hAnsi="Arial" w:cs="Arial"/>
-                <w:color w:val="000000"/>
-                <w:sz w:val="20"/>
-                <w:szCs w:val="20"/>
-                <w:lang w:val="en-GB"/>
-              </w:rPr>
-              <w:t xml:space="preserve"> verify the data provided by the Supplier regarding its compliance with the established Qualification Requirements, the Contracting Entity may request the Supplier to create conditions for getting acquainted with the projects implemented by the Supplier and their results. The Supplier, insofar as it depends on it, must facilitate such acquaintance and provide all additional requested data and documents related to the information submitted by the Supplier together with the Final Tender, which are necessary to ascertain the Supplier’s compliance with the specified Qualification Requirement. </w:t>
+              <w:t xml:space="preserve">In order to verify the data provided by the Supplier regarding its compliance with the established Qualification Requirements, the Contracting Entity may request the Supplier to create conditions for getting acquainted with the projects implemented by the Supplier and their results. The Supplier, insofar as it depends on it, must facilitate such acquaintance and provide all additional requested data and documents related to the information submitted by the Supplier together with the Final Tender, which are necessary to ascertain the Supplier’s compliance with the specified Qualification Requirement. </w:t>
             </w:r>
           </w:p>
         </w:tc>
@@ -37502,7 +36271,6 @@
                 <w:sz w:val="20"/>
                 <w:szCs w:val="20"/>
               </w:rPr>
-              <w:lastRenderedPageBreak/>
               <w:t>1</w:t>
             </w:r>
             <w:r>
@@ -37892,27 +36660,7 @@
                 <w:szCs w:val="20"/>
                 <w:lang w:val="en-GB"/>
               </w:rPr>
-              <w:t xml:space="preserve">. When correcting arithmetical errors specified in the Final Tender, the Supplier may correct the price or cost </w:t>
-            </w:r>
-            <w:proofErr w:type="gramStart"/>
-            <w:r>
-              <w:rPr>
-                <w:rFonts w:ascii="Arial" w:hAnsi="Arial" w:cs="Arial"/>
-                <w:sz w:val="20"/>
-                <w:szCs w:val="20"/>
-                <w:lang w:val="en-GB"/>
-              </w:rPr>
-              <w:t>components, but</w:t>
-            </w:r>
-            <w:proofErr w:type="gramEnd"/>
-            <w:r>
-              <w:rPr>
-                <w:rFonts w:ascii="Arial" w:hAnsi="Arial" w:cs="Arial"/>
-                <w:sz w:val="20"/>
-                <w:szCs w:val="20"/>
-                <w:lang w:val="en-GB"/>
-              </w:rPr>
-              <w:t xml:space="preserve"> shall not have the right to waive the price or cost components or add new parts to the price or cost. If the Supplier does not correct arithmetical errors and/or does not explain the Final Tender within the specified term, its Final Tender shall be deemed not to comply with the requirements set forth in the Procurement documents. When applying the </w:t>
+              <w:t xml:space="preserve">. When correcting arithmetical errors specified in the Final Tender, the Supplier may correct the price or cost components, but shall not have the right to waive the price or cost components or add new parts to the price or cost. If the Supplier does not correct arithmetical errors and/or does not explain the Final Tender within the specified term, its Final Tender shall be deemed not to comply with the requirements set forth in the Procurement documents. When applying the </w:t>
             </w:r>
             <w:r>
               <w:rPr>
@@ -38342,27 +37090,7 @@
                 <w:szCs w:val="20"/>
                 <w:lang w:val="en-GB"/>
               </w:rPr>
-              <w:t xml:space="preserve">The Contracting Entity shall indicate the relative weight of each criterion selected to determine the most economically advantageous Final Tender in the Procurement conditions, except in cases when the most economically advantageous Final Tender is determined only </w:t>
-            </w:r>
-            <w:proofErr w:type="gramStart"/>
-            <w:r>
-              <w:rPr>
-                <w:rFonts w:ascii="Arial" w:hAnsi="Arial" w:cs="Arial"/>
-                <w:sz w:val="20"/>
-                <w:szCs w:val="20"/>
-                <w:lang w:val="en-GB"/>
-              </w:rPr>
-              <w:t>on the basis of</w:t>
-            </w:r>
-            <w:proofErr w:type="gramEnd"/>
-            <w:r>
-              <w:rPr>
-                <w:rFonts w:ascii="Arial" w:hAnsi="Arial" w:cs="Arial"/>
-                <w:sz w:val="20"/>
-                <w:szCs w:val="20"/>
-                <w:lang w:val="en-GB"/>
-              </w:rPr>
-              <w:t xml:space="preserve"> price. The relative weight of the criteria is expressed by a specific value or by determining the range within which each value assigned to the criterion falls. In cases when due to the </w:t>
+              <w:t xml:space="preserve">The Contracting Entity shall indicate the relative weight of each criterion selected to determine the most economically advantageous Final Tender in the Procurement conditions, except in cases when the most economically advantageous Final Tender is determined only on the basis of price. The relative weight of the criteria is expressed by a specific value or by determining the range within which each value assigned to the criterion falls. In cases when due to the </w:t>
             </w:r>
             <w:r>
               <w:rPr>
@@ -38511,18 +37239,7 @@
                 <w:sz w:val="20"/>
                 <w:szCs w:val="20"/>
               </w:rPr>
-              <w:t xml:space="preserve"> </w:t>
-            </w:r>
-            <w:r>
-              <w:rPr>
-                <w:rStyle w:val="margin-left-101"/>
-                <w:rFonts w:ascii="Arial" w:hAnsi="Arial" w:cs="Arial"/>
-                <w:color w:val="000000"/>
-                <w:sz w:val="20"/>
-                <w:szCs w:val="20"/>
-              </w:rPr>
-              <w:lastRenderedPageBreak/>
-              <w:t>(pvz.:</w:t>
+              <w:t xml:space="preserve"> (pvz.:</w:t>
             </w:r>
             <w:r>
               <w:rPr>
@@ -38581,18 +37298,7 @@
                 <w:szCs w:val="20"/>
                 <w:lang w:val="en-GB"/>
               </w:rPr>
-              <w:lastRenderedPageBreak/>
-              <w:t xml:space="preserve">The Contracting Entity has the right to request the Supplier who has submitted the most economically advantageous tender to justify an abnormally low price </w:t>
-            </w:r>
-            <w:r>
-              <w:rPr>
-                <w:rFonts w:ascii="Arial" w:hAnsi="Arial" w:cs="Arial"/>
-                <w:sz w:val="20"/>
-                <w:szCs w:val="20"/>
-                <w:lang w:val="en-GB"/>
-              </w:rPr>
-              <w:lastRenderedPageBreak/>
-              <w:t>or costs in the absence of the requirement referred to in Article 66 (1) of LP</w:t>
+              <w:t>The Contracting Entity has the right to request the Supplier who has submitted the most economically advantageous tender to justify an abnormally low price or costs in the absence of the requirement referred to in Article 66 (1) of LP</w:t>
             </w:r>
             <w:r>
               <w:rPr>
@@ -38661,7 +37367,6 @@
                 <w:sz w:val="20"/>
                 <w:szCs w:val="20"/>
               </w:rPr>
-              <w:lastRenderedPageBreak/>
               <w:t>1</w:t>
             </w:r>
             <w:r>
@@ -39235,95 +37940,7 @@
                 <w:szCs w:val="20"/>
                 <w:lang w:val="en-GB"/>
               </w:rPr>
-              <w:t xml:space="preserve">When evaluating the price of the Tender, the Contracting Entity will </w:t>
-            </w:r>
-            <w:proofErr w:type="gramStart"/>
-            <w:r>
-              <w:rPr>
-                <w:rFonts w:ascii="Arial" w:hAnsi="Arial" w:cs="Arial"/>
-                <w:color w:val="000000"/>
-                <w:sz w:val="20"/>
-                <w:szCs w:val="20"/>
-                <w:lang w:val="en-GB"/>
-              </w:rPr>
-              <w:t>take into account</w:t>
-            </w:r>
-            <w:proofErr w:type="gramEnd"/>
-            <w:r>
-              <w:rPr>
-                <w:rFonts w:ascii="Arial" w:hAnsi="Arial" w:cs="Arial"/>
-                <w:color w:val="000000"/>
-                <w:sz w:val="20"/>
-                <w:szCs w:val="20"/>
-                <w:lang w:val="en-GB"/>
-              </w:rPr>
-              <w:t xml:space="preserve"> the final amount of funds spent on the Procurement, including the tax obligations (or rights) it acquires </w:t>
-            </w:r>
-            <w:proofErr w:type="gramStart"/>
-            <w:r>
-              <w:rPr>
-                <w:rFonts w:ascii="Arial" w:hAnsi="Arial" w:cs="Arial"/>
-                <w:color w:val="000000"/>
-                <w:sz w:val="20"/>
-                <w:szCs w:val="20"/>
-                <w:lang w:val="en-GB"/>
-              </w:rPr>
-              <w:t>as a result of</w:t>
-            </w:r>
-            <w:proofErr w:type="gramEnd"/>
-            <w:r>
-              <w:rPr>
-                <w:rFonts w:ascii="Arial" w:hAnsi="Arial" w:cs="Arial"/>
-                <w:color w:val="000000"/>
-                <w:sz w:val="20"/>
-                <w:szCs w:val="20"/>
-                <w:lang w:val="en-GB"/>
-              </w:rPr>
-              <w:t xml:space="preserve"> </w:t>
-            </w:r>
-            <w:proofErr w:type="gramStart"/>
-            <w:r>
-              <w:rPr>
-                <w:rFonts w:ascii="Arial" w:hAnsi="Arial" w:cs="Arial"/>
-                <w:color w:val="000000"/>
-                <w:sz w:val="20"/>
-                <w:szCs w:val="20"/>
-                <w:lang w:val="en-GB"/>
-              </w:rPr>
-              <w:t>entering into</w:t>
-            </w:r>
-            <w:proofErr w:type="gramEnd"/>
-            <w:r>
-              <w:rPr>
-                <w:rFonts w:ascii="Arial" w:hAnsi="Arial" w:cs="Arial"/>
-                <w:color w:val="000000"/>
-                <w:sz w:val="20"/>
-                <w:szCs w:val="20"/>
-                <w:lang w:val="en-GB"/>
-              </w:rPr>
-              <w:t xml:space="preserve"> a contract with the winner of the Procurement. If, in accordance with the Law on Value Added </w:t>
-            </w:r>
-            <w:proofErr w:type="gramStart"/>
-            <w:r>
-              <w:rPr>
-                <w:rFonts w:ascii="Arial" w:hAnsi="Arial" w:cs="Arial"/>
-                <w:color w:val="000000"/>
-                <w:sz w:val="20"/>
-                <w:szCs w:val="20"/>
-                <w:lang w:val="en-GB"/>
-              </w:rPr>
-              <w:t>Tax  of</w:t>
-            </w:r>
-            <w:proofErr w:type="gramEnd"/>
-            <w:r>
-              <w:rPr>
-                <w:rFonts w:ascii="Arial" w:hAnsi="Arial" w:cs="Arial"/>
-                <w:color w:val="000000"/>
-                <w:sz w:val="20"/>
-                <w:szCs w:val="20"/>
-                <w:lang w:val="en-GB"/>
-              </w:rPr>
-              <w:t xml:space="preserve"> the Republic of Lithuania</w:t>
+              <w:t>When evaluating the price of the Tender, the Contracting Entity will take into account the final amount of funds spent on the Procurement, including the tax obligations (or rights) it acquires as a result of entering into a contract with the winner of the Procurement. If, in accordance with the Law on Value Added Tax  of the Republic of Lithuania</w:t>
             </w:r>
             <w:r>
               <w:rPr>
@@ -39848,16 +38465,7 @@
                 <w:sz w:val="20"/>
                 <w:szCs w:val="20"/>
               </w:rPr>
-              <w:t xml:space="preserve">Tais atvejais, kai kelių Tiekėjų Galutinių pasiūlymų ekonominis naudingumas yra vienodas, sudarant </w:t>
-            </w:r>
-            <w:r>
-              <w:rPr>
-                <w:rFonts w:ascii="Arial" w:hAnsi="Arial" w:cs="Arial"/>
-                <w:sz w:val="20"/>
-                <w:szCs w:val="20"/>
-              </w:rPr>
-              <w:lastRenderedPageBreak/>
-              <w:t>Galutinių pasiūlymų eilę pirmesnis į šią eilę įrašomas Tiekėjas, kurio Galutinis pasiūlymas pateiktas anksčiausiai.</w:t>
+              <w:t>Tais atvejais, kai kelių Tiekėjų Galutinių pasiūlymų ekonominis naudingumas yra vienodas, sudarant Galutinių pasiūlymų eilę pirmesnis į šią eilę įrašomas Tiekėjas, kurio Galutinis pasiūlymas pateiktas anksčiausiai.</w:t>
             </w:r>
           </w:p>
         </w:tc>
@@ -39889,7 +38497,6 @@
                 <w:szCs w:val="20"/>
                 <w:lang w:val="en-GB"/>
               </w:rPr>
-              <w:lastRenderedPageBreak/>
               <w:t xml:space="preserve">The Final </w:t>
             </w:r>
             <w:r>
@@ -39947,17 +38554,7 @@
                 <w:szCs w:val="20"/>
                 <w:lang w:val="en-GB"/>
               </w:rPr>
-              <w:t xml:space="preserve">In cases when the economic efficiency of the Final </w:t>
-            </w:r>
-            <w:r>
-              <w:rPr>
-                <w:rFonts w:ascii="Arial" w:hAnsi="Arial" w:cs="Arial"/>
-                <w:sz w:val="20"/>
-                <w:szCs w:val="20"/>
-                <w:lang w:val="en-GB"/>
-              </w:rPr>
-              <w:lastRenderedPageBreak/>
-              <w:t xml:space="preserve">Tenders of several Suppliers is the same, the Supplier whose Final Tender was submitted earlier shall be entered first in the queue of the Final </w:t>
+              <w:t xml:space="preserve">In cases when the economic efficiency of the Final Tenders of several Suppliers is the same, the Supplier whose Final Tender was submitted earlier shall be entered first in the queue of the Final </w:t>
             </w:r>
             <w:r>
               <w:rPr>
@@ -40004,7 +38601,6 @@
                 <w:sz w:val="20"/>
                 <w:szCs w:val="20"/>
               </w:rPr>
-              <w:lastRenderedPageBreak/>
               <w:t>1</w:t>
             </w:r>
             <w:r>
@@ -40113,7 +38709,6 @@
                 <w:lang w:val="en-GB"/>
               </w:rPr>
             </w:pPr>
-            <w:proofErr w:type="gramStart"/>
             <w:r>
               <w:rPr>
                 <w:rFonts w:ascii="Arial" w:hAnsi="Arial" w:cs="Arial"/>
@@ -40122,18 +38717,7 @@
                 <w:szCs w:val="20"/>
                 <w:lang w:val="en-GB"/>
               </w:rPr>
-              <w:t>In the event that</w:t>
-            </w:r>
-            <w:proofErr w:type="gramEnd"/>
-            <w:r>
-              <w:rPr>
-                <w:rFonts w:ascii="Arial" w:hAnsi="Arial" w:cs="Arial"/>
-                <w:color w:val="000000"/>
-                <w:sz w:val="20"/>
-                <w:szCs w:val="20"/>
-                <w:lang w:val="en-GB"/>
-              </w:rPr>
-              <w:t xml:space="preserve"> a Preliminary Contract is concluded during this Procurement, several Final Tenders may be recognized as </w:t>
+              <w:t xml:space="preserve">In the event that a Preliminary Contract is concluded during this Procurement, several Final Tenders may be recognized as </w:t>
             </w:r>
             <w:r>
               <w:rPr>
@@ -40323,27 +38907,7 @@
                 <w:szCs w:val="20"/>
                 <w:lang w:val="en-GB"/>
               </w:rPr>
-              <w:t xml:space="preserve">The Contracting Entity, having </w:t>
-            </w:r>
-            <w:proofErr w:type="gramStart"/>
-            <w:r>
-              <w:rPr>
-                <w:rFonts w:ascii="Arial" w:hAnsi="Arial" w:cs="Arial"/>
-                <w:sz w:val="20"/>
-                <w:szCs w:val="20"/>
-                <w:lang w:val="en-GB"/>
-              </w:rPr>
-              <w:t>made a decision</w:t>
-            </w:r>
-            <w:proofErr w:type="gramEnd"/>
-            <w:r>
-              <w:rPr>
-                <w:rFonts w:ascii="Arial" w:hAnsi="Arial" w:cs="Arial"/>
-                <w:sz w:val="20"/>
-                <w:szCs w:val="20"/>
-                <w:lang w:val="en-GB"/>
-              </w:rPr>
-              <w:t xml:space="preserve"> on termination of the Procurement procedures, shall inform the Suppliers thereof immediately, but in any case, not later than within 5 working days from the date of making such a decision.</w:t>
+              <w:t>The Contracting Entity, having made a decision on termination of the Procurement procedures, shall inform the Suppliers thereof immediately, but in any case, not later than within 5 working days from the date of making such a decision.</w:t>
             </w:r>
           </w:p>
         </w:tc>
@@ -41704,7 +40268,6 @@
                 <w:sz w:val="20"/>
                 <w:szCs w:val="20"/>
               </w:rPr>
-              <w:lastRenderedPageBreak/>
               <w:t>1</w:t>
             </w:r>
             <w:r>
@@ -43077,7 +41640,6 @@
                 <w:sz w:val="20"/>
                 <w:szCs w:val="20"/>
               </w:rPr>
-              <w:lastRenderedPageBreak/>
               <w:t>1</w:t>
             </w:r>
             <w:r>
@@ -43773,29 +42335,7 @@
                 <w:szCs w:val="20"/>
                 <w:lang w:val="en-GB" w:eastAsia="lt-LT"/>
               </w:rPr>
-              <w:t xml:space="preserve">In case of technical problems of CPP IS, when the Supplier </w:t>
-            </w:r>
-            <w:proofErr w:type="gramStart"/>
-            <w:r>
-              <w:rPr>
-                <w:rFonts w:ascii="Arial" w:hAnsi="Arial" w:cs="Arial"/>
-                <w:color w:val="000000"/>
-                <w:sz w:val="20"/>
-                <w:szCs w:val="20"/>
-                <w:lang w:val="en-GB" w:eastAsia="lt-LT"/>
-              </w:rPr>
-              <w:t>is not able to</w:t>
-            </w:r>
-            <w:proofErr w:type="gramEnd"/>
-            <w:r>
-              <w:rPr>
-                <w:rFonts w:ascii="Arial" w:hAnsi="Arial" w:cs="Arial"/>
-                <w:color w:val="000000"/>
-                <w:sz w:val="20"/>
-                <w:szCs w:val="20"/>
-                <w:lang w:val="en-GB" w:eastAsia="lt-LT"/>
-              </w:rPr>
-              <w:t xml:space="preserve"> provide the password by means of correspondence of CPP IS, the Supplier has the right to provide the password by other means optionally: by official e-mail of the Contracting Entity or in writing. In this case, the Supplier should be active and make sure that the provided password has reached the addressee in time (for example, by contacting the Contracting Entity by its official telephone and/or other means);</w:t>
+              <w:t>In case of technical problems of CPP IS, when the Supplier is not able to provide the password by means of correspondence of CPP IS, the Supplier has the right to provide the password by other means optionally: by official e-mail of the Contracting Entity or in writing. In this case, the Supplier should be active and make sure that the provided password has reached the addressee in time (for example, by contacting the Contracting Entity by its official telephone and/or other means);</w:t>
             </w:r>
           </w:p>
         </w:tc>
@@ -44621,7 +43161,6 @@
                 <w:sz w:val="20"/>
                 <w:szCs w:val="20"/>
               </w:rPr>
-              <w:lastRenderedPageBreak/>
               <w:t>1</w:t>
             </w:r>
             <w:r>
@@ -46189,7 +44728,6 @@
                 <w:sz w:val="20"/>
                 <w:szCs w:val="20"/>
               </w:rPr>
-              <w:lastRenderedPageBreak/>
               <w:t>1</w:t>
             </w:r>
             <w:r>
@@ -46400,27 +44938,7 @@
                 <w:szCs w:val="20"/>
                 <w:lang w:val="en-GB"/>
               </w:rPr>
-              <w:t xml:space="preserve">The Contract with the Successful Supplier will be concluded no earlier than the expiration of the deferment period, which may not be shorter </w:t>
-            </w:r>
-            <w:proofErr w:type="gramStart"/>
-            <w:r>
-              <w:rPr>
-                <w:rFonts w:ascii="Arial" w:hAnsi="Arial" w:cs="Arial"/>
-                <w:sz w:val="20"/>
-                <w:szCs w:val="20"/>
-                <w:lang w:val="en-GB"/>
-              </w:rPr>
-              <w:t>than  5</w:t>
-            </w:r>
-            <w:proofErr w:type="gramEnd"/>
-            <w:r>
-              <w:rPr>
-                <w:rFonts w:ascii="Arial" w:hAnsi="Arial" w:cs="Arial"/>
-                <w:sz w:val="20"/>
-                <w:szCs w:val="20"/>
-                <w:lang w:val="en-GB"/>
-              </w:rPr>
-              <w:t xml:space="preserve"> working days, and if the notice of the decision to determine the Successful Tender has not been sent by electronic means, it may not be shorter than 15 days.</w:t>
+              <w:t>The Contract with the Successful Supplier will be concluded no earlier than the expiration of the deferment period, which may not be shorter than  5 working days, and if the notice of the decision to determine the Successful Tender has not been sent by electronic means, it may not be shorter than 15 days.</w:t>
             </w:r>
           </w:p>
         </w:tc>
@@ -47451,7 +45969,6 @@
                 <w:sz w:val="20"/>
                 <w:szCs w:val="20"/>
               </w:rPr>
-              <w:lastRenderedPageBreak/>
               <w:t>1</w:t>
             </w:r>
             <w:r>
@@ -48066,17 +46583,7 @@
                 <w:szCs w:val="20"/>
                 <w:lang w:val="en-GB"/>
               </w:rPr>
-              <w:t xml:space="preserve"> IS no later than 4 days before the end of the deadline for submission </w:t>
-            </w:r>
-            <w:proofErr w:type="gramStart"/>
-            <w:r>
-              <w:rPr>
-                <w:rFonts w:ascii="Arial" w:hAnsi="Arial" w:cs="Arial"/>
-                <w:sz w:val="20"/>
-                <w:szCs w:val="20"/>
-                <w:lang w:val="en-GB"/>
-              </w:rPr>
-              <w:t xml:space="preserve">of  </w:t>
+              <w:t xml:space="preserve"> IS no later than 4 days before the end of the deadline for submission of  </w:t>
             </w:r>
             <w:r>
               <w:rPr>
@@ -48087,7 +46594,6 @@
               </w:rPr>
               <w:t>Tenders</w:t>
             </w:r>
-            <w:proofErr w:type="gramEnd"/>
             <w:r>
               <w:rPr>
                 <w:rFonts w:ascii="Arial" w:hAnsi="Arial" w:cs="Arial"/>
@@ -48401,27 +46907,7 @@
                 <w:szCs w:val="20"/>
                 <w:lang w:val="en-GB"/>
               </w:rPr>
-              <w:t xml:space="preserve">In accordance with the requirements of Article 13 of the Law on Protection of Objects Important for National Security of the Republic of Lithuania, the Contracting Entity will inform the Coordination Commission for Protection of Objects Important for National Security (hereinafter – the Coordination Commission) of the intended Contract. </w:t>
-            </w:r>
-            <w:proofErr w:type="gramStart"/>
-            <w:r>
-              <w:rPr>
-                <w:rFonts w:ascii="Arial" w:hAnsi="Arial" w:cs="Arial"/>
-                <w:sz w:val="20"/>
-                <w:szCs w:val="20"/>
-                <w:lang w:val="en-GB"/>
-              </w:rPr>
-              <w:t>In the event that</w:t>
-            </w:r>
-            <w:proofErr w:type="gramEnd"/>
-            <w:r>
-              <w:rPr>
-                <w:rFonts w:ascii="Arial" w:hAnsi="Arial" w:cs="Arial"/>
-                <w:sz w:val="20"/>
-                <w:szCs w:val="20"/>
-                <w:lang w:val="en-GB"/>
-              </w:rPr>
-              <w:t xml:space="preserve"> an inspection is carried out concerning the compliance of the intended Contract with the interests of national security, the Supplier undertakes to provide the Contracting Entity and/or the competent authorities with all data, documents and consents necessary for such inspection. In all the following cases, once the potential winner has been identified, the Contracting Entity will inform the Coordinating Commission when:</w:t>
+              <w:t>In accordance with the requirements of Article 13 of the Law on Protection of Objects Important for National Security of the Republic of Lithuania, the Contracting Entity will inform the Coordination Commission for Protection of Objects Important for National Security (hereinafter – the Coordination Commission) of the intended Contract. In the event that an inspection is carried out concerning the compliance of the intended Contract with the interests of national security, the Supplier undertakes to provide the Contracting Entity and/or the competent authorities with all data, documents and consents necessary for such inspection. In all the following cases, once the potential winner has been identified, the Contracting Entity will inform the Coordinating Commission when:</w:t>
             </w:r>
           </w:p>
         </w:tc>
@@ -48579,25 +47065,7 @@
                 <w:sz w:val="20"/>
                 <w:szCs w:val="20"/>
               </w:rPr>
-              <w:t xml:space="preserve">Pirkimo metu bus keliami reikalavimai dėl Tiekėjų, Subtiekėjų, Ūkio subjektų, kurių pajėgumais remiamasi,  </w:t>
-            </w:r>
-            <w:proofErr w:type="spellStart"/>
-            <w:r>
-              <w:rPr>
-                <w:rFonts w:ascii="Arial" w:hAnsi="Arial" w:cs="Arial"/>
-                <w:sz w:val="20"/>
-                <w:szCs w:val="20"/>
-              </w:rPr>
-              <w:t>Kvazisubtiekėjų</w:t>
-            </w:r>
-            <w:proofErr w:type="spellEnd"/>
-            <w:r>
-              <w:rPr>
-                <w:rFonts w:ascii="Arial" w:hAnsi="Arial" w:cs="Arial"/>
-                <w:sz w:val="20"/>
-                <w:szCs w:val="20"/>
-              </w:rPr>
-              <w:t xml:space="preserve">, prekių, paslaugų ar darbų atitikties nacionalinio saugumo interesams; </w:t>
+              <w:t xml:space="preserve">Pirkimo metu bus keliami reikalavimai dėl Tiekėjų, Subtiekėjų, Ūkio subjektų, kurių pajėgumais remiamasi,  Kvazisubtiekėjų, prekių, paslaugų ar darbų atitikties nacionalinio saugumo interesams; </w:t>
             </w:r>
           </w:p>
         </w:tc>
@@ -48692,16 +47160,7 @@
                 <w:sz w:val="20"/>
                 <w:szCs w:val="20"/>
               </w:rPr>
-              <w:t xml:space="preserve">Tiekėjui, Subtiekėjams, Ūkio subjektams, kurių pajėgumais remiamasi, bus suteikiama teisė aptarnauti, gauti prieigą ar kitaip susipažinti su ypatingos svarbos informacinės infrastruktūros valdytojo ar Perkančiojo subjekto  saugumo planuose ar kituose ypatingos svarbos informacinės infrastruktūros valdytojo ar Perkančiojo subjekto  vidaus dokumentuose nustatytomis ryšių ir informacinėmis sistemomis (ar jų dalimis), kurios yra </w:t>
-            </w:r>
-            <w:r>
-              <w:rPr>
-                <w:rFonts w:ascii="Arial" w:hAnsi="Arial" w:cs="Arial"/>
-                <w:sz w:val="20"/>
-                <w:szCs w:val="20"/>
-              </w:rPr>
-              <w:lastRenderedPageBreak/>
-              <w:t>reikšmingos  ypatingos svarbos informacinės infrastruktūros valdytojo ar Perkančiojo subjekto  veiklai, šių ryšių ir informacinių sistemų (ar jų dalių) technologijomis, duomenų bazėmis ar jose esamais duomenimis arba kai yra rizika, kad prie tokių ryšių ir informacinių sistemų (jų dalių) gali gauti prieigą tretieji asmenys arba jiems būtų suteikta teisė aptarnauti ar kitaip susipažinti su tokiomis ryšių ir informacinėmis sistemomis (jų dalimis);</w:t>
+              <w:t>Tiekėjui, Subtiekėjams, Ūkio subjektams, kurių pajėgumais remiamasi, bus suteikiama teisė aptarnauti, gauti prieigą ar kitaip susipažinti su ypatingos svarbos informacinės infrastruktūros valdytojo ar Perkančiojo subjekto  saugumo planuose ar kituose ypatingos svarbos informacinės infrastruktūros valdytojo ar Perkančiojo subjekto  vidaus dokumentuose nustatytomis ryšių ir informacinėmis sistemomis (ar jų dalimis), kurios yra reikšmingos  ypatingos svarbos informacinės infrastruktūros valdytojo ar Perkančiojo subjekto  veiklai, šių ryšių ir informacinių sistemų (ar jų dalių) technologijomis, duomenų bazėmis ar jose esamais duomenimis arba kai yra rizika, kad prie tokių ryšių ir informacinių sistemų (jų dalių) gali gauti prieigą tretieji asmenys arba jiems būtų suteikta teisė aptarnauti ar kitaip susipažinti su tokiomis ryšių ir informacinėmis sistemomis (jų dalimis);</w:t>
             </w:r>
           </w:p>
         </w:tc>
@@ -48734,18 +47193,7 @@
                 <w:szCs w:val="20"/>
                 <w:lang w:val="en-GB"/>
               </w:rPr>
-              <w:lastRenderedPageBreak/>
-              <w:t xml:space="preserve">Supplier, Sub-suppliers, Economic entities will be granted the right to service, access or otherwise become acquainted with the communication and information systems (or parts thereof) specified in the security plans of the critical information infrastructure manager or the Contracting Entity, or other internal documents of the critical information infrastructure manager or the Contracting Entity, which are significant for the activities of the critical </w:t>
-            </w:r>
-            <w:r>
-              <w:rPr>
-                <w:rFonts w:ascii="Arial" w:hAnsi="Arial" w:cs="Arial"/>
-                <w:sz w:val="20"/>
-                <w:szCs w:val="20"/>
-                <w:lang w:val="en-GB"/>
-              </w:rPr>
-              <w:lastRenderedPageBreak/>
-              <w:t>information infrastructure manager or the Contracting Entity, the technologies, databases or data contained in these communication and information systems (or parts thereof); or when there is a risk that such communication and information systems (parts thereof) may be accessed by third parties or that they may be granted the right to service or otherwise have access to such communication and information systems (parts thereof);</w:t>
+              <w:t>Supplier, Sub-suppliers, Economic entities will be granted the right to service, access or otherwise become acquainted with the communication and information systems (or parts thereof) specified in the security plans of the critical information infrastructure manager or the Contracting Entity, or other internal documents of the critical information infrastructure manager or the Contracting Entity, which are significant for the activities of the critical information infrastructure manager or the Contracting Entity, the technologies, databases or data contained in these communication and information systems (or parts thereof); or when there is a risk that such communication and information systems (parts thereof) may be accessed by third parties or that they may be granted the right to service or otherwise have access to such communication and information systems (parts thereof);</w:t>
             </w:r>
           </w:p>
         </w:tc>
@@ -48773,7 +47221,6 @@
                 <w:sz w:val="20"/>
                 <w:szCs w:val="20"/>
               </w:rPr>
-              <w:lastRenderedPageBreak/>
               <w:t>17</w:t>
             </w:r>
             <w:r>
@@ -48839,27 +47286,7 @@
                 <w:szCs w:val="20"/>
                 <w:lang w:val="en-GB"/>
               </w:rPr>
-              <w:t xml:space="preserve">The Supplier is granted the right to participate in the implementation of a project of special state importance or a project of state importance </w:t>
-            </w:r>
-            <w:proofErr w:type="gramStart"/>
-            <w:r>
-              <w:rPr>
-                <w:rFonts w:ascii="Arial" w:hAnsi="Arial" w:cs="Arial"/>
-                <w:sz w:val="20"/>
-                <w:szCs w:val="20"/>
-                <w:lang w:val="en-GB"/>
-              </w:rPr>
-              <w:t>on the basis of</w:t>
-            </w:r>
-            <w:proofErr w:type="gramEnd"/>
-            <w:r>
-              <w:rPr>
-                <w:rFonts w:ascii="Arial" w:hAnsi="Arial" w:cs="Arial"/>
-                <w:sz w:val="20"/>
-                <w:szCs w:val="20"/>
-                <w:lang w:val="en-GB"/>
-              </w:rPr>
-              <w:t xml:space="preserve"> the Contract;</w:t>
+              <w:t>The Supplier is granted the right to participate in the implementation of a project of special state importance or a project of state importance on the basis of the Contract;</w:t>
             </w:r>
           </w:p>
         </w:tc>
@@ -48952,27 +47379,7 @@
                 <w:szCs w:val="20"/>
                 <w:lang w:val="en-GB"/>
               </w:rPr>
-              <w:t xml:space="preserve">The Supplier is granted, </w:t>
-            </w:r>
-            <w:proofErr w:type="gramStart"/>
-            <w:r>
-              <w:rPr>
-                <w:rFonts w:ascii="Arial" w:hAnsi="Arial" w:cs="Arial"/>
-                <w:sz w:val="20"/>
-                <w:szCs w:val="20"/>
-                <w:lang w:val="en-GB"/>
-              </w:rPr>
-              <w:t>on the basis of</w:t>
-            </w:r>
-            <w:proofErr w:type="gramEnd"/>
-            <w:r>
-              <w:rPr>
-                <w:rFonts w:ascii="Arial" w:hAnsi="Arial" w:cs="Arial"/>
-                <w:sz w:val="20"/>
-                <w:szCs w:val="20"/>
-                <w:lang w:val="en-GB"/>
-              </w:rPr>
-              <w:t xml:space="preserve"> the Contract, the right to operate or manage facilities and assets important for national security or to perform other significant activities that may pose a risk or threat to national security and may affect facilities and assets important for national security;</w:t>
+              <w:t>The Supplier is granted, on the basis of the Contract, the right to operate or manage facilities and assets important for national security or to perform other significant activities that may pose a risk or threat to national security and may affect facilities and assets important for national security;</w:t>
             </w:r>
           </w:p>
         </w:tc>
@@ -49349,27 +47756,7 @@
                 <w:szCs w:val="20"/>
                 <w:lang w:val="en-GB"/>
               </w:rPr>
-              <w:t xml:space="preserve">If the </w:t>
-            </w:r>
-            <w:proofErr w:type="gramStart"/>
-            <w:r>
-              <w:rPr>
-                <w:rFonts w:ascii="Arial" w:hAnsi="Arial" w:cs="Arial"/>
-                <w:sz w:val="20"/>
-                <w:szCs w:val="20"/>
-                <w:lang w:val="en-GB"/>
-              </w:rPr>
-              <w:t>Supplier  provides</w:t>
-            </w:r>
-            <w:proofErr w:type="gramEnd"/>
-            <w:r>
-              <w:rPr>
-                <w:rFonts w:ascii="Arial" w:hAnsi="Arial" w:cs="Arial"/>
-                <w:sz w:val="20"/>
-                <w:szCs w:val="20"/>
-                <w:lang w:val="en-GB"/>
-              </w:rPr>
-              <w:t xml:space="preserve"> incomplete, inaccurate or false documents or data required for the verification of compliance with the interests of national security, the contracting entity will have the right to ask for these documents or data to be clarified, supplemented or explained within a reasonable time limit established by it. Other competent authorities also have the right to request the Supplier to provide these documents or data.</w:t>
+              <w:t>If the Supplier  provides incomplete, inaccurate or false documents or data required for the verification of compliance with the interests of national security, the contracting entity will have the right to ask for these documents or data to be clarified, supplemented or explained within a reasonable time limit established by it. Other competent authorities also have the right to request the Supplier to provide these documents or data.</w:t>
             </w:r>
           </w:p>
         </w:tc>
@@ -49438,16 +47825,7 @@
                 <w:sz w:val="20"/>
                 <w:szCs w:val="20"/>
               </w:rPr>
-              <w:t xml:space="preserve">ar Lietuvos Respublikos Vyriausybei priėmus </w:t>
-            </w:r>
-            <w:r>
-              <w:rPr>
-                <w:rFonts w:ascii="Arial" w:hAnsi="Arial" w:cs="Arial"/>
-                <w:sz w:val="20"/>
-                <w:szCs w:val="20"/>
-              </w:rPr>
-              <w:lastRenderedPageBreak/>
-              <w:t>sprendimą/nustačius, kad Tiekėjas neatitinka nacionalinio saugumo interesų vadovaujantis Nacionaliniam saugumui užtikrinti svarbių objektų apsaugos įstatymu</w:t>
+              <w:t>ar Lietuvos Respublikos Vyriausybei priėmus sprendimą/nustačius, kad Tiekėjas neatitinka nacionalinio saugumo interesų vadovaujantis Nacionaliniam saugumui užtikrinti svarbių objektų apsaugos įstatymu</w:t>
             </w:r>
             <w:bookmarkEnd w:id="131"/>
             <w:r>
@@ -49585,18 +47963,7 @@
                 <w:szCs w:val="20"/>
                 <w:lang w:val="en-GB"/>
               </w:rPr>
-              <w:lastRenderedPageBreak/>
-              <w:t xml:space="preserve">The Supplier who fails to provide the required information and/or documents, or if the Government of the Republic of Lithuania will make a decision confirming that the intended Contract with the Supplier does not meet national security interests in accordance with the Law on Protection of Objects of Importance to Ensuring National Security, or if the Government of the Republic of Lithuania </w:t>
-            </w:r>
-            <w:r>
-              <w:rPr>
-                <w:rFonts w:ascii="Arial" w:hAnsi="Arial" w:cs="Arial"/>
-                <w:sz w:val="20"/>
-                <w:szCs w:val="20"/>
-                <w:lang w:val="en-GB"/>
-              </w:rPr>
-              <w:lastRenderedPageBreak/>
-              <w:t xml:space="preserve">will make a decision that the Supplier does not meet national security interests in accordance with the Law on Protection of Objects of Importance to Ensuring National Security, will not be recognized as the Successful Supplier and </w:t>
+              <w:t xml:space="preserve">The Supplier who fails to provide the required information and/or documents, or if the Government of the Republic of Lithuania will make a decision confirming that the intended Contract with the Supplier does not meet national security interests in accordance with the Law on Protection of Objects of Importance to Ensuring National Security, or if the Government of the Republic of Lithuania will make a decision that the Supplier does not meet national security interests in accordance with the Law on Protection of Objects of Importance to Ensuring National Security, will not be recognized as the Successful Supplier and </w:t>
             </w:r>
             <w:r>
               <w:rPr>
@@ -49743,12 +48110,13 @@
           <w:sz w:val="20"/>
           <w:szCs w:val="20"/>
         </w:rPr>
-        <w:lastRenderedPageBreak/>
         <w:t>______________________________________</w:t>
       </w:r>
     </w:p>
     <w:sectPr>
-      <w:headerReference w:type="default" r:id="rId9"/>
+      <w:headerReference w:type="default" r:id="rId8"/>
+      <w:footerReference w:type="default" r:id="rId9"/>
+      <w:headerReference w:type="first" r:id="rId10"/>
       <w:pgSz w:w="16838" w:h="11906" w:orient="landscape"/>
       <w:pgMar w:top="1701" w:right="1134" w:bottom="567" w:left="1134" w:header="567" w:footer="567" w:gutter="0"/>
       <w:cols w:space="1296"/>
@@ -49782,6 +48150,87 @@
     </w:p>
   </w:endnote>
 </w:endnotes>
+</file>
+
+<file path=word/footer1.xml><?xml version="1.0" encoding="utf-8"?>
+<w:ftr xmlns:wpc="http://schemas.microsoft.com/office/word/2010/wordprocessingCanvas" xmlns:cx="http://schemas.microsoft.com/office/drawing/2014/chartex" xmlns:cx1="http://schemas.microsoft.com/office/drawing/2015/9/8/chartex" xmlns:cx2="http://schemas.microsoft.com/office/drawing/2015/10/21/chartex" xmlns:cx3="http://schemas.microsoft.com/office/drawing/2016/5/9/chartex" xmlns:cx4="http://schemas.microsoft.com/office/drawing/2016/5/10/chartex" xmlns:cx5="http://schemas.microsoft.com/office/drawing/2016/5/11/chartex" xmlns:cx6="http://schemas.microsoft.com/office/drawing/2016/5/12/chartex" xmlns:cx7="http://schemas.microsoft.com/office/drawing/2016/5/13/chartex" xmlns:cx8="http://schemas.microsoft.com/office/drawing/2016/5/14/chartex" xmlns:mc="http://schemas.openxmlformats.org/markup-compatibility/2006" xmlns:aink="http://schemas.microsoft.com/office/drawing/2016/ink" xmlns:am3d="http://schemas.microsoft.com/office/drawing/2017/model3d" xmlns:o="urn:schemas-microsoft-com:office:office" xmlns:oel="http://schemas.microsoft.com/office/2019/extlst" xmlns:r="http://schemas.openxmlformats.org/officeDocument/2006/relationships" xmlns:m="http://schemas.openxmlformats.org/officeDocument/2006/math" xmlns:v="urn:schemas-microsoft-com:vml" xmlns:wp14="http://schemas.microsoft.com/office/word/2010/wordprocessingDrawing" xmlns:wp="http://schemas.openxmlformats.org/drawingml/2006/wordprocessingDrawing" xmlns:w10="urn:schemas-microsoft-com:office:word" xmlns:w="http://schemas.openxmlformats.org/wordprocessingml/2006/main" xmlns:w14="http://schemas.microsoft.com/office/word/2010/wordml" xmlns:w15="http://schemas.microsoft.com/office/word/2012/wordml" xmlns:w16cex="http://schemas.microsoft.com/office/word/2018/wordml/cex" xmlns:w16cid="http://schemas.microsoft.com/office/word/2016/wordml/cid" xmlns:w16="http://schemas.microsoft.com/office/word/2018/wordml" xmlns:w16du="http://schemas.microsoft.com/office/word/2023/wordml/word16du" xmlns:w16sdtdh="http://schemas.microsoft.com/office/word/2020/wordml/sdtdatahash" xmlns:w16sdtfl="http://schemas.microsoft.com/office/word/2024/wordml/sdtformatlock" xmlns:w16se="http://schemas.microsoft.com/office/word/2015/wordml/symex" xmlns:wpg="http://schemas.microsoft.com/office/word/2010/wordprocessingGroup" xmlns:wpi="http://schemas.microsoft.com/office/word/2010/wordprocessingInk" xmlns:wne="http://schemas.microsoft.com/office/word/2006/wordml" xmlns:wps="http://schemas.microsoft.com/office/word/2010/wordprocessingShape" mc:Ignorable="w14 w15 w16se w16cid w16 w16cex w16sdtdh w16sdtfl w16du wp14">
+  <w:sdt>
+    <w:sdtPr>
+      <w:rPr>
+        <w:rFonts w:ascii="Arial" w:hAnsi="Arial" w:cs="Arial"/>
+      </w:rPr>
+      <w:id w:val="873499812"/>
+      <w:docPartObj>
+        <w:docPartGallery w:val="Page Numbers (Bottom of Page)"/>
+        <w:docPartUnique/>
+      </w:docPartObj>
+    </w:sdtPr>
+    <w:sdtEndPr>
+      <w:rPr>
+        <w:sz w:val="20"/>
+        <w:szCs w:val="20"/>
+      </w:rPr>
+    </w:sdtEndPr>
+    <w:sdtContent>
+      <w:p>
+        <w:pPr>
+          <w:pStyle w:val="Footer"/>
+          <w:jc w:val="center"/>
+          <w:rPr>
+            <w:rFonts w:ascii="Arial" w:hAnsi="Arial" w:cs="Arial"/>
+            <w:sz w:val="20"/>
+            <w:szCs w:val="20"/>
+          </w:rPr>
+        </w:pPr>
+        <w:r>
+          <w:rPr>
+            <w:rFonts w:ascii="Arial" w:hAnsi="Arial" w:cs="Arial"/>
+            <w:sz w:val="20"/>
+            <w:szCs w:val="20"/>
+          </w:rPr>
+          <w:fldChar w:fldCharType="begin"/>
+        </w:r>
+        <w:r>
+          <w:rPr>
+            <w:rFonts w:ascii="Arial" w:hAnsi="Arial" w:cs="Arial"/>
+            <w:sz w:val="20"/>
+            <w:szCs w:val="20"/>
+          </w:rPr>
+          <w:instrText>PAGE   \* MERGEFORMAT</w:instrText>
+        </w:r>
+        <w:r>
+          <w:rPr>
+            <w:rFonts w:ascii="Arial" w:hAnsi="Arial" w:cs="Arial"/>
+            <w:sz w:val="20"/>
+            <w:szCs w:val="20"/>
+          </w:rPr>
+          <w:fldChar w:fldCharType="separate"/>
+        </w:r>
+        <w:r>
+          <w:rPr>
+            <w:rFonts w:ascii="Arial" w:hAnsi="Arial" w:cs="Arial"/>
+            <w:sz w:val="20"/>
+            <w:szCs w:val="20"/>
+          </w:rPr>
+          <w:t>2</w:t>
+        </w:r>
+        <w:r>
+          <w:rPr>
+            <w:rFonts w:ascii="Arial" w:hAnsi="Arial" w:cs="Arial"/>
+            <w:sz w:val="20"/>
+            <w:szCs w:val="20"/>
+          </w:rPr>
+          <w:fldChar w:fldCharType="end"/>
+        </w:r>
+      </w:p>
+    </w:sdtContent>
+  </w:sdt>
+  <w:p>
+    <w:pPr>
+      <w:pStyle w:val="Footer"/>
+    </w:pPr>
+  </w:p>
+</w:ftr>
 </file>
 
 <file path=word/footnotes.xml><?xml version="1.0" encoding="utf-8"?>
@@ -50446,6 +48895,65 @@
       <w:pStyle w:val="Header"/>
       <w:jc w:val="center"/>
     </w:pPr>
+  </w:p>
+</w:hdr>
+</file>
+
+<file path=word/header2.xml><?xml version="1.0" encoding="utf-8"?>
+<w:hdr xmlns:wpc="http://schemas.microsoft.com/office/word/2010/wordprocessingCanvas" xmlns:cx="http://schemas.microsoft.com/office/drawing/2014/chartex" xmlns:cx1="http://schemas.microsoft.com/office/drawing/2015/9/8/chartex" xmlns:cx2="http://schemas.microsoft.com/office/drawing/2015/10/21/chartex" xmlns:cx3="http://schemas.microsoft.com/office/drawing/2016/5/9/chartex" xmlns:cx4="http://schemas.microsoft.com/office/drawing/2016/5/10/chartex" xmlns:cx5="http://schemas.microsoft.com/office/drawing/2016/5/11/chartex" xmlns:cx6="http://schemas.microsoft.com/office/drawing/2016/5/12/chartex" xmlns:cx7="http://schemas.microsoft.com/office/drawing/2016/5/13/chartex" xmlns:cx8="http://schemas.microsoft.com/office/drawing/2016/5/14/chartex" xmlns:mc="http://schemas.openxmlformats.org/markup-compatibility/2006" xmlns:aink="http://schemas.microsoft.com/office/drawing/2016/ink" xmlns:am3d="http://schemas.microsoft.com/office/drawing/2017/model3d" xmlns:o="urn:schemas-microsoft-com:office:office" xmlns:oel="http://schemas.microsoft.com/office/2019/extlst" xmlns:r="http://schemas.openxmlformats.org/officeDocument/2006/relationships" xmlns:m="http://schemas.openxmlformats.org/officeDocument/2006/math" xmlns:v="urn:schemas-microsoft-com:vml" xmlns:wp14="http://schemas.microsoft.com/office/word/2010/wordprocessingDrawing" xmlns:wp="http://schemas.openxmlformats.org/drawingml/2006/wordprocessingDrawing" xmlns:w10="urn:schemas-microsoft-com:office:word" xmlns:w="http://schemas.openxmlformats.org/wordprocessingml/2006/main" xmlns:w14="http://schemas.microsoft.com/office/word/2010/wordml" xmlns:w15="http://schemas.microsoft.com/office/word/2012/wordml" xmlns:w16cex="http://schemas.microsoft.com/office/word/2018/wordml/cex" xmlns:w16cid="http://schemas.microsoft.com/office/word/2016/wordml/cid" xmlns:w16="http://schemas.microsoft.com/office/word/2018/wordml" xmlns:w16du="http://schemas.microsoft.com/office/word/2023/wordml/word16du" xmlns:w16sdtdh="http://schemas.microsoft.com/office/word/2020/wordml/sdtdatahash" xmlns:w16sdtfl="http://schemas.microsoft.com/office/word/2024/wordml/sdtformatlock" xmlns:w16se="http://schemas.microsoft.com/office/word/2015/wordml/symex" xmlns:wpg="http://schemas.microsoft.com/office/word/2010/wordprocessingGroup" xmlns:wpi="http://schemas.microsoft.com/office/word/2010/wordprocessingInk" xmlns:wne="http://schemas.microsoft.com/office/word/2006/wordml" xmlns:wps="http://schemas.microsoft.com/office/word/2010/wordprocessingShape" mc:Ignorable="w14 w15 w16se w16cid w16 w16cex w16sdtdh w16sdtfl w16du wp14">
+  <w:p>
+    <w:pPr>
+      <w:pStyle w:val="Header"/>
+      <w:jc w:val="center"/>
+    </w:pPr>
+    <w:r>
+      <w:rPr>
+        <w:noProof/>
+      </w:rPr>
+      <w:drawing>
+        <wp:inline distT="0" distB="0" distL="0" distR="0" wp14:anchorId="4BFC61B1" wp14:editId="2C3CA72F">
+          <wp:extent cx="1079500" cy="397510"/>
+          <wp:effectExtent l="0" t="0" r="6350" b="2540"/>
+          <wp:docPr id="964352042" name="Graphic 70"/>
+          <wp:cNvGraphicFramePr>
+            <a:graphicFrameLocks xmlns:a="http://schemas.openxmlformats.org/drawingml/2006/main" noChangeAspect="1"/>
+          </wp:cNvGraphicFramePr>
+          <a:graphic xmlns:a="http://schemas.openxmlformats.org/drawingml/2006/main">
+            <a:graphicData uri="http://schemas.openxmlformats.org/drawingml/2006/picture">
+              <pic:pic xmlns:pic="http://schemas.openxmlformats.org/drawingml/2006/picture">
+                <pic:nvPicPr>
+                  <pic:cNvPr id="964352042" name="Graphic 70"/>
+                  <pic:cNvPicPr>
+                    <a:picLocks noChangeAspect="1"/>
+                  </pic:cNvPicPr>
+                </pic:nvPicPr>
+                <pic:blipFill>
+                  <a:blip r:embed="rId1">
+                    <a:extLst>
+                      <a:ext uri="{96DAC541-7B7A-43D3-8B79-37D633B846F1}">
+                        <asvg:svgBlip xmlns:asvg="http://schemas.microsoft.com/office/drawing/2016/SVG/main" r:embed="rId2"/>
+                      </a:ext>
+                    </a:extLst>
+                  </a:blip>
+                  <a:stretch>
+                    <a:fillRect/>
+                  </a:stretch>
+                </pic:blipFill>
+                <pic:spPr>
+                  <a:xfrm>
+                    <a:off x="0" y="0"/>
+                    <a:ext cx="1079500" cy="397510"/>
+                  </a:xfrm>
+                  <a:prstGeom prst="rect">
+                    <a:avLst/>
+                  </a:prstGeom>
+                </pic:spPr>
+              </pic:pic>
+            </a:graphicData>
+          </a:graphic>
+        </wp:inline>
+      </w:drawing>
+    </w:r>
   </w:p>
 </w:hdr>
 </file>
@@ -52732,18 +51240,6 @@
 </a:theme>
 </file>
 
-<file path=customXml/item1.xml><?xml version="1.0" encoding="utf-8"?>
-<b:Sources xmlns:b="http://schemas.openxmlformats.org/officeDocument/2006/bibliography" xmlns="http://schemas.openxmlformats.org/officeDocument/2006/bibliography" SelectedStyle="\APASixthEditionOfficeOnline.xsl" StyleName="APA" Version="6"/>
-</file>
-
-<file path=customXml/itemProps1.xml><?xml version="1.0" encoding="utf-8"?>
-<ds:datastoreItem xmlns:ds="http://schemas.openxmlformats.org/officeDocument/2006/customXml" ds:itemID="{130CD24B-CA15-4CF9-97CD-13E070DCC0EC}">
-  <ds:schemaRefs>
-    <ds:schemaRef ds:uri="http://schemas.openxmlformats.org/officeDocument/2006/bibliography"/>
-  </ds:schemaRefs>
-</ds:datastoreItem>
-</file>
-
 <file path=docMetadata/LabelInfo.xml><?xml version="1.0" encoding="utf-8"?>
 <clbl:labelList xmlns:clbl="http://schemas.microsoft.com/office/2020/mipLabelMetadata">
   <clbl:label id="{434405ce-9876-44cb-8bd1-5c6c207e0b8f}" enabled="1" method="Privileged" siteId="{86bcf768-7bcf-4cd6-b041-b219988b7a9c}" removed="0"/>

--- a/PP-salygos/templates/SSD_LTEN_BPS.docx
+++ b/PP-salygos/templates/SSD_LTEN_BPS.docx
@@ -48372,7 +48372,7 @@
           <w:sz w:val="18"/>
           <w:szCs w:val="18"/>
         </w:rPr>
-        <w:t xml:space="preserve"> https://eimin.lrv.lt/lt/veiklos-sritys/verslo-aplinka/reglamentuojamu-profesiniu-kvalifikaciju-pripazinimas ir specialiuosius teisės aktus.</w:t>
+        <w:t xml:space="preserve"> https://eimin.lrv.lt/lt/veiklos-sritys/verslo-aplinka/zmogiskuju-istekliu-pletra/reglamentuojamu-profesiniu-kvalifikaciju-pripazinimas/ ir specialiuosius teisės aktus.</w:t>
       </w:r>
     </w:p>
   </w:footnote>

--- a/PP-salygos/templates/SSD_LTEN_BPS.docx
+++ b/PP-salygos/templates/SSD_LTEN_BPS.docx
@@ -8254,7 +8254,7 @@
                 <w:szCs w:val="20"/>
                 <w:lang w:val="en-GB"/>
               </w:rPr>
-              <w:t xml:space="preserve"> as well as the Preliminary Contract</w:t>
+              <w:t xml:space="preserve">as well as the Preliminary Contract</w:t>
             </w:r>
             <w:r>
               <w:rPr>
@@ -11365,7 +11365,7 @@
                 <w:sz w:val="20"/>
                 <w:szCs w:val="20"/>
               </w:rPr>
-              <w:t>Tiekėjas privalo prekes patiekti/paslaugas suteikti/darbus atlikti savo sąskaita,  rizika, priemonėmis ir lėšomis, įsigydamas licencijas, kitą įrangą bei medžiagas, reikalingas Pirkimo dokumentuose nurodytoms prekėms/paslaugoms/darbams.</w:t>
+              <w:t>Tiekėjas privalo prekes patiekti/paslaugas suteikti/darbus atlikti savo sąskaita, rizika, priemonėmis ir lėšomis, įsigydamas licencijas, kitą įrangą bei medžiagas, reikalingas Pirkimo dokumentuose nurodytoms prekėms/paslaugoms/darbams.</w:t>
             </w:r>
           </w:p>
         </w:tc>
@@ -12505,7 +12505,7 @@
                 <w:sz w:val="20"/>
                 <w:szCs w:val="20"/>
               </w:rPr>
-              <w:t xml:space="preserve"> REIKALAVIMAI, SUBTIEKIMAS, RĖMIMASIS KITŲ ŪKIO </w:t>
+              <w:t xml:space="preserve">REIKALAVIMAI, SUBTIEKIMAS, RĖMIMASIS KITŲ ŪKIO </w:t>
             </w:r>
             <w:r>
               <w:rPr>
@@ -13278,7 +13278,7 @@
                 <w:szCs w:val="20"/>
                 <w:lang w:val="en-US"/>
               </w:rPr>
-              <w:t xml:space="preserve"> in the course of the performance of the Contract.  At the time of submitting the </w:t>
+              <w:t xml:space="preserve"> in the course of the performance of the Contract. At the time of submitting the </w:t>
             </w:r>
             <w:r>
               <w:rPr>
@@ -13424,7 +13424,7 @@
                 <w:sz w:val="20"/>
                 <w:szCs w:val="20"/>
               </w:rPr>
-              <w:t xml:space="preserve"> nenurodo Ūkio subjektų, kurių pajėgumais remiamasi, siekiant atitikti Pirkimo sąlygose nustatytus </w:t>
+              <w:t xml:space="preserve">nenurodo Ūkio subjektų, kurių pajėgumais remiamasi, siekiant atitikti Pirkimo sąlygose nustatytus </w:t>
             </w:r>
             <w:r>
               <w:rPr>
@@ -13913,7 +13913,7 @@
                 <w:szCs w:val="20"/>
                 <w:lang w:val="en-US"/>
               </w:rPr>
-              <w:t xml:space="preserve"> i</w:t>
+              <w:t xml:space="preserve">i</w:t>
             </w:r>
             <w:r>
               <w:rPr>
@@ -14021,7 +14021,7 @@
                 <w:szCs w:val="20"/>
                 <w:lang w:val="en-US"/>
               </w:rPr>
-              <w:t xml:space="preserve">bject (will not directly provide part of the services, will not perform part of the works, will not directly contribute to the supply of goods, will not assume joint and several liability for the performance of the Contract or otherwise will not directly participate in the performance of the Contract), (for example, will be only renting the premises,  renting the equipment, etc.), the Supplier is not required to provide the ESPD or the documents </w:t>
+              <w:t xml:space="preserve">bject (will not directly provide part of the services, will not perform part of the works, will not directly contribute to the supply of goods, will not assume joint and several liability for the performance of the Contract or otherwise will not directly participate in the performance of the Contract), (for example, will be only renting the premises, renting the equipment, etc.), the Supplier is not required to provide the ESPD or the documents </w:t>
             </w:r>
             <w:r>
               <w:rPr>
@@ -16961,7 +16961,7 @@
                 <w:szCs w:val="20"/>
                 <w:lang w:val="en-US"/>
               </w:rPr>
-              <w:t xml:space="preserve"> such declaration must be certified by a competent legal or administrative authority, a notary or a competent professional or a commercial organization of  the  country of origin of the Supplier (economic entity on whose capacity the Supplier relies on and/or the </w:t>
+              <w:t xml:space="preserve"> such declaration must be certified by a competent legal or administrative authority, a notary or a competent professional or a commercial organization of the country of origin of the Supplier (economic entity on whose capacity the Supplier relies on and/or the </w:t>
             </w:r>
             <w:r>
               <w:rPr>
@@ -17120,7 +17120,7 @@
                 <w:szCs w:val="20"/>
                 <w:lang w:val="en-US"/>
               </w:rPr>
-              <w:t xml:space="preserve">All the products  (materials used, equipment) supplied by the Supplier, the </w:t>
+              <w:t xml:space="preserve">All the products (materials used, equipment) supplied by the Supplier, the </w:t>
             </w:r>
             <w:r>
               <w:rPr>
@@ -17201,7 +17201,7 @@
                 <w:szCs w:val="20"/>
                 <w:lang w:val="en-US"/>
               </w:rPr>
-              <w:t xml:space="preserve"> from which imports </w:t>
+              <w:t xml:space="preserve">from which imports </w:t>
             </w:r>
             <w:r>
               <w:rPr>
@@ -17228,7 +17228,7 @@
                 <w:szCs w:val="20"/>
                 <w:lang w:val="en-US"/>
               </w:rPr>
-              <w:t>, the member or participant  of which is the Republic of Lithuania</w:t>
+              <w:t>, the member or participant of which is the Republic of Lithuania</w:t>
             </w:r>
             <w:r>
               <w:rPr>
@@ -19578,7 +19578,7 @@
                 <w:sz w:val="20"/>
                 <w:szCs w:val="20"/>
               </w:rPr>
-              <w:t xml:space="preserve">darbo dienos, privalės nurodyti Pasiūlymo konfidencialią informaciją užpildant  </w:t>
+              <w:t xml:space="preserve">darbo dienos, privalės nurodyti Pasiūlymo konfidencialią informaciją užpildant </w:t>
             </w:r>
             <w:r>
               <w:rPr>
@@ -19596,7 +19596,7 @@
                 <w:sz w:val="20"/>
                 <w:szCs w:val="20"/>
               </w:rPr>
-              <w:t xml:space="preserve"> priedą „Konfidenciali informacija“ ir pateikti šios informacijos konfidencialumą patvirtinančius dokumentus.  PĮ 32 straipsnio 2 dalyje nurodyta informacija negali būti laikoma konfidencialia informacija. Jeigu per Perkančiojo subjekto nustatytą terminą Tiekėjas nepateikia užpildyto </w:t>
+              <w:t xml:space="preserve"> priedą „Konfidenciali informacija“ ir pateikti šios informacijos konfidencialumą patvirtinančius dokumentus. PĮ 32 straipsnio 2 dalyje nurodyta informacija negali būti laikoma konfidencialia informacija. Jeigu per Perkančiojo subjekto nustatytą terminą Tiekėjas nepateikia užpildyto </w:t>
             </w:r>
             <w:r>
               <w:rPr>
@@ -21906,7 +21906,7 @@
                 <w:szCs w:val="20"/>
                 <w:lang w:val="en-GB"/>
               </w:rPr>
-              <w:t>The Commission may invite representatives of state and municipal institutions or bodies (except civil servants of political (personal) trust and state politicians), who provided authorisation of the represented entity  to attend the meetings of the Commission as observers. Information on observers participating in the Procurement procedure shall be provided in the SPC.</w:t>
+              <w:t>The Commission may invite representatives of state and municipal institutions or bodies (except civil servants of political (personal) trust and state politicians), who provided authorisation of the represented entity to attend the meetings of the Commission as observers. Information on observers participating in the Procurement procedure shall be provided in the SPC.</w:t>
             </w:r>
           </w:p>
         </w:tc>
@@ -22005,7 +22005,7 @@
                 <w:szCs w:val="20"/>
                 <w:lang w:val="en-GB"/>
               </w:rPr>
-              <w:t>The Initial Tender  submitted by the Supplier shall be rejected and the Supplier shall be excluded from the Procurement procedure if at least one of the following conditions are met:</w:t>
+              <w:t>The Initial Tender submitted by the Supplier shall be rejected and the Supplier shall be excluded from the Procurement procedure if at least one of the following conditions are met:</w:t>
             </w:r>
           </w:p>
         </w:tc>
@@ -23285,7 +23285,7 @@
                 <w:sz w:val="20"/>
                 <w:szCs w:val="20"/>
               </w:rPr>
-              <w:t>Tiekėjui, jo subtiekėjui, ūkio subjektams, kurių pajėgumais remiamasi, tiekėjo siūlomų prekių gamintojui ar juos kontroliuojantiems juridiniams ir (ar) fiziniams  asmenims yra taikomos Jungtinių Tautų saugumo tarybos, Europos Sąjungos, kitų tarptautinių organizacijų, kurių narė yra arba kuriose dalyvauja Lietuvos Respublika bei Jungtinių Amerikos Valstijų sankcijos (ribojamosios priemonės).</w:t>
+              <w:t>Tiekėjui, jo subtiekėjui, ūkio subjektams, kurių pajėgumais remiamasi, tiekėjo siūlomų prekių gamintojui ar juos kontroliuojantiems juridiniams ir (ar) fiziniams asmenims yra taikomos Jungtinių Tautų saugumo tarybos, Europos Sąjungos, kitų tarptautinių organizacijų, kurių narė yra arba kuriose dalyvauja Lietuvos Respublika bei Jungtinių Amerikos Valstijų sankcijos (ribojamosios priemonės).</w:t>
             </w:r>
             <w:bookmarkEnd w:id="72"/>
           </w:p>
@@ -24642,7 +24642,7 @@
                 <w:sz w:val="20"/>
                 <w:szCs w:val="20"/>
               </w:rPr>
-              <w:t xml:space="preserve"> jis turi kreiptis į kompetentingas institucijas ir Tiekėjo </w:t>
+              <w:t xml:space="preserve">jis turi kreiptis į kompetentingas institucijas ir Tiekėjo </w:t>
             </w:r>
             <w:r>
               <w:rPr>
@@ -24716,7 +24716,7 @@
                 <w:szCs w:val="20"/>
                 <w:lang w:val="en-GB"/>
               </w:rPr>
-              <w:t xml:space="preserve"> it must contact the competent authorities and third parties specified in the Supplier’s </w:t>
+              <w:t xml:space="preserve">it must contact the competent authorities and third parties specified in the Supplier’s </w:t>
             </w:r>
             <w:r>
               <w:rPr>
@@ -25157,7 +25157,7 @@
                 <w:sz w:val="20"/>
                 <w:szCs w:val="20"/>
               </w:rPr>
-              <w:t xml:space="preserve"> vadovaujantis Pirkimo sąlygomis, nebus atmesti,  Perkantysis subjektas CVP IS elektroninėmis priemonėmis pakvies dalyvauti Derybose</w:t>
+              <w:t xml:space="preserve"> vadovaujantis Pirkimo sąlygomis, nebus atmesti, Perkantysis subjektas CVP IS elektroninėmis priemonėmis pakvies dalyvauti Derybose</w:t>
             </w:r>
             <w:r>
               <w:rPr>
@@ -25813,7 +25813,7 @@
                 <w:sz w:val="20"/>
                 <w:szCs w:val="20"/>
               </w:rPr>
-              <w:t xml:space="preserve"> pakvietimus į Derybas. Tikslus Derybų laikas ir vieta nurodomi kvietime;</w:t>
+              <w:t xml:space="preserve">pakvietimus į Derybas. Tikslus Derybų laikas ir vieta nurodomi kvietime;</w:t>
             </w:r>
           </w:p>
         </w:tc>
@@ -28048,7 +28048,7 @@
                 <w:szCs w:val="20"/>
                 <w:lang w:val="en-GB"/>
               </w:rPr>
-              <w:t xml:space="preserve"> to attend the meetings of the Commission as observers. Information on observers participating in the Procurement procedure shall be provided in the SPC. </w:t>
+              <w:t xml:space="preserve">to attend the meetings of the Commission as observers. Information on observers participating in the Procurement procedure shall be provided in the SPC. </w:t>
             </w:r>
           </w:p>
         </w:tc>
@@ -28685,7 +28685,7 @@
                 <w:szCs w:val="20"/>
                 <w:lang w:val="en-US"/>
               </w:rPr>
-              <w:t xml:space="preserve"> Qualification</w:t>
+              <w:t xml:space="preserve">Qualification</w:t>
             </w:r>
             <w:r>
               <w:rPr>
@@ -30794,7 +30794,7 @@
                 <w:szCs w:val="20"/>
                 <w:lang w:val="en-GB"/>
               </w:rPr>
-              <w:t>when on the basis of the contract agreement, the circumstances defined in Article of  13 Part 4 (1) the Law on the Protection of Objects of Importance for Ensuring National Security of the Republic of Lithuania deem to arise</w:t>
+              <w:t>when on the basis of the contract agreement, the circumstances defined in Article of 13 Part 4 (1) the Law on the Protection of Objects of Importance for Ensuring National Security of the Republic of Lithuania deem to arise</w:t>
             </w:r>
             <w:r>
               <w:rPr>
@@ -30889,7 +30889,7 @@
                 <w:sz w:val="20"/>
                 <w:szCs w:val="20"/>
               </w:rPr>
-              <w:t>Tiekėjui, jo subtiekėjui, ūkio subjektams, kurių pajėgumais remiamasi, tiekėjo siūlomų prekių gamintojui ar juos kontroliuojantiems juridiniams ir (ar) fiziniams  asmenims yra taikomos Jungtinių Tautų saugumo tarybos, Europos Sąjungos, kitų tarptautinių organizacijų, kurių narė yra arba kuriose dalyvauja Lietuvos Respublika bei Jungtinių Amerikos Valstijų sankcijos (ribojamosios priemonės).</w:t>
+              <w:t>Tiekėjui, jo subtiekėjui, ūkio subjektams, kurių pajėgumais remiamasi, tiekėjo siūlomų prekių gamintojui ar juos kontroliuojantiems juridiniams ir (ar) fiziniams asmenims yra taikomos Jungtinių Tautų saugumo tarybos, Europos Sąjungos, kitų tarptautinių organizacijų, kurių narė yra arba kuriose dalyvauja Lietuvos Respublika bei Jungtinių Amerikos Valstijų sankcijos (ribojamosios priemonės).</w:t>
             </w:r>
           </w:p>
         </w:tc>
@@ -31385,7 +31385,7 @@
                 <w:szCs w:val="20"/>
                 <w:lang w:val="en-GB"/>
               </w:rPr>
-              <w:t xml:space="preserve">Tender submitted by the Supplier shall be rejected and the Supplier shall be excluded from the Procurement procedure if  </w:t>
+              <w:t xml:space="preserve">Tender submitted by the Supplier shall be rejected and the Supplier shall be excluded from the Procurement procedure if </w:t>
             </w:r>
             <w:r>
               <w:rPr>
@@ -32576,7 +32576,7 @@
                 <w:sz w:val="20"/>
                 <w:szCs w:val="20"/>
               </w:rPr>
-              <w:t>iekėjo siūlomų prekių  gamintojas ar juos kontroliuojantys asmenys yra fiziniai asmenys, nuolat gyvenantys VPĮ 92 straipsnio 15 dalyje numatytame sąraše nurodytose valstybėse ar teritorijose arba turintys šių valstybių pilietybę;</w:t>
+              <w:t>iekėjo siūlomų prekių gamintojas ar juos kontroliuojantys asmenys yra fiziniai asmenys, nuolat gyvenantys VPĮ 92 straipsnio 15 dalyje numatytame sąraše nurodytose valstybėse ar teritorijose arba turintys šių valstybių pilietybę;</w:t>
             </w:r>
           </w:p>
         </w:tc>
@@ -32700,7 +32700,7 @@
                 <w:sz w:val="20"/>
                 <w:szCs w:val="20"/>
               </w:rPr>
-              <w:t>prekių  kilmė yra ar paslaugos teikiamos iš VPĮ 92 straipsnio 15 dalyje numatytame sąraše nurodytų valstybių ar teritorijų;</w:t>
+              <w:t>prekių kilmė yra ar paslaugos teikiamos iš VPĮ 92 straipsnio 15 dalyje numatytame sąraše nurodytų valstybių ar teritorijų;</w:t>
             </w:r>
           </w:p>
         </w:tc>
@@ -32734,7 +32734,7 @@
                 <w:szCs w:val="20"/>
                 <w:lang w:val="en-GB"/>
               </w:rPr>
-              <w:t>the goods  originate or the services are provided from countries or territories included in the list provided for in Article 92 (15) of the LPP;</w:t>
+              <w:t>the goods originate or the services are provided from countries or territories included in the list provided for in Article 92 (15) of the LPP;</w:t>
             </w:r>
           </w:p>
         </w:tc>
@@ -37906,7 +37906,7 @@
                 <w:sz w:val="20"/>
                 <w:szCs w:val="20"/>
               </w:rPr>
-              <w:t xml:space="preserve">, Perkantysis subjektas turi galimybę susigrąžinti PVM mokestį, pasiūlymai bus vertinami skaičiuojant kainą be PVM.  Jei, vadovaujantis Lietuvos Respublikos pridėtinės vertės mokesčio įstatymu ir Lietuvos Respublikos pelno mokesčio įstatymu, Perkantysis subjektas galimybės susigrąžinti PVM mokestį neturi, pasiūlymai bus vertinami skaičiuojant kainą su PVM. </w:t>
+              <w:t xml:space="preserve">, Perkantysis subjektas turi galimybę susigrąžinti PVM mokestį, pasiūlymai bus vertinami skaičiuojant kainą be PVM. Jei, vadovaujantis Lietuvos Respublikos pridėtinės vertės mokesčio įstatymu ir Lietuvos Respublikos pelno mokesčio įstatymu, Perkantysis subjektas galimybės susigrąžinti PVM mokestį neturi, pasiūlymai bus vertinami skaičiuojant kainą su PVM. </w:t>
             </w:r>
           </w:p>
         </w:tc>
@@ -37940,7 +37940,7 @@
                 <w:szCs w:val="20"/>
                 <w:lang w:val="en-GB"/>
               </w:rPr>
-              <w:t>When evaluating the price of the Tender, the Contracting Entity will take into account the final amount of funds spent on the Procurement, including the tax obligations (or rights) it acquires as a result of entering into a contract with the winner of the Procurement. If, in accordance with the Law on Value Added Tax  of the Republic of Lithuania</w:t>
+              <w:t>When evaluating the price of the Tender, the Contracting Entity will take into account the final amount of funds spent on the Procurement, including the tax obligations (or rights) it acquires as a result of entering into a contract with the winner of the Procurement. If, in accordance with the Law on Value Added Tax of the Republic of Lithuania</w:t>
             </w:r>
             <w:r>
               <w:rPr>
@@ -38209,7 +38209,7 @@
                 <w:sz w:val="20"/>
                 <w:szCs w:val="20"/>
               </w:rPr>
-              <w:t xml:space="preserve"> arba Galutinį pasiūlymą pateikė tik vienas Tiekėjas</w:t>
+              <w:t xml:space="preserve">arba Galutinį pasiūlymą pateikė tik vienas Tiekėjas</w:t>
             </w:r>
             <w:r>
               <w:rPr>
@@ -40064,7 +40064,7 @@
                 <w:sz w:val="20"/>
                 <w:szCs w:val="20"/>
               </w:rPr>
-              <w:t xml:space="preserve"> ir, jeigu taikoma, kokybės vadybos sistemos ir (arba) aplinkos apsaugos vadybos sistemos standartų reikalavimams, jeigu Perkantysis subjektas turi galimybę susipažinti su šiais dokumentais ar informacija tiesiogiai ir neatlygintinai prisijungęs prie nacionalinės duomenų bazės bet kurioje valstybėje narėje arba naudodamasis CVP IS priemonėmis, arba šiuos dokumentus jau turi iš ankstesnių Pirkimo procedūrų.</w:t>
+              <w:t xml:space="preserve">ir, jeigu taikoma, kokybės vadybos sistemos ir (arba) aplinkos apsaugos vadybos sistemos standartų reikalavimams, jeigu Perkantysis subjektas turi galimybę susipažinti su šiais dokumentais ar informacija tiesiogiai ir neatlygintinai prisijungęs prie nacionalinės duomenų bazės bet kurioje valstybėje narėje arba naudodamasis CVP IS priemonėmis, arba šiuos dokumentus jau turi iš ankstesnių Pirkimo procedūrų.</w:t>
             </w:r>
           </w:p>
         </w:tc>
@@ -40436,7 +40436,7 @@
                 <w:sz w:val="20"/>
                 <w:szCs w:val="20"/>
               </w:rPr>
-              <w:t xml:space="preserve"> </w:t>
+              <w:t xml:space="preserve"/>
             </w:r>
             <w:r>
               <w:rPr>
@@ -42796,7 +42796,7 @@
                 <w:sz w:val="20"/>
                 <w:szCs w:val="20"/>
               </w:rPr>
-              <w:t xml:space="preserve">  elektroninėmis priemonėmis</w:t>
+              <w:t xml:space="preserve"> elektroninėmis priemonėmis</w:t>
             </w:r>
             <w:r>
               <w:rPr>
@@ -44938,7 +44938,7 @@
                 <w:szCs w:val="20"/>
                 <w:lang w:val="en-GB"/>
               </w:rPr>
-              <w:t>The Contract with the Successful Supplier will be concluded no earlier than the expiration of the deferment period, which may not be shorter than  5 working days, and if the notice of the decision to determine the Successful Tender has not been sent by electronic means, it may not be shorter than 15 days.</w:t>
+              <w:t>The Contract with the Successful Supplier will be concluded no earlier than the expiration of the deferment period, which may not be shorter than 5 working days, and if the notice of the decision to determine the Successful Tender has not been sent by electronic means, it may not be shorter than 15 days.</w:t>
             </w:r>
           </w:p>
         </w:tc>
@@ -45722,7 +45722,7 @@
                 <w:sz w:val="20"/>
                 <w:szCs w:val="20"/>
               </w:rPr>
-              <w:t>pateikimo terminą jis pratęs visais atvejais. Perkantysis subjektas turi teisę pratęsti  Pasiūlymų pateikimo terminus ir kitais atvejais.</w:t>
+              <w:t>pateikimo terminą jis pratęs visais atvejais. Perkantysis subjektas turi teisę pratęsti Pasiūlymų pateikimo terminus ir kitais atvejais.</w:t>
             </w:r>
           </w:p>
         </w:tc>
@@ -46583,7 +46583,7 @@
                 <w:szCs w:val="20"/>
                 <w:lang w:val="en-GB"/>
               </w:rPr>
-              <w:t xml:space="preserve"> IS no later than 4 days before the end of the deadline for submission of  </w:t>
+              <w:t xml:space="preserve"> IS no later than 4 days before the end of the deadline for submission of </w:t>
             </w:r>
             <w:r>
               <w:rPr>
@@ -46970,7 +46970,7 @@
                 <w:sz w:val="20"/>
                 <w:szCs w:val="20"/>
               </w:rPr>
-              <w:t>Sutarties  vertė viršija 10 procentų praėjusių finansinių metų metinių Perkančiojo subjekto pajamų;</w:t>
+              <w:t>Sutarties vertė viršija 10 procentų praėjusių finansinių metų metinių Perkančiojo subjekto pajamų;</w:t>
             </w:r>
           </w:p>
         </w:tc>
@@ -47065,7 +47065,7 @@
                 <w:sz w:val="20"/>
                 <w:szCs w:val="20"/>
               </w:rPr>
-              <w:t xml:space="preserve">Pirkimo metu bus keliami reikalavimai dėl Tiekėjų, Subtiekėjų, Ūkio subjektų, kurių pajėgumais remiamasi,  Kvazisubtiekėjų, prekių, paslaugų ar darbų atitikties nacionalinio saugumo interesams; </w:t>
+              <w:t xml:space="preserve">Pirkimo metu bus keliami reikalavimai dėl Tiekėjų, Subtiekėjų, Ūkio subjektų, kurių pajėgumais remiamasi, Kvazisubtiekėjų, prekių, paslaugų ar darbų atitikties nacionalinio saugumo interesams; </w:t>
             </w:r>
           </w:p>
         </w:tc>
@@ -47160,7 +47160,7 @@
                 <w:sz w:val="20"/>
                 <w:szCs w:val="20"/>
               </w:rPr>
-              <w:t>Tiekėjui, Subtiekėjams, Ūkio subjektams, kurių pajėgumais remiamasi, bus suteikiama teisė aptarnauti, gauti prieigą ar kitaip susipažinti su ypatingos svarbos informacinės infrastruktūros valdytojo ar Perkančiojo subjekto  saugumo planuose ar kituose ypatingos svarbos informacinės infrastruktūros valdytojo ar Perkančiojo subjekto  vidaus dokumentuose nustatytomis ryšių ir informacinėmis sistemomis (ar jų dalimis), kurios yra reikšmingos  ypatingos svarbos informacinės infrastruktūros valdytojo ar Perkančiojo subjekto  veiklai, šių ryšių ir informacinių sistemų (ar jų dalių) technologijomis, duomenų bazėmis ar jose esamais duomenimis arba kai yra rizika, kad prie tokių ryšių ir informacinių sistemų (jų dalių) gali gauti prieigą tretieji asmenys arba jiems būtų suteikta teisė aptarnauti ar kitaip susipažinti su tokiomis ryšių ir informacinėmis sistemomis (jų dalimis);</w:t>
+              <w:t>Tiekėjui, Subtiekėjams, Ūkio subjektams, kurių pajėgumais remiamasi, bus suteikiama teisė aptarnauti, gauti prieigą ar kitaip susipažinti su ypatingos svarbos informacinės infrastruktūros valdytojo ar Perkančiojo subjekto saugumo planuose ar kituose ypatingos svarbos informacinės infrastruktūros valdytojo ar Perkančiojo subjekto vidaus dokumentuose nustatytomis ryšių ir informacinėmis sistemomis (ar jų dalimis), kurios yra reikšmingos ypatingos svarbos informacinės infrastruktūros valdytojo ar Perkančiojo subjekto veiklai, šių ryšių ir informacinių sistemų (ar jų dalių) technologijomis, duomenų bazėmis ar jose esamais duomenimis arba kai yra rizika, kad prie tokių ryšių ir informacinių sistemų (jų dalių) gali gauti prieigą tretieji asmenys arba jiems būtų suteikta teisė aptarnauti ar kitaip susipažinti su tokiomis ryšių ir informacinėmis sistemomis (jų dalimis);</w:t>
             </w:r>
           </w:p>
         </w:tc>
@@ -47756,7 +47756,7 @@
                 <w:szCs w:val="20"/>
                 <w:lang w:val="en-GB"/>
               </w:rPr>
-              <w:t>If the Supplier  provides incomplete, inaccurate or false documents or data required for the verification of compliance with the interests of national security, the contracting entity will have the right to ask for these documents or data to be clarified, supplemented or explained within a reasonable time limit established by it. Other competent authorities also have the right to request the Supplier to provide these documents or data.</w:t>
+              <w:t>If the Supplier provides incomplete, inaccurate or false documents or data required for the verification of compliance with the interests of national security, the contracting entity will have the right to ask for these documents or data to be clarified, supplemented or explained within a reasonable time limit established by it. Other competent authorities also have the right to request the Supplier to provide these documents or data.</w:t>
             </w:r>
           </w:p>
         </w:tc>
@@ -47834,7 +47834,7 @@
                 <w:sz w:val="20"/>
                 <w:szCs w:val="20"/>
               </w:rPr>
-              <w:t>, negalės būti pripažįstamas Pirkimą Laimėjusiu Tiekėju ir jo Pasiūlymas bus atmestas  vadovaujantis BPS 1</w:t>
+              <w:t>, negalės būti pripažįstamas Pirkimą Laimėjusiu Tiekėju ir jo Pasiūlymas bus atmestas vadovaujantis BPS 1</w:t>
             </w:r>
             <w:r>
               <w:rPr>

--- a/PP-salygos/templates/SSD_LTEN_BPS.docx
+++ b/PP-salygos/templates/SSD_LTEN_BPS.docx
@@ -4540,7 +4540,7 @@
                 <w:szCs w:val="20"/>
                 <w:lang w:val="en-GB"/>
               </w:rPr>
-              <w:t>relies on</w:t>
+              <w:t>relies</w:t>
             </w:r>
             <w:r>
               <w:rPr>
@@ -7666,7 +7666,7 @@
                 <w:szCs w:val="20"/>
                 <w:lang w:val="en-GB"/>
               </w:rPr>
-              <w:t xml:space="preserve">on whose qualification the Supplier does not rely on to meet the qualification requirements </w:t>
+              <w:t xml:space="preserve">on whose qualification the Supplier does not rely to meet the qualification requirements </w:t>
             </w:r>
             <w:r>
               <w:rPr>
@@ -8809,7 +8809,7 @@
                 <w:szCs w:val="20"/>
                 <w:lang w:val="en-GB"/>
               </w:rPr>
-              <w:t xml:space="preserve">on whose qualification the Supplier relies on to meet the qualification requirements, </w:t>
+              <w:t xml:space="preserve">on whose qualification the Supplier relies to meet the qualification requirements, </w:t>
             </w:r>
             <w:r>
               <w:rPr>
@@ -14354,7 +14354,7 @@
                 <w:szCs w:val="20"/>
                 <w:lang w:val="en-US"/>
               </w:rPr>
-              <w:t xml:space="preserve"> and indicated as the economic entity on whose capacity the Supplier intends to rely on;</w:t>
+              <w:t xml:space="preserve"> and indicated as the economic entity on whose capacity the Supplier intends to rely;</w:t>
             </w:r>
           </w:p>
         </w:tc>
@@ -16925,7 +16925,7 @@
                 <w:szCs w:val="20"/>
                 <w:lang w:val="en-US"/>
               </w:rPr>
-              <w:t xml:space="preserve">ath may be submitted, or an official declaration of the Supplier (the economic entities on whose entities the Supplier relies on, and/or the </w:t>
+              <w:t xml:space="preserve">ath may be submitted, or an official declaration of the Supplier (the economic entities on whose capacities the Supplier relies, and/or the </w:t>
             </w:r>
             <w:r>
               <w:rPr>
@@ -16961,7 +16961,7 @@
                 <w:szCs w:val="20"/>
                 <w:lang w:val="en-US"/>
               </w:rPr>
-              <w:t xml:space="preserve"> such declaration must be certified by a competent legal or administrative authority, a notary or a competent professional or a commercial organization of the country of origin of the Supplier (economic entity on whose capacity the Supplier relies on and/or the </w:t>
+              <w:t xml:space="preserve"> such declaration must be certified by a competent legal or administrative authority, a notary or a competent professional or a commercial organization of the country of origin of the Supplier (economic entity on whose capacity the Supplier relies and/or the </w:t>
             </w:r>
             <w:r>
               <w:rPr>
@@ -17414,7 +17414,7 @@
                 <w:lang w:val="en-US"/>
               </w:rPr>
               <w:lastRenderedPageBreak/>
-              <w:t xml:space="preserve">The qualification as required for the Suppliers, the economic entities on whose capacities the Supplier relies on, also for the </w:t>
+              <w:t xml:space="preserve">The qualification as required for the Suppliers, the economic entities on whose capacities the Supplier relies, also for the </w:t>
             </w:r>
             <w:r>
               <w:rPr>
@@ -23114,7 +23114,7 @@
                 <w:szCs w:val="20"/>
                 <w:lang w:val="en-GB"/>
               </w:rPr>
-              <w:t>The Supplier, the Sub-supplier, a member of the Supplier group or the entity whose capacity is relied on is not registered (or the Supplier, the Sub-supplier, a member of the Supplier group, the economic entity on whose capacities the Supplier relies on, the quasi sub-contractor, a natural person is not a permanent resident or has a citizenship) in a member state of the European Union, North Atlantic in a Member State of the contracting organization or in a third country which is a signatory to the international agreements referred to in Article 29 (4) of the LP (this ground for rejection applies only where such a requirement is imposed on the SPC);</w:t>
+              <w:t>The Supplier, the Sub-supplier, a member of the Supplier group or the entity whose capacity is relied on is not registered (or the Supplier, the Sub-supplier, a member of the Supplier group, the economic entity on whose capacities the Supplier relies, the quasi sub-contractor, a natural person is not a permanent resident or has a citizenship) in a member state of the European Union, North Atlantic in a Member State of the contracting organization or in a third country which is a signatory to the international agreements referred to in Article 29 (4) of the LP (this ground for rejection applies only where such a requirement is imposed on the SPC);</w:t>
             </w:r>
           </w:p>
         </w:tc>
@@ -29244,7 +29244,7 @@
                 <w:szCs w:val="20"/>
                 <w:lang w:val="en-GB"/>
               </w:rPr>
-              <w:t>The Supplier, the Sub-supplier, a member of the Supplier group or the entity whose capacity is relied on is not registered (or the Supplier, the Sub-supplier, a member of the Supplier group, the economic entity on whose capacities the Supplier relies on, the quasi sub-contractor, a natural person is not a permanent resident or has a citizenship) in a member state of the European Union, North Atlantic in a Member State of the contracting organization or in a third country which is a signatory to the international agreements referred to in Article 29 (4) of the LP (this ground for rejection applies only where such a requirement is imposed on the SPC);</w:t>
+              <w:t>The Supplier, the Sub-supplier, a member of the Supplier group or the entity whose capacity is relied on is not registered (or the Supplier, the Sub-supplier, a member of the Supplier group, the economic entity on whose capacities the Supplier relies, the quasi sub-contractor, a natural person is not a permanent resident or has a citizenship) in a member state of the European Union, North Atlantic in a Member State of the contracting organization or in a third country which is a signatory to the international agreements referred to in Article 29 (4) of the LP (this ground for rejection applies only where such a requirement is imposed on the SPC);</w:t>
             </w:r>
           </w:p>
         </w:tc>

--- a/PP-salygos/templates/SSD_LTEN_BPS.docx
+++ b/PP-salygos/templates/SSD_LTEN_BPS.docx
@@ -23078,7 +23078,7 @@
                 <w:sz w:val="20"/>
                 <w:szCs w:val="20"/>
               </w:rPr>
-              <w:t>Jeigu Tiekėjas, Subtiekėjas, Ūkio subjektas, kurio pajėgumais remiamasi, arba Tiekėjų grupės narys nėra registruotas (Tiekėjas, Subtiekėjas, Ūkio subjektas, kurio pajėgumais remiamasi, Tiekėjų grupės narys, Kvazisubtiekėjas, kuris yra fizinis asmuo – nuolat gyvenantis ar turintis pilietybę) Europos Sąjungos valstybėje narėje, Šiaurės Atlanto sutarties organizacijos valstybėje narėje ar trečiojoje šalyje, pasirašiusioje PĮ 29 straipsnio 4 dalyje nurodytus tarptautinius susitarimus (šis atmetimo pagrindas taikomas tik kai toks reikalavimas keliamas SPS);</w:t>
+              <w:t>Jeigu Tiekėjas, Subtiekėjas, Ūkio subjektas, kurio pajėgumais remiamasi, arba Tiekėjų grupės narys nėra registruotas (jeigu Tiekėjas, Subtiekėjas, Ūkio subjektas, kurio pajėgumais remiamasi, Tiekėjų grupės narys ar Kvazisubtiekėjas yra fizinis asmuo – nuolat gyvenantis ar turintis pilietybę) Europos Sąjungos valstybėje narėje, Šiaurės Atlanto sutarties organizacijos valstybėje narėje ar trečiojoje šalyje, pasirašiusioje PĮ 29 straipsnio 4 dalyje nurodytus tarptautinius susitarimus (šis atmetimo pagrindas taikomas tik kai toks reikalavimas keliamas SPS);</w:t>
             </w:r>
             <w:bookmarkEnd w:id="70"/>
           </w:p>
@@ -23285,7 +23285,7 @@
                 <w:sz w:val="20"/>
                 <w:szCs w:val="20"/>
               </w:rPr>
-              <w:t>Tiekėjui, jo subtiekėjui, ūkio subjektams, kurių pajėgumais remiamasi, tiekėjo siūlomų prekių gamintojui ar juos kontroliuojantiems juridiniams ir (ar) fiziniams asmenims yra taikomos Jungtinių Tautų saugumo tarybos, Europos Sąjungos, kitų tarptautinių organizacijų, kurių narė yra arba kuriose dalyvauja Lietuvos Respublika bei Jungtinių Amerikos Valstijų sankcijos (ribojamosios priemonės).</w:t>
+              <w:t>Tiekėjui, jo subtiekėjui, ūkio subjektams, kurių pajėgumais remiamasi, tiekėjo siūlomų prekių gamintojui ar juos kontroliuojantiems juridiniams ir (ar) fiziniams asmenims yra taikomos Jungtinių Tautų saugumo tarybos, Europos Sąjungos, kitų tarptautinių organizacijų, kurių narė yra arba kuriose dalyvauja Lietuvos Respublika, bei Jungtinių Amerikos Valstijų sankcijos (ribojamosios priemonės).</w:t>
             </w:r>
             <w:bookmarkEnd w:id="72"/>
           </w:p>
@@ -29211,7 +29211,7 @@
                 <w:sz w:val="20"/>
                 <w:szCs w:val="20"/>
               </w:rPr>
-              <w:t>Jeigu Tiekėjas, Subtiekėjas, Ūkio subjektas, kurio pajėgumais remiamasi, arba Tiekėjų grupės narys nėra registruotas (Tiekėjas, Subtiekėjas, Ūkio subjektas, kurio pajėgumais remiamasi, Tiekėjų grupės narys, Kvazisubtiekėjas, kuris yra fizinis asmuo – nuolat gyvenantis ar turintis pilietybę) Europos Sąjungos valstybėje narėje, Šiaurės Atlanto sutarties organizacijos valstybėje narėje ar trečiojoje šalyje, pasirašiusioje PĮ 29 straipsnio 4 dalyje nurodytus tarptautinius susitarimus (šis atmetimo pagrindas taikomas tik kai toks reikalavimas keliamas SPS);</w:t>
+              <w:t>Jeigu Tiekėjas, Subtiekėjas, Ūkio subjektas, kurio pajėgumais remiamasi, arba Tiekėjų grupės narys nėra registruotas (jeigu Tiekėjas, Subtiekėjas, Ūkio subjektas, kurio pajėgumais remiamasi, Tiekėjų grupės narys ar Kvazisubtiekėjas yra fizinis asmuo – nuolat gyvenantis ar turintis pilietybę) Europos Sąjungos valstybėje narėje, Šiaurės Atlanto sutarties organizacijos valstybėje narėje ar trečiojoje šalyje, pasirašiusioje PĮ 29 straipsnio 4 dalyje nurodytus tarptautinius susitarimus (šis atmetimo pagrindas taikomas tik kai toks reikalavimas keliamas SPS);</w:t>
             </w:r>
             <w:bookmarkEnd w:id="98"/>
           </w:p>
@@ -30273,7 +30273,7 @@
                 <w:sz w:val="20"/>
                 <w:szCs w:val="20"/>
               </w:rPr>
-              <w:t xml:space="preserve">Pasiūlymą pateikęs Tiekėjas, Perkančiojo subjekto ir/ar kompetentingų institucijų prašymu nepateikė BPS </w:t>
+              <w:t xml:space="preserve">Pasiūlymą pateikęs Tiekėjas Perkančiojo subjekto ir/ar kompetentingų institucijų prašymu nepateikė BPS </w:t>
             </w:r>
             <w:r>
               <w:rPr>
@@ -30889,7 +30889,7 @@
                 <w:sz w:val="20"/>
                 <w:szCs w:val="20"/>
               </w:rPr>
-              <w:t>Tiekėjui, jo subtiekėjui, ūkio subjektams, kurių pajėgumais remiamasi, tiekėjo siūlomų prekių gamintojui ar juos kontroliuojantiems juridiniams ir (ar) fiziniams asmenims yra taikomos Jungtinių Tautų saugumo tarybos, Europos Sąjungos, kitų tarptautinių organizacijų, kurių narė yra arba kuriose dalyvauja Lietuvos Respublika bei Jungtinių Amerikos Valstijų sankcijos (ribojamosios priemonės).</w:t>
+              <w:t>Tiekėjui, jo subtiekėjui, ūkio subjektams, kurių pajėgumais remiamasi, tiekėjo siūlomų prekių gamintojui ar juos kontroliuojantiems juridiniams ir (ar) fiziniams asmenims yra taikomos Jungtinių Tautų saugumo tarybos, Europos Sąjungos, kitų tarptautinių organizacijų, kurių narė yra arba kuriose dalyvauja Lietuvos Respublika, bei Jungtinių Amerikos Valstijų sankcijos (ribojamosios priemonės).</w:t>
             </w:r>
           </w:p>
         </w:tc>

--- a/PP-salygos/templates/SSD_LTEN_BPS.docx
+++ b/PP-salygos/templates/SSD_LTEN_BPS.docx
@@ -46601,7 +46601,7 @@
                 <w:szCs w:val="20"/>
                 <w:lang w:val="en-GB"/>
               </w:rPr>
-              <w:t xml:space="preserve"> . If there is a shorter period between the </w:t>
+              <w:t xml:space="preserve">. If there is a shorter period between the </w:t>
             </w:r>
             <w:r>
               <w:rPr>

--- a/PP-salygos/templates/SSD_LTEN_BPS.docx
+++ b/PP-salygos/templates/SSD_LTEN_BPS.docx
@@ -45567,7 +45567,7 @@
                 <w:szCs w:val="20"/>
                 <w:lang w:val="en-GB"/>
               </w:rPr>
-              <w:t xml:space="preserve"> conditions, if such request is received no later than 6 days before the deadline for submission of Tenders. The Contracting Entity will respond to such requests no later than 4 days before the deadline for submission of Tenders. The application must be submitted by means of CPP IS.</w:t>
+              <w:t xml:space="preserve"> conditions, if such request is received no later than 6 days before the deadline for submission of Tenders. The Contracting Entity will respond to such requests no later than 4 days before the deadline for submission of Tenders. The request must be submitted by means of CPP IS.</w:t>
             </w:r>
           </w:p>
         </w:tc>
